--- a/kordinasi TEFA 6 october - LMS.docx
+++ b/kordinasi TEFA 6 october - LMS.docx
@@ -4,6 +4,7 @@
   <w:body>
     <w:p>
       <w:pPr>
+        <w:ind w:firstLine="720"/>
         <w:rPr>
           <w:rFonts w:ascii="Montserrat" w:cs="Montserrat" w:eastAsia="Montserrat" w:hAnsi="Montserrat"/>
           <w:b w:val="1"/>
@@ -85,7 +86,7 @@
         <w:keepLines w:val="0"/>
         <w:numPr>
           <w:ilvl w:val="0"/>
-          <w:numId w:val="41"/>
+          <w:numId w:val="42"/>
         </w:numPr>
         <w:spacing w:after="0" w:afterAutospacing="0" w:before="280" w:lineRule="auto"/>
         <w:ind w:left="720" w:hanging="360"/>
@@ -115,7 +116,7 @@
         <w:keepLines w:val="0"/>
         <w:numPr>
           <w:ilvl w:val="0"/>
-          <w:numId w:val="85"/>
+          <w:numId w:val="86"/>
         </w:numPr>
         <w:spacing w:after="0" w:afterAutospacing="0" w:before="0" w:beforeAutospacing="0" w:lineRule="auto"/>
         <w:ind w:left="1133.858267716535" w:hanging="360"/>
@@ -145,7 +146,7 @@
         <w:keepLines w:val="0"/>
         <w:numPr>
           <w:ilvl w:val="0"/>
-          <w:numId w:val="85"/>
+          <w:numId w:val="86"/>
         </w:numPr>
         <w:spacing w:after="0" w:afterAutospacing="0" w:before="0" w:beforeAutospacing="0" w:lineRule="auto"/>
         <w:ind w:left="1133.858267716535" w:hanging="360"/>
@@ -175,7 +176,7 @@
         <w:keepLines w:val="0"/>
         <w:numPr>
           <w:ilvl w:val="0"/>
-          <w:numId w:val="85"/>
+          <w:numId w:val="86"/>
         </w:numPr>
         <w:spacing w:after="0" w:afterAutospacing="0" w:before="0" w:beforeAutospacing="0" w:lineRule="auto"/>
         <w:ind w:left="1133.858267716535" w:hanging="360"/>
@@ -205,7 +206,7 @@
         <w:keepLines w:val="0"/>
         <w:numPr>
           <w:ilvl w:val="0"/>
-          <w:numId w:val="85"/>
+          <w:numId w:val="86"/>
         </w:numPr>
         <w:spacing w:after="0" w:afterAutospacing="0" w:before="0" w:beforeAutospacing="0" w:lineRule="auto"/>
         <w:ind w:left="1133.858267716535" w:hanging="360"/>
@@ -237,7 +238,7 @@
       <w:pPr>
         <w:numPr>
           <w:ilvl w:val="0"/>
-          <w:numId w:val="41"/>
+          <w:numId w:val="42"/>
         </w:numPr>
         <w:spacing w:after="0" w:afterAutospacing="0" w:before="0" w:beforeAutospacing="0" w:lineRule="auto"/>
         <w:ind w:left="720" w:hanging="360"/>
@@ -364,7 +365,7 @@
       <w:pPr>
         <w:numPr>
           <w:ilvl w:val="0"/>
-          <w:numId w:val="41"/>
+          <w:numId w:val="42"/>
         </w:numPr>
         <w:spacing w:after="0" w:afterAutospacing="0" w:before="0" w:beforeAutospacing="0" w:lineRule="auto"/>
         <w:ind w:left="720" w:hanging="360"/>
@@ -389,7 +390,7 @@
       <w:pPr>
         <w:numPr>
           <w:ilvl w:val="0"/>
-          <w:numId w:val="93"/>
+          <w:numId w:val="94"/>
         </w:numPr>
         <w:spacing w:after="0" w:afterAutospacing="0" w:before="0" w:beforeAutospacing="0" w:lineRule="auto"/>
         <w:ind w:left="1133.858267716535" w:hanging="360"/>
@@ -414,7 +415,7 @@
       <w:pPr>
         <w:numPr>
           <w:ilvl w:val="0"/>
-          <w:numId w:val="93"/>
+          <w:numId w:val="94"/>
         </w:numPr>
         <w:spacing w:after="0" w:afterAutospacing="0" w:before="0" w:beforeAutospacing="0" w:lineRule="auto"/>
         <w:ind w:left="1133.858267716535" w:hanging="360"/>
@@ -439,7 +440,7 @@
       <w:pPr>
         <w:numPr>
           <w:ilvl w:val="0"/>
-          <w:numId w:val="93"/>
+          <w:numId w:val="94"/>
         </w:numPr>
         <w:spacing w:after="0" w:afterAutospacing="0" w:before="0" w:beforeAutospacing="0" w:lineRule="auto"/>
         <w:ind w:left="1133.858267716535" w:hanging="360"/>
@@ -469,7 +470,7 @@
       <w:pPr>
         <w:numPr>
           <w:ilvl w:val="0"/>
-          <w:numId w:val="41"/>
+          <w:numId w:val="42"/>
         </w:numPr>
         <w:spacing w:after="0" w:afterAutospacing="0" w:before="0" w:beforeAutospacing="0" w:lineRule="auto"/>
         <w:ind w:left="720" w:hanging="360"/>
@@ -494,7 +495,7 @@
       <w:pPr>
         <w:numPr>
           <w:ilvl w:val="0"/>
-          <w:numId w:val="105"/>
+          <w:numId w:val="106"/>
         </w:numPr>
         <w:spacing w:after="0" w:afterAutospacing="0" w:before="0" w:beforeAutospacing="0" w:lineRule="auto"/>
         <w:ind w:left="1133.858267716535" w:hanging="360"/>
@@ -519,7 +520,7 @@
       <w:pPr>
         <w:numPr>
           <w:ilvl w:val="0"/>
-          <w:numId w:val="105"/>
+          <w:numId w:val="106"/>
         </w:numPr>
         <w:spacing w:after="0" w:afterAutospacing="0" w:before="0" w:beforeAutospacing="0" w:lineRule="auto"/>
         <w:ind w:left="1133.858267716535" w:hanging="360"/>
@@ -544,7 +545,7 @@
       <w:pPr>
         <w:numPr>
           <w:ilvl w:val="0"/>
-          <w:numId w:val="105"/>
+          <w:numId w:val="106"/>
         </w:numPr>
         <w:spacing w:after="0" w:afterAutospacing="0" w:before="0" w:beforeAutospacing="0" w:lineRule="auto"/>
         <w:ind w:left="1133.858267716535" w:hanging="360"/>
@@ -574,7 +575,7 @@
       <w:pPr>
         <w:numPr>
           <w:ilvl w:val="0"/>
-          <w:numId w:val="41"/>
+          <w:numId w:val="42"/>
         </w:numPr>
         <w:spacing w:after="0" w:afterAutospacing="0" w:before="0" w:beforeAutospacing="0" w:lineRule="auto"/>
         <w:ind w:left="720" w:hanging="360"/>
@@ -599,7 +600,7 @@
       <w:pPr>
         <w:numPr>
           <w:ilvl w:val="0"/>
-          <w:numId w:val="26"/>
+          <w:numId w:val="27"/>
         </w:numPr>
         <w:spacing w:after="0" w:afterAutospacing="0" w:before="0" w:beforeAutospacing="0" w:lineRule="auto"/>
         <w:ind w:left="1133.858267716535" w:hanging="360"/>
@@ -624,7 +625,7 @@
       <w:pPr>
         <w:numPr>
           <w:ilvl w:val="0"/>
-          <w:numId w:val="26"/>
+          <w:numId w:val="27"/>
         </w:numPr>
         <w:spacing w:after="0" w:afterAutospacing="0" w:before="0" w:beforeAutospacing="0" w:lineRule="auto"/>
         <w:ind w:left="1133.858267716535" w:hanging="360"/>
@@ -649,7 +650,7 @@
       <w:pPr>
         <w:numPr>
           <w:ilvl w:val="0"/>
-          <w:numId w:val="26"/>
+          <w:numId w:val="27"/>
         </w:numPr>
         <w:spacing w:after="0" w:afterAutospacing="0" w:before="0" w:beforeAutospacing="0" w:lineRule="auto"/>
         <w:ind w:left="1133.858267716535" w:hanging="360"/>
@@ -679,7 +680,7 @@
       <w:pPr>
         <w:numPr>
           <w:ilvl w:val="0"/>
-          <w:numId w:val="41"/>
+          <w:numId w:val="42"/>
         </w:numPr>
         <w:spacing w:after="0" w:afterAutospacing="0" w:before="0" w:beforeAutospacing="0" w:lineRule="auto"/>
         <w:ind w:left="720" w:hanging="360"/>
@@ -704,7 +705,7 @@
       <w:pPr>
         <w:numPr>
           <w:ilvl w:val="0"/>
-          <w:numId w:val="44"/>
+          <w:numId w:val="45"/>
         </w:numPr>
         <w:spacing w:after="0" w:afterAutospacing="0" w:before="0" w:beforeAutospacing="0" w:lineRule="auto"/>
         <w:ind w:left="1133.858267716535" w:hanging="360"/>
@@ -729,7 +730,7 @@
       <w:pPr>
         <w:numPr>
           <w:ilvl w:val="0"/>
-          <w:numId w:val="44"/>
+          <w:numId w:val="45"/>
         </w:numPr>
         <w:spacing w:after="240" w:before="0" w:beforeAutospacing="0" w:lineRule="auto"/>
         <w:ind w:left="1133.858267716535" w:hanging="360"/>
@@ -841,7 +842,7 @@
       <w:pPr>
         <w:numPr>
           <w:ilvl w:val="0"/>
-          <w:numId w:val="53"/>
+          <w:numId w:val="54"/>
         </w:numPr>
         <w:spacing w:after="0" w:afterAutospacing="0" w:before="240" w:lineRule="auto"/>
         <w:ind w:left="720" w:hanging="360"/>
@@ -866,7 +867,7 @@
       <w:pPr>
         <w:numPr>
           <w:ilvl w:val="0"/>
-          <w:numId w:val="53"/>
+          <w:numId w:val="54"/>
         </w:numPr>
         <w:spacing w:after="0" w:afterAutospacing="0" w:before="0" w:beforeAutospacing="0" w:lineRule="auto"/>
         <w:ind w:left="720" w:hanging="360"/>
@@ -891,7 +892,7 @@
       <w:pPr>
         <w:numPr>
           <w:ilvl w:val="0"/>
-          <w:numId w:val="53"/>
+          <w:numId w:val="54"/>
         </w:numPr>
         <w:spacing w:after="0" w:afterAutospacing="0" w:before="0" w:beforeAutospacing="0" w:lineRule="auto"/>
         <w:ind w:left="720" w:hanging="360"/>
@@ -916,7 +917,7 @@
       <w:pPr>
         <w:numPr>
           <w:ilvl w:val="0"/>
-          <w:numId w:val="53"/>
+          <w:numId w:val="54"/>
         </w:numPr>
         <w:spacing w:after="0" w:afterAutospacing="0" w:before="0" w:beforeAutospacing="0" w:lineRule="auto"/>
         <w:ind w:left="720" w:hanging="360"/>
@@ -941,7 +942,7 @@
       <w:pPr>
         <w:numPr>
           <w:ilvl w:val="0"/>
-          <w:numId w:val="53"/>
+          <w:numId w:val="54"/>
         </w:numPr>
         <w:spacing w:after="240" w:before="0" w:beforeAutospacing="0" w:lineRule="auto"/>
         <w:ind w:left="720" w:hanging="360"/>
@@ -996,7 +997,7 @@
       <w:pPr>
         <w:numPr>
           <w:ilvl w:val="0"/>
-          <w:numId w:val="18"/>
+          <w:numId w:val="19"/>
         </w:numPr>
         <w:spacing w:after="0" w:afterAutospacing="0" w:before="240" w:lineRule="auto"/>
         <w:ind w:left="720" w:hanging="360"/>
@@ -1041,7 +1042,7 @@
       <w:pPr>
         <w:numPr>
           <w:ilvl w:val="0"/>
-          <w:numId w:val="18"/>
+          <w:numId w:val="19"/>
         </w:numPr>
         <w:spacing w:after="0" w:afterAutospacing="0" w:before="0" w:beforeAutospacing="0" w:lineRule="auto"/>
         <w:ind w:left="720" w:hanging="360"/>
@@ -1066,7 +1067,7 @@
       <w:pPr>
         <w:numPr>
           <w:ilvl w:val="0"/>
-          <w:numId w:val="18"/>
+          <w:numId w:val="19"/>
         </w:numPr>
         <w:spacing w:after="0" w:afterAutospacing="0" w:before="0" w:beforeAutospacing="0" w:lineRule="auto"/>
         <w:ind w:left="720" w:hanging="360"/>
@@ -1091,7 +1092,7 @@
       <w:pPr>
         <w:numPr>
           <w:ilvl w:val="0"/>
-          <w:numId w:val="18"/>
+          <w:numId w:val="19"/>
         </w:numPr>
         <w:spacing w:after="240" w:before="0" w:beforeAutospacing="0" w:lineRule="auto"/>
         <w:ind w:left="720" w:hanging="360"/>
@@ -1146,7 +1147,7 @@
       <w:pPr>
         <w:numPr>
           <w:ilvl w:val="0"/>
-          <w:numId w:val="56"/>
+          <w:numId w:val="57"/>
         </w:numPr>
         <w:spacing w:after="0" w:afterAutospacing="0" w:before="240" w:lineRule="auto"/>
         <w:ind w:left="720" w:hanging="360"/>
@@ -1171,7 +1172,7 @@
       <w:pPr>
         <w:numPr>
           <w:ilvl w:val="0"/>
-          <w:numId w:val="56"/>
+          <w:numId w:val="57"/>
         </w:numPr>
         <w:spacing w:after="0" w:afterAutospacing="0" w:before="0" w:beforeAutospacing="0" w:lineRule="auto"/>
         <w:ind w:left="720" w:hanging="360"/>
@@ -1196,7 +1197,7 @@
       <w:pPr>
         <w:numPr>
           <w:ilvl w:val="0"/>
-          <w:numId w:val="56"/>
+          <w:numId w:val="57"/>
         </w:numPr>
         <w:spacing w:after="0" w:afterAutospacing="0" w:before="0" w:beforeAutospacing="0" w:lineRule="auto"/>
         <w:ind w:left="720" w:hanging="360"/>
@@ -1221,7 +1222,7 @@
       <w:pPr>
         <w:numPr>
           <w:ilvl w:val="0"/>
-          <w:numId w:val="56"/>
+          <w:numId w:val="57"/>
         </w:numPr>
         <w:spacing w:after="240" w:before="0" w:beforeAutospacing="0" w:lineRule="auto"/>
         <w:ind w:left="720" w:hanging="360"/>
@@ -1276,7 +1277,7 @@
       <w:pPr>
         <w:numPr>
           <w:ilvl w:val="0"/>
-          <w:numId w:val="28"/>
+          <w:numId w:val="29"/>
         </w:numPr>
         <w:spacing w:after="0" w:afterAutospacing="0" w:before="240" w:lineRule="auto"/>
         <w:ind w:left="720" w:hanging="360"/>
@@ -1301,7 +1302,7 @@
       <w:pPr>
         <w:numPr>
           <w:ilvl w:val="0"/>
-          <w:numId w:val="28"/>
+          <w:numId w:val="29"/>
         </w:numPr>
         <w:spacing w:after="0" w:afterAutospacing="0" w:before="0" w:beforeAutospacing="0" w:lineRule="auto"/>
         <w:ind w:left="720" w:hanging="360"/>
@@ -1309,24 +1310,35 @@
           <w:rFonts w:ascii="Montserrat" w:cs="Montserrat" w:eastAsia="Montserrat" w:hAnsi="Montserrat"/>
           <w:sz w:val="24"/>
           <w:szCs w:val="24"/>
-          <w:u w:val="none"/>
-        </w:rPr>
-      </w:pPr>
-      <w:r>
-        <w:rPr>
-          <w:rFonts w:ascii="Montserrat" w:cs="Montserrat" w:eastAsia="Montserrat" w:hAnsi="Montserrat"/>
-          <w:sz w:val="24"/>
-          <w:szCs w:val="24"/>
+          <w:highlight w:val="red"/>
+        </w:rPr>
+      </w:pPr>
+      <w:commentRangeStart w:id="0"/>
+      <w:r>
+        <w:rPr>
+          <w:rFonts w:ascii="Montserrat" w:cs="Montserrat" w:eastAsia="Montserrat" w:hAnsi="Montserrat"/>
+          <w:sz w:val="24"/>
+          <w:szCs w:val="24"/>
+          <w:highlight w:val="red"/>
           <w:rtl w:val="0"/>
         </w:rPr>
         <w:t xml:space="preserve">Laporan supervisi program </w:t>
       </w:r>
-    </w:p>
-    <w:p>
-      <w:pPr>
-        <w:numPr>
-          <w:ilvl w:val="0"/>
-          <w:numId w:val="78"/>
+      <w:commentRangeEnd w:id="0"/>
+      <w:r>
+        <w:commentReference w:id="0"/>
+      </w:r>
+      <w:r>
+        <w:rPr>
+          <w:rtl w:val="0"/>
+        </w:rPr>
+      </w:r>
+    </w:p>
+    <w:p>
+      <w:pPr>
+        <w:numPr>
+          <w:ilvl w:val="0"/>
+          <w:numId w:val="79"/>
         </w:numPr>
         <w:spacing w:after="0" w:afterAutospacing="0" w:before="0" w:beforeAutospacing="0" w:lineRule="auto"/>
         <w:ind w:left="1440" w:hanging="360"/>
@@ -1351,7 +1363,7 @@
       <w:pPr>
         <w:numPr>
           <w:ilvl w:val="0"/>
-          <w:numId w:val="112"/>
+          <w:numId w:val="113"/>
         </w:numPr>
         <w:spacing w:after="0" w:afterAutospacing="0" w:before="0" w:beforeAutospacing="0" w:lineRule="auto"/>
         <w:ind w:left="2160" w:hanging="360"/>
@@ -1376,7 +1388,7 @@
       <w:pPr>
         <w:numPr>
           <w:ilvl w:val="0"/>
-          <w:numId w:val="112"/>
+          <w:numId w:val="113"/>
         </w:numPr>
         <w:spacing w:after="0" w:afterAutospacing="0" w:before="0" w:beforeAutospacing="0" w:lineRule="auto"/>
         <w:ind w:left="2160" w:hanging="360"/>
@@ -1401,7 +1413,7 @@
       <w:pPr>
         <w:numPr>
           <w:ilvl w:val="0"/>
-          <w:numId w:val="112"/>
+          <w:numId w:val="113"/>
         </w:numPr>
         <w:spacing w:after="0" w:afterAutospacing="0" w:before="0" w:beforeAutospacing="0" w:lineRule="auto"/>
         <w:ind w:left="2160" w:hanging="360"/>
@@ -1426,7 +1438,7 @@
       <w:pPr>
         <w:numPr>
           <w:ilvl w:val="0"/>
-          <w:numId w:val="112"/>
+          <w:numId w:val="113"/>
         </w:numPr>
         <w:spacing w:after="0" w:afterAutospacing="0" w:before="0" w:beforeAutospacing="0" w:lineRule="auto"/>
         <w:ind w:left="2160" w:hanging="360"/>
@@ -1451,7 +1463,7 @@
       <w:pPr>
         <w:numPr>
           <w:ilvl w:val="0"/>
-          <w:numId w:val="112"/>
+          <w:numId w:val="113"/>
         </w:numPr>
         <w:spacing w:after="0" w:afterAutospacing="0" w:before="0" w:beforeAutospacing="0" w:lineRule="auto"/>
         <w:ind w:left="2160" w:hanging="360"/>
@@ -1476,7 +1488,7 @@
       <w:pPr>
         <w:numPr>
           <w:ilvl w:val="0"/>
-          <w:numId w:val="78"/>
+          <w:numId w:val="79"/>
         </w:numPr>
         <w:spacing w:after="0" w:afterAutospacing="0" w:before="0" w:beforeAutospacing="0" w:lineRule="auto"/>
         <w:ind w:left="1440" w:hanging="360"/>
@@ -1501,7 +1513,7 @@
       <w:pPr>
         <w:numPr>
           <w:ilvl w:val="0"/>
-          <w:numId w:val="80"/>
+          <w:numId w:val="81"/>
         </w:numPr>
         <w:spacing w:after="0" w:afterAutospacing="0" w:before="0" w:beforeAutospacing="0" w:lineRule="auto"/>
         <w:ind w:left="2160" w:hanging="360"/>
@@ -1526,7 +1538,7 @@
       <w:pPr>
         <w:numPr>
           <w:ilvl w:val="0"/>
-          <w:numId w:val="80"/>
+          <w:numId w:val="81"/>
         </w:numPr>
         <w:spacing w:after="0" w:afterAutospacing="0" w:before="0" w:beforeAutospacing="0" w:lineRule="auto"/>
         <w:ind w:left="2160" w:hanging="360"/>
@@ -1551,7 +1563,7 @@
       <w:pPr>
         <w:numPr>
           <w:ilvl w:val="0"/>
-          <w:numId w:val="80"/>
+          <w:numId w:val="81"/>
         </w:numPr>
         <w:spacing w:after="0" w:afterAutospacing="0" w:before="0" w:beforeAutospacing="0" w:lineRule="auto"/>
         <w:ind w:left="2160" w:hanging="360"/>
@@ -1576,7 +1588,7 @@
       <w:pPr>
         <w:numPr>
           <w:ilvl w:val="0"/>
-          <w:numId w:val="78"/>
+          <w:numId w:val="79"/>
         </w:numPr>
         <w:spacing w:after="0" w:afterAutospacing="0" w:before="0" w:beforeAutospacing="0" w:lineRule="auto"/>
         <w:ind w:left="1440" w:hanging="360"/>
@@ -1701,7 +1713,7 @@
       <w:pPr>
         <w:numPr>
           <w:ilvl w:val="0"/>
-          <w:numId w:val="78"/>
+          <w:numId w:val="79"/>
         </w:numPr>
         <w:spacing w:after="0" w:afterAutospacing="0" w:before="0" w:beforeAutospacing="0" w:lineRule="auto"/>
         <w:ind w:left="1440" w:hanging="360"/>
@@ -1726,7 +1738,7 @@
       <w:pPr>
         <w:numPr>
           <w:ilvl w:val="0"/>
-          <w:numId w:val="117"/>
+          <w:numId w:val="119"/>
         </w:numPr>
         <w:spacing w:after="0" w:afterAutospacing="0" w:before="0" w:beforeAutospacing="0" w:lineRule="auto"/>
         <w:ind w:left="2160" w:hanging="360"/>
@@ -1751,7 +1763,7 @@
       <w:pPr>
         <w:numPr>
           <w:ilvl w:val="0"/>
-          <w:numId w:val="117"/>
+          <w:numId w:val="119"/>
         </w:numPr>
         <w:spacing w:after="0" w:afterAutospacing="0" w:before="0" w:beforeAutospacing="0" w:lineRule="auto"/>
         <w:ind w:left="2160" w:hanging="360"/>
@@ -1776,7 +1788,7 @@
       <w:pPr>
         <w:numPr>
           <w:ilvl w:val="0"/>
-          <w:numId w:val="117"/>
+          <w:numId w:val="119"/>
         </w:numPr>
         <w:spacing w:after="0" w:afterAutospacing="0" w:before="0" w:beforeAutospacing="0" w:lineRule="auto"/>
         <w:ind w:left="2160" w:hanging="360"/>
@@ -1801,7 +1813,7 @@
       <w:pPr>
         <w:numPr>
           <w:ilvl w:val="0"/>
-          <w:numId w:val="78"/>
+          <w:numId w:val="79"/>
         </w:numPr>
         <w:spacing w:after="0" w:afterAutospacing="0" w:before="0" w:beforeAutospacing="0" w:lineRule="auto"/>
         <w:ind w:left="1440" w:hanging="360"/>
@@ -1826,7 +1838,7 @@
       <w:pPr>
         <w:numPr>
           <w:ilvl w:val="0"/>
-          <w:numId w:val="25"/>
+          <w:numId w:val="26"/>
         </w:numPr>
         <w:spacing w:after="0" w:afterAutospacing="0" w:before="0" w:beforeAutospacing="0" w:lineRule="auto"/>
         <w:ind w:left="2160" w:hanging="360"/>
@@ -1851,7 +1863,7 @@
       <w:pPr>
         <w:numPr>
           <w:ilvl w:val="0"/>
-          <w:numId w:val="28"/>
+          <w:numId w:val="29"/>
         </w:numPr>
         <w:spacing w:after="0" w:afterAutospacing="0" w:before="0" w:beforeAutospacing="0" w:lineRule="auto"/>
         <w:ind w:left="720" w:hanging="360"/>
@@ -1876,7 +1888,7 @@
       <w:pPr>
         <w:numPr>
           <w:ilvl w:val="0"/>
-          <w:numId w:val="28"/>
+          <w:numId w:val="29"/>
         </w:numPr>
         <w:spacing w:after="0" w:afterAutospacing="0" w:before="0" w:beforeAutospacing="0" w:lineRule="auto"/>
         <w:ind w:left="720" w:hanging="360"/>
@@ -1901,7 +1913,7 @@
       <w:pPr>
         <w:numPr>
           <w:ilvl w:val="0"/>
-          <w:numId w:val="28"/>
+          <w:numId w:val="29"/>
         </w:numPr>
         <w:spacing w:after="240" w:before="0" w:beforeAutospacing="0" w:lineRule="auto"/>
         <w:ind w:left="720" w:hanging="360"/>
@@ -1952,7 +1964,7 @@
       <w:pPr>
         <w:numPr>
           <w:ilvl w:val="0"/>
-          <w:numId w:val="100"/>
+          <w:numId w:val="101"/>
         </w:numPr>
         <w:spacing w:after="0" w:afterAutospacing="0" w:before="240" w:lineRule="auto"/>
         <w:ind w:left="720" w:hanging="360"/>
@@ -1977,7 +1989,7 @@
       <w:pPr>
         <w:numPr>
           <w:ilvl w:val="0"/>
-          <w:numId w:val="100"/>
+          <w:numId w:val="101"/>
         </w:numPr>
         <w:spacing w:after="0" w:afterAutospacing="0" w:before="0" w:beforeAutospacing="0" w:lineRule="auto"/>
         <w:ind w:left="720" w:hanging="360"/>
@@ -2002,7 +2014,7 @@
       <w:pPr>
         <w:numPr>
           <w:ilvl w:val="0"/>
-          <w:numId w:val="100"/>
+          <w:numId w:val="101"/>
         </w:numPr>
         <w:spacing w:after="240" w:before="0" w:beforeAutospacing="0" w:lineRule="auto"/>
         <w:ind w:left="720" w:hanging="360"/>
@@ -2057,7 +2069,7 @@
       <w:pPr>
         <w:numPr>
           <w:ilvl w:val="0"/>
-          <w:numId w:val="94"/>
+          <w:numId w:val="95"/>
         </w:numPr>
         <w:spacing w:after="240" w:before="240" w:lineRule="auto"/>
         <w:ind w:left="720" w:hanging="360"/>
@@ -2178,7 +2190,7 @@
       <w:pPr>
         <w:numPr>
           <w:ilvl w:val="0"/>
-          <w:numId w:val="32"/>
+          <w:numId w:val="33"/>
         </w:numPr>
         <w:spacing w:after="0" w:afterAutospacing="0" w:before="240" w:lineRule="auto"/>
         <w:ind w:left="720" w:hanging="360"/>
@@ -2223,7 +2235,7 @@
       <w:pPr>
         <w:numPr>
           <w:ilvl w:val="0"/>
-          <w:numId w:val="32"/>
+          <w:numId w:val="33"/>
         </w:numPr>
         <w:spacing w:after="0" w:afterAutospacing="0" w:before="0" w:beforeAutospacing="0" w:lineRule="auto"/>
         <w:ind w:left="720" w:hanging="360"/>
@@ -2248,7 +2260,7 @@
       <w:pPr>
         <w:numPr>
           <w:ilvl w:val="0"/>
-          <w:numId w:val="32"/>
+          <w:numId w:val="33"/>
         </w:numPr>
         <w:spacing w:after="0" w:afterAutospacing="0" w:before="0" w:beforeAutospacing="0" w:lineRule="auto"/>
         <w:ind w:left="720" w:hanging="360"/>
@@ -2273,7 +2285,7 @@
       <w:pPr>
         <w:numPr>
           <w:ilvl w:val="0"/>
-          <w:numId w:val="32"/>
+          <w:numId w:val="33"/>
         </w:numPr>
         <w:spacing w:after="0" w:afterAutospacing="0" w:before="0" w:beforeAutospacing="0" w:lineRule="auto"/>
         <w:ind w:left="720" w:hanging="360"/>
@@ -2298,7 +2310,7 @@
       <w:pPr>
         <w:numPr>
           <w:ilvl w:val="0"/>
-          <w:numId w:val="32"/>
+          <w:numId w:val="33"/>
         </w:numPr>
         <w:spacing w:after="240" w:before="0" w:beforeAutospacing="0" w:lineRule="auto"/>
         <w:ind w:left="720" w:hanging="360"/>
@@ -2353,7 +2365,7 @@
       <w:pPr>
         <w:numPr>
           <w:ilvl w:val="0"/>
-          <w:numId w:val="14"/>
+          <w:numId w:val="15"/>
         </w:numPr>
         <w:spacing w:after="0" w:afterAutospacing="0" w:before="240" w:lineRule="auto"/>
         <w:ind w:left="720" w:hanging="360"/>
@@ -2378,7 +2390,7 @@
       <w:pPr>
         <w:numPr>
           <w:ilvl w:val="0"/>
-          <w:numId w:val="14"/>
+          <w:numId w:val="15"/>
         </w:numPr>
         <w:spacing w:after="0" w:afterAutospacing="0" w:before="0" w:beforeAutospacing="0" w:lineRule="auto"/>
         <w:ind w:left="720" w:hanging="360"/>
@@ -2403,7 +2415,7 @@
       <w:pPr>
         <w:numPr>
           <w:ilvl w:val="0"/>
-          <w:numId w:val="14"/>
+          <w:numId w:val="15"/>
         </w:numPr>
         <w:spacing w:after="0" w:afterAutospacing="0" w:before="0" w:beforeAutospacing="0" w:lineRule="auto"/>
         <w:ind w:left="720" w:hanging="360"/>
@@ -2428,7 +2440,7 @@
       <w:pPr>
         <w:numPr>
           <w:ilvl w:val="0"/>
-          <w:numId w:val="14"/>
+          <w:numId w:val="15"/>
         </w:numPr>
         <w:spacing w:after="0" w:afterAutospacing="0" w:before="0" w:beforeAutospacing="0" w:lineRule="auto"/>
         <w:ind w:left="720" w:hanging="360"/>
@@ -2453,7 +2465,7 @@
       <w:pPr>
         <w:numPr>
           <w:ilvl w:val="0"/>
-          <w:numId w:val="14"/>
+          <w:numId w:val="15"/>
         </w:numPr>
         <w:spacing w:after="240" w:before="0" w:beforeAutospacing="0" w:lineRule="auto"/>
         <w:ind w:left="720" w:hanging="360"/>
@@ -2508,7 +2520,7 @@
       <w:pPr>
         <w:numPr>
           <w:ilvl w:val="0"/>
-          <w:numId w:val="70"/>
+          <w:numId w:val="71"/>
         </w:numPr>
         <w:spacing w:after="0" w:afterAutospacing="0" w:before="240" w:lineRule="auto"/>
         <w:ind w:left="720" w:hanging="360"/>
@@ -2533,7 +2545,7 @@
       <w:pPr>
         <w:numPr>
           <w:ilvl w:val="0"/>
-          <w:numId w:val="70"/>
+          <w:numId w:val="71"/>
         </w:numPr>
         <w:spacing w:after="0" w:afterAutospacing="0" w:before="0" w:beforeAutospacing="0" w:lineRule="auto"/>
         <w:ind w:left="720" w:hanging="360"/>
@@ -2618,7 +2630,7 @@
       <w:pPr>
         <w:numPr>
           <w:ilvl w:val="0"/>
-          <w:numId w:val="70"/>
+          <w:numId w:val="71"/>
         </w:numPr>
         <w:spacing w:after="0" w:afterAutospacing="0" w:before="0" w:beforeAutospacing="0" w:lineRule="auto"/>
         <w:ind w:left="720" w:hanging="360"/>
@@ -2643,7 +2655,7 @@
       <w:pPr>
         <w:numPr>
           <w:ilvl w:val="0"/>
-          <w:numId w:val="70"/>
+          <w:numId w:val="71"/>
         </w:numPr>
         <w:spacing w:after="240" w:before="0" w:beforeAutospacing="0" w:lineRule="auto"/>
         <w:ind w:left="720" w:hanging="360"/>
@@ -2698,7 +2710,7 @@
       <w:pPr>
         <w:numPr>
           <w:ilvl w:val="0"/>
-          <w:numId w:val="23"/>
+          <w:numId w:val="24"/>
         </w:numPr>
         <w:spacing w:after="0" w:afterAutospacing="0" w:before="240" w:lineRule="auto"/>
         <w:ind w:left="720" w:hanging="360"/>
@@ -2738,7 +2750,7 @@
       <w:pPr>
         <w:numPr>
           <w:ilvl w:val="0"/>
-          <w:numId w:val="23"/>
+          <w:numId w:val="24"/>
         </w:numPr>
         <w:spacing w:after="0" w:afterAutospacing="0" w:before="0" w:beforeAutospacing="0" w:lineRule="auto"/>
         <w:ind w:left="720" w:hanging="360"/>
@@ -2783,7 +2795,7 @@
       <w:pPr>
         <w:numPr>
           <w:ilvl w:val="0"/>
-          <w:numId w:val="23"/>
+          <w:numId w:val="24"/>
         </w:numPr>
         <w:spacing w:after="0" w:afterAutospacing="0" w:before="0" w:beforeAutospacing="0" w:lineRule="auto"/>
         <w:ind w:left="720" w:hanging="360"/>
@@ -2808,7 +2820,7 @@
       <w:pPr>
         <w:numPr>
           <w:ilvl w:val="0"/>
-          <w:numId w:val="23"/>
+          <w:numId w:val="24"/>
         </w:numPr>
         <w:spacing w:after="240" w:before="0" w:beforeAutospacing="0" w:lineRule="auto"/>
         <w:ind w:left="720" w:hanging="360"/>
@@ -2863,7 +2875,7 @@
       <w:pPr>
         <w:numPr>
           <w:ilvl w:val="0"/>
-          <w:numId w:val="77"/>
+          <w:numId w:val="78"/>
         </w:numPr>
         <w:spacing w:after="0" w:afterAutospacing="0" w:before="240" w:lineRule="auto"/>
         <w:ind w:left="720" w:hanging="360"/>
@@ -2888,7 +2900,7 @@
       <w:pPr>
         <w:numPr>
           <w:ilvl w:val="0"/>
-          <w:numId w:val="77"/>
+          <w:numId w:val="78"/>
         </w:numPr>
         <w:spacing w:after="0" w:afterAutospacing="0" w:before="0" w:beforeAutospacing="0" w:lineRule="auto"/>
         <w:ind w:left="720" w:hanging="360"/>
@@ -2913,7 +2925,7 @@
       <w:pPr>
         <w:numPr>
           <w:ilvl w:val="0"/>
-          <w:numId w:val="77"/>
+          <w:numId w:val="78"/>
         </w:numPr>
         <w:spacing w:after="240" w:before="0" w:beforeAutospacing="0" w:lineRule="auto"/>
         <w:ind w:left="720" w:hanging="360"/>
@@ -2968,7 +2980,7 @@
       <w:pPr>
         <w:numPr>
           <w:ilvl w:val="0"/>
-          <w:numId w:val="95"/>
+          <w:numId w:val="96"/>
         </w:numPr>
         <w:spacing w:after="0" w:afterAutospacing="0" w:before="240" w:lineRule="auto"/>
         <w:ind w:left="720" w:hanging="360"/>
@@ -2993,7 +3005,7 @@
       <w:pPr>
         <w:numPr>
           <w:ilvl w:val="0"/>
-          <w:numId w:val="95"/>
+          <w:numId w:val="96"/>
         </w:numPr>
         <w:spacing w:after="0" w:afterAutospacing="0" w:before="0" w:beforeAutospacing="0" w:lineRule="auto"/>
         <w:ind w:left="720" w:hanging="360"/>
@@ -3018,7 +3030,7 @@
       <w:pPr>
         <w:numPr>
           <w:ilvl w:val="0"/>
-          <w:numId w:val="95"/>
+          <w:numId w:val="96"/>
         </w:numPr>
         <w:spacing w:after="240" w:before="0" w:beforeAutospacing="0" w:lineRule="auto"/>
         <w:ind w:left="720" w:hanging="360"/>
@@ -3113,7 +3125,7 @@
       <w:pPr>
         <w:numPr>
           <w:ilvl w:val="0"/>
-          <w:numId w:val="30"/>
+          <w:numId w:val="31"/>
         </w:numPr>
         <w:spacing w:after="0" w:afterAutospacing="0" w:before="240" w:lineRule="auto"/>
         <w:ind w:left="720" w:hanging="360"/>
@@ -3158,7 +3170,7 @@
       <w:pPr>
         <w:numPr>
           <w:ilvl w:val="0"/>
-          <w:numId w:val="30"/>
+          <w:numId w:val="31"/>
         </w:numPr>
         <w:spacing w:after="0" w:afterAutospacing="0" w:before="0" w:beforeAutospacing="0" w:lineRule="auto"/>
         <w:ind w:left="720" w:hanging="360"/>
@@ -3203,7 +3215,7 @@
       <w:pPr>
         <w:numPr>
           <w:ilvl w:val="0"/>
-          <w:numId w:val="30"/>
+          <w:numId w:val="31"/>
         </w:numPr>
         <w:spacing w:after="0" w:afterAutospacing="0" w:before="0" w:beforeAutospacing="0" w:lineRule="auto"/>
         <w:ind w:left="720" w:hanging="360"/>
@@ -3248,7 +3260,7 @@
       <w:pPr>
         <w:numPr>
           <w:ilvl w:val="0"/>
-          <w:numId w:val="30"/>
+          <w:numId w:val="31"/>
         </w:numPr>
         <w:spacing w:after="0" w:afterAutospacing="0" w:before="0" w:beforeAutospacing="0" w:lineRule="auto"/>
         <w:ind w:left="720" w:hanging="360"/>
@@ -3293,7 +3305,7 @@
       <w:pPr>
         <w:numPr>
           <w:ilvl w:val="0"/>
-          <w:numId w:val="30"/>
+          <w:numId w:val="31"/>
         </w:numPr>
         <w:spacing w:after="240" w:before="0" w:beforeAutospacing="0" w:lineRule="auto"/>
         <w:ind w:left="720" w:hanging="360"/>
@@ -3368,7 +3380,7 @@
       <w:pPr>
         <w:numPr>
           <w:ilvl w:val="0"/>
-          <w:numId w:val="37"/>
+          <w:numId w:val="38"/>
         </w:numPr>
         <w:spacing w:after="0" w:afterAutospacing="0" w:before="240" w:lineRule="auto"/>
         <w:ind w:left="720" w:hanging="360"/>
@@ -3413,7 +3425,7 @@
       <w:pPr>
         <w:numPr>
           <w:ilvl w:val="0"/>
-          <w:numId w:val="37"/>
+          <w:numId w:val="38"/>
         </w:numPr>
         <w:spacing w:after="0" w:afterAutospacing="0" w:before="0" w:beforeAutospacing="0" w:lineRule="auto"/>
         <w:ind w:left="720" w:hanging="360"/>
@@ -3458,7 +3470,7 @@
       <w:pPr>
         <w:numPr>
           <w:ilvl w:val="0"/>
-          <w:numId w:val="37"/>
+          <w:numId w:val="38"/>
         </w:numPr>
         <w:spacing w:after="0" w:afterAutospacing="0" w:before="0" w:beforeAutospacing="0" w:lineRule="auto"/>
         <w:ind w:left="720" w:hanging="360"/>
@@ -3503,7 +3515,7 @@
       <w:pPr>
         <w:numPr>
           <w:ilvl w:val="0"/>
-          <w:numId w:val="37"/>
+          <w:numId w:val="38"/>
         </w:numPr>
         <w:spacing w:after="240" w:before="0" w:beforeAutospacing="0" w:lineRule="auto"/>
         <w:ind w:left="720" w:hanging="360"/>
@@ -3558,7 +3570,7 @@
       <w:pPr>
         <w:numPr>
           <w:ilvl w:val="0"/>
-          <w:numId w:val="96"/>
+          <w:numId w:val="97"/>
         </w:numPr>
         <w:spacing w:after="0" w:afterAutospacing="0" w:before="240" w:lineRule="auto"/>
         <w:ind w:left="720" w:hanging="360"/>
@@ -3603,7 +3615,7 @@
       <w:pPr>
         <w:numPr>
           <w:ilvl w:val="0"/>
-          <w:numId w:val="96"/>
+          <w:numId w:val="97"/>
         </w:numPr>
         <w:spacing w:after="0" w:afterAutospacing="0" w:before="0" w:beforeAutospacing="0" w:lineRule="auto"/>
         <w:ind w:left="720" w:hanging="360"/>
@@ -3648,7 +3660,7 @@
       <w:pPr>
         <w:numPr>
           <w:ilvl w:val="0"/>
-          <w:numId w:val="96"/>
+          <w:numId w:val="97"/>
         </w:numPr>
         <w:spacing w:after="0" w:afterAutospacing="0" w:before="0" w:beforeAutospacing="0" w:lineRule="auto"/>
         <w:ind w:left="720" w:hanging="360"/>
@@ -3693,7 +3705,7 @@
       <w:pPr>
         <w:numPr>
           <w:ilvl w:val="0"/>
-          <w:numId w:val="96"/>
+          <w:numId w:val="97"/>
         </w:numPr>
         <w:spacing w:after="0" w:afterAutospacing="0" w:before="0" w:beforeAutospacing="0" w:lineRule="auto"/>
         <w:ind w:left="720" w:hanging="360"/>
@@ -3738,7 +3750,7 @@
       <w:pPr>
         <w:numPr>
           <w:ilvl w:val="0"/>
-          <w:numId w:val="96"/>
+          <w:numId w:val="97"/>
         </w:numPr>
         <w:spacing w:after="240" w:before="0" w:beforeAutospacing="0" w:lineRule="auto"/>
         <w:ind w:left="720" w:hanging="360"/>
@@ -3793,7 +3805,7 @@
       <w:pPr>
         <w:numPr>
           <w:ilvl w:val="0"/>
-          <w:numId w:val="48"/>
+          <w:numId w:val="49"/>
         </w:numPr>
         <w:spacing w:after="0" w:afterAutospacing="0" w:before="240" w:lineRule="auto"/>
         <w:ind w:left="720" w:hanging="360"/>
@@ -3838,7 +3850,7 @@
       <w:pPr>
         <w:numPr>
           <w:ilvl w:val="0"/>
-          <w:numId w:val="48"/>
+          <w:numId w:val="49"/>
         </w:numPr>
         <w:spacing w:after="0" w:afterAutospacing="0" w:before="0" w:beforeAutospacing="0" w:lineRule="auto"/>
         <w:ind w:left="720" w:hanging="360"/>
@@ -3883,7 +3895,7 @@
       <w:pPr>
         <w:numPr>
           <w:ilvl w:val="0"/>
-          <w:numId w:val="48"/>
+          <w:numId w:val="49"/>
         </w:numPr>
         <w:spacing w:after="0" w:afterAutospacing="0" w:before="0" w:beforeAutospacing="0" w:lineRule="auto"/>
         <w:ind w:left="720" w:hanging="360"/>
@@ -3928,7 +3940,7 @@
       <w:pPr>
         <w:numPr>
           <w:ilvl w:val="0"/>
-          <w:numId w:val="48"/>
+          <w:numId w:val="49"/>
         </w:numPr>
         <w:spacing w:after="240" w:before="0" w:beforeAutospacing="0" w:lineRule="auto"/>
         <w:ind w:left="720" w:hanging="360"/>
@@ -4003,7 +4015,7 @@
       <w:pPr>
         <w:numPr>
           <w:ilvl w:val="0"/>
-          <w:numId w:val="35"/>
+          <w:numId w:val="36"/>
         </w:numPr>
         <w:spacing w:after="0" w:afterAutospacing="0" w:before="240" w:lineRule="auto"/>
         <w:ind w:left="720" w:hanging="360"/>
@@ -4048,7 +4060,7 @@
       <w:pPr>
         <w:numPr>
           <w:ilvl w:val="0"/>
-          <w:numId w:val="35"/>
+          <w:numId w:val="36"/>
         </w:numPr>
         <w:spacing w:after="0" w:afterAutospacing="0" w:before="0" w:beforeAutospacing="0" w:lineRule="auto"/>
         <w:ind w:left="720" w:hanging="360"/>
@@ -4093,7 +4105,7 @@
       <w:pPr>
         <w:numPr>
           <w:ilvl w:val="0"/>
-          <w:numId w:val="35"/>
+          <w:numId w:val="36"/>
         </w:numPr>
         <w:spacing w:after="0" w:afterAutospacing="0" w:before="0" w:beforeAutospacing="0" w:lineRule="auto"/>
         <w:ind w:left="720" w:hanging="360"/>
@@ -4118,7 +4130,7 @@
       <w:pPr>
         <w:numPr>
           <w:ilvl w:val="0"/>
-          <w:numId w:val="35"/>
+          <w:numId w:val="36"/>
         </w:numPr>
         <w:spacing w:after="240" w:before="0" w:beforeAutospacing="0" w:lineRule="auto"/>
         <w:ind w:left="720" w:hanging="360"/>
@@ -4173,7 +4185,7 @@
       <w:pPr>
         <w:numPr>
           <w:ilvl w:val="0"/>
-          <w:numId w:val="20"/>
+          <w:numId w:val="21"/>
         </w:numPr>
         <w:spacing w:after="0" w:afterAutospacing="0" w:before="240" w:lineRule="auto"/>
         <w:ind w:left="720" w:hanging="360"/>
@@ -4218,7 +4230,7 @@
       <w:pPr>
         <w:numPr>
           <w:ilvl w:val="0"/>
-          <w:numId w:val="20"/>
+          <w:numId w:val="21"/>
         </w:numPr>
         <w:spacing w:after="0" w:afterAutospacing="0" w:before="0" w:beforeAutospacing="0" w:lineRule="auto"/>
         <w:ind w:left="720" w:hanging="360"/>
@@ -4263,7 +4275,7 @@
       <w:pPr>
         <w:numPr>
           <w:ilvl w:val="0"/>
-          <w:numId w:val="20"/>
+          <w:numId w:val="21"/>
         </w:numPr>
         <w:spacing w:after="0" w:afterAutospacing="0" w:before="0" w:beforeAutospacing="0" w:lineRule="auto"/>
         <w:ind w:left="720" w:hanging="360"/>
@@ -4308,7 +4320,7 @@
       <w:pPr>
         <w:numPr>
           <w:ilvl w:val="0"/>
-          <w:numId w:val="20"/>
+          <w:numId w:val="21"/>
         </w:numPr>
         <w:spacing w:after="240" w:before="0" w:beforeAutospacing="0" w:lineRule="auto"/>
         <w:ind w:left="720" w:hanging="360"/>
@@ -4383,7 +4395,7 @@
       <w:pPr>
         <w:numPr>
           <w:ilvl w:val="0"/>
-          <w:numId w:val="50"/>
+          <w:numId w:val="51"/>
         </w:numPr>
         <w:spacing w:after="0" w:afterAutospacing="0" w:before="240" w:lineRule="auto"/>
         <w:ind w:left="720" w:hanging="360"/>
@@ -4408,7 +4420,7 @@
       <w:pPr>
         <w:numPr>
           <w:ilvl w:val="0"/>
-          <w:numId w:val="50"/>
+          <w:numId w:val="51"/>
         </w:numPr>
         <w:spacing w:after="0" w:afterAutospacing="0" w:before="0" w:beforeAutospacing="0" w:lineRule="auto"/>
         <w:ind w:left="720" w:hanging="360"/>
@@ -4433,7 +4445,7 @@
       <w:pPr>
         <w:numPr>
           <w:ilvl w:val="0"/>
-          <w:numId w:val="50"/>
+          <w:numId w:val="51"/>
         </w:numPr>
         <w:spacing w:after="0" w:afterAutospacing="0" w:before="0" w:beforeAutospacing="0" w:lineRule="auto"/>
         <w:ind w:left="720" w:hanging="360"/>
@@ -4458,7 +4470,7 @@
       <w:pPr>
         <w:numPr>
           <w:ilvl w:val="0"/>
-          <w:numId w:val="50"/>
+          <w:numId w:val="51"/>
         </w:numPr>
         <w:spacing w:after="240" w:before="0" w:beforeAutospacing="0" w:lineRule="auto"/>
         <w:ind w:left="720" w:hanging="360"/>
@@ -4485,6 +4497,91 @@
           <w:rFonts w:ascii="Montserrat" w:cs="Montserrat" w:eastAsia="Montserrat" w:hAnsi="Montserrat"/>
           <w:sz w:val="24"/>
           <w:szCs w:val="24"/>
+        </w:rPr>
+      </w:pPr>
+      <w:r>
+        <w:rPr>
+          <w:rtl w:val="0"/>
+        </w:rPr>
+      </w:r>
+    </w:p>
+    <w:p>
+      <w:pPr>
+        <w:rPr>
+          <w:rFonts w:ascii="Montserrat" w:cs="Montserrat" w:eastAsia="Montserrat" w:hAnsi="Montserrat"/>
+          <w:b w:val="1"/>
+          <w:bCs w:val="1"/>
+          <w:sz w:val="24"/>
+          <w:szCs w:val="24"/>
+          <w:highlight w:val="yellow"/>
+        </w:rPr>
+      </w:pPr>
+      <w:r>
+        <w:rPr>
+          <w:rtl w:val="0"/>
+        </w:rPr>
+      </w:r>
+    </w:p>
+    <w:p>
+      <w:pPr>
+        <w:rPr>
+          <w:rFonts w:ascii="Montserrat" w:cs="Montserrat" w:eastAsia="Montserrat" w:hAnsi="Montserrat"/>
+          <w:b w:val="1"/>
+          <w:bCs w:val="1"/>
+          <w:sz w:val="24"/>
+          <w:szCs w:val="24"/>
+          <w:highlight w:val="yellow"/>
+        </w:rPr>
+      </w:pPr>
+      <w:r>
+        <w:rPr>
+          <w:rtl w:val="0"/>
+        </w:rPr>
+      </w:r>
+    </w:p>
+    <w:p>
+      <w:pPr>
+        <w:rPr>
+          <w:rFonts w:ascii="Montserrat" w:cs="Montserrat" w:eastAsia="Montserrat" w:hAnsi="Montserrat"/>
+          <w:b w:val="1"/>
+          <w:bCs w:val="1"/>
+          <w:sz w:val="24"/>
+          <w:szCs w:val="24"/>
+          <w:highlight w:val="yellow"/>
+        </w:rPr>
+      </w:pPr>
+      <w:r>
+        <w:rPr>
+          <w:rtl w:val="0"/>
+        </w:rPr>
+      </w:r>
+    </w:p>
+    <w:p>
+      <w:pPr>
+        <w:rPr>
+          <w:rFonts w:ascii="Montserrat" w:cs="Montserrat" w:eastAsia="Montserrat" w:hAnsi="Montserrat"/>
+          <w:b w:val="1"/>
+          <w:bCs w:val="1"/>
+          <w:sz w:val="24"/>
+          <w:szCs w:val="24"/>
+          <w:highlight w:val="yellow"/>
+        </w:rPr>
+      </w:pPr>
+      <w:r>
+        <w:rPr>
+          <w:rtl w:val="0"/>
+        </w:rPr>
+      </w:r>
+    </w:p>
+    <w:p>
+      <w:pPr>
+        <w:rPr>
+          <w:rFonts w:ascii="Montserrat" w:cs="Montserrat" w:eastAsia="Montserrat" w:hAnsi="Montserrat"/>
+          <w:b w:val="1"/>
+          <w:bCs w:val="1"/>
+          <w:sz w:val="24"/>
+          <w:szCs w:val="24"/>
+          <w:highlight w:val="yellow"/>
         </w:rPr>
       </w:pPr>
       <w:r>
@@ -4551,7 +4648,7 @@
       <w:pPr>
         <w:numPr>
           <w:ilvl w:val="0"/>
-          <w:numId w:val="49"/>
+          <w:numId w:val="50"/>
         </w:numPr>
         <w:spacing w:after="0" w:afterAutospacing="0" w:before="240" w:lineRule="auto"/>
         <w:ind w:left="720" w:hanging="360"/>
@@ -4596,7 +4693,7 @@
       <w:pPr>
         <w:numPr>
           <w:ilvl w:val="0"/>
-          <w:numId w:val="49"/>
+          <w:numId w:val="50"/>
         </w:numPr>
         <w:spacing w:after="0" w:afterAutospacing="0" w:before="0" w:beforeAutospacing="0" w:lineRule="auto"/>
         <w:ind w:left="720" w:hanging="360"/>
@@ -4661,7 +4758,7 @@
       <w:pPr>
         <w:numPr>
           <w:ilvl w:val="0"/>
-          <w:numId w:val="49"/>
+          <w:numId w:val="50"/>
         </w:numPr>
         <w:spacing w:after="0" w:afterAutospacing="0" w:before="0" w:beforeAutospacing="0" w:lineRule="auto"/>
         <w:ind w:left="720" w:hanging="360"/>
@@ -4686,7 +4783,7 @@
       <w:pPr>
         <w:numPr>
           <w:ilvl w:val="0"/>
-          <w:numId w:val="49"/>
+          <w:numId w:val="50"/>
         </w:numPr>
         <w:spacing w:after="0" w:afterAutospacing="0" w:before="0" w:beforeAutospacing="0" w:lineRule="auto"/>
         <w:ind w:left="720" w:hanging="360"/>
@@ -4731,7 +4828,7 @@
       <w:pPr>
         <w:numPr>
           <w:ilvl w:val="0"/>
-          <w:numId w:val="49"/>
+          <w:numId w:val="50"/>
         </w:numPr>
         <w:spacing w:after="240" w:before="0" w:beforeAutospacing="0" w:lineRule="auto"/>
         <w:ind w:left="720" w:hanging="360"/>
@@ -4806,7 +4903,7 @@
       <w:pPr>
         <w:numPr>
           <w:ilvl w:val="0"/>
-          <w:numId w:val="17"/>
+          <w:numId w:val="18"/>
         </w:numPr>
         <w:spacing w:after="0" w:afterAutospacing="0" w:before="240" w:lineRule="auto"/>
         <w:ind w:left="720" w:hanging="360"/>
@@ -4851,7 +4948,7 @@
       <w:pPr>
         <w:numPr>
           <w:ilvl w:val="0"/>
-          <w:numId w:val="17"/>
+          <w:numId w:val="18"/>
         </w:numPr>
         <w:spacing w:after="0" w:afterAutospacing="0" w:before="0" w:beforeAutospacing="0" w:lineRule="auto"/>
         <w:ind w:left="720" w:hanging="360"/>
@@ -4896,7 +4993,7 @@
       <w:pPr>
         <w:numPr>
           <w:ilvl w:val="0"/>
-          <w:numId w:val="17"/>
+          <w:numId w:val="18"/>
         </w:numPr>
         <w:spacing w:after="0" w:afterAutospacing="0" w:before="0" w:beforeAutospacing="0" w:lineRule="auto"/>
         <w:ind w:left="720" w:hanging="360"/>
@@ -4941,7 +5038,7 @@
       <w:pPr>
         <w:numPr>
           <w:ilvl w:val="0"/>
-          <w:numId w:val="17"/>
+          <w:numId w:val="18"/>
         </w:numPr>
         <w:spacing w:after="0" w:afterAutospacing="0" w:before="0" w:beforeAutospacing="0" w:lineRule="auto"/>
         <w:ind w:left="720" w:hanging="360"/>
@@ -4977,7 +5074,7 @@
       <w:pPr>
         <w:numPr>
           <w:ilvl w:val="0"/>
-          <w:numId w:val="17"/>
+          <w:numId w:val="18"/>
         </w:numPr>
         <w:spacing w:after="240" w:before="0" w:beforeAutospacing="0" w:lineRule="auto"/>
         <w:ind w:left="720" w:hanging="360"/>
@@ -5052,7 +5149,7 @@
       <w:pPr>
         <w:numPr>
           <w:ilvl w:val="0"/>
-          <w:numId w:val="54"/>
+          <w:numId w:val="55"/>
         </w:numPr>
         <w:spacing w:after="0" w:afterAutospacing="0" w:before="240" w:lineRule="auto"/>
         <w:ind w:left="720" w:hanging="360"/>
@@ -5097,7 +5194,7 @@
       <w:pPr>
         <w:numPr>
           <w:ilvl w:val="0"/>
-          <w:numId w:val="54"/>
+          <w:numId w:val="55"/>
         </w:numPr>
         <w:spacing w:after="0" w:afterAutospacing="0" w:before="0" w:beforeAutospacing="0" w:lineRule="auto"/>
         <w:ind w:left="720" w:hanging="360"/>
@@ -5122,7 +5219,7 @@
       <w:pPr>
         <w:numPr>
           <w:ilvl w:val="0"/>
-          <w:numId w:val="54"/>
+          <w:numId w:val="55"/>
         </w:numPr>
         <w:spacing w:after="0" w:afterAutospacing="0" w:before="0" w:beforeAutospacing="0" w:lineRule="auto"/>
         <w:ind w:left="720" w:hanging="360"/>
@@ -5167,7 +5264,7 @@
       <w:pPr>
         <w:numPr>
           <w:ilvl w:val="0"/>
-          <w:numId w:val="54"/>
+          <w:numId w:val="55"/>
         </w:numPr>
         <w:spacing w:after="240" w:before="0" w:beforeAutospacing="0" w:lineRule="auto"/>
         <w:ind w:left="720" w:hanging="360"/>
@@ -5222,7 +5319,7 @@
       <w:pPr>
         <w:numPr>
           <w:ilvl w:val="0"/>
-          <w:numId w:val="10"/>
+          <w:numId w:val="11"/>
         </w:numPr>
         <w:spacing w:after="0" w:afterAutospacing="0" w:before="240" w:lineRule="auto"/>
         <w:ind w:left="720" w:hanging="360"/>
@@ -5267,7 +5364,7 @@
       <w:pPr>
         <w:numPr>
           <w:ilvl w:val="0"/>
-          <w:numId w:val="10"/>
+          <w:numId w:val="11"/>
         </w:numPr>
         <w:spacing w:after="0" w:afterAutospacing="0" w:before="0" w:beforeAutospacing="0" w:lineRule="auto"/>
         <w:ind w:left="720" w:hanging="360"/>
@@ -5312,7 +5409,7 @@
       <w:pPr>
         <w:numPr>
           <w:ilvl w:val="0"/>
-          <w:numId w:val="10"/>
+          <w:numId w:val="11"/>
         </w:numPr>
         <w:spacing w:after="0" w:afterAutospacing="0" w:before="0" w:beforeAutospacing="0" w:lineRule="auto"/>
         <w:ind w:left="720" w:hanging="360"/>
@@ -5357,7 +5454,7 @@
       <w:pPr>
         <w:numPr>
           <w:ilvl w:val="0"/>
-          <w:numId w:val="10"/>
+          <w:numId w:val="11"/>
         </w:numPr>
         <w:spacing w:after="240" w:before="0" w:beforeAutospacing="0" w:lineRule="auto"/>
         <w:ind w:left="720" w:hanging="360"/>
@@ -5412,7 +5509,7 @@
       <w:pPr>
         <w:numPr>
           <w:ilvl w:val="0"/>
-          <w:numId w:val="42"/>
+          <w:numId w:val="43"/>
         </w:numPr>
         <w:spacing w:after="0" w:afterAutospacing="0" w:before="240" w:lineRule="auto"/>
         <w:ind w:left="720" w:hanging="360"/>
@@ -5457,7 +5554,7 @@
       <w:pPr>
         <w:numPr>
           <w:ilvl w:val="0"/>
-          <w:numId w:val="42"/>
+          <w:numId w:val="43"/>
         </w:numPr>
         <w:spacing w:after="0" w:afterAutospacing="0" w:before="0" w:beforeAutospacing="0" w:lineRule="auto"/>
         <w:ind w:left="720" w:hanging="360"/>
@@ -5502,7 +5599,7 @@
       <w:pPr>
         <w:numPr>
           <w:ilvl w:val="0"/>
-          <w:numId w:val="42"/>
+          <w:numId w:val="43"/>
         </w:numPr>
         <w:spacing w:after="0" w:afterAutospacing="0" w:before="0" w:beforeAutospacing="0" w:lineRule="auto"/>
         <w:ind w:left="720" w:hanging="360"/>
@@ -5547,7 +5644,7 @@
       <w:pPr>
         <w:numPr>
           <w:ilvl w:val="0"/>
-          <w:numId w:val="42"/>
+          <w:numId w:val="43"/>
         </w:numPr>
         <w:spacing w:after="240" w:before="0" w:beforeAutospacing="0" w:lineRule="auto"/>
         <w:ind w:left="720" w:hanging="360"/>
@@ -5602,7 +5699,7 @@
       <w:pPr>
         <w:numPr>
           <w:ilvl w:val="0"/>
-          <w:numId w:val="9"/>
+          <w:numId w:val="10"/>
         </w:numPr>
         <w:spacing w:after="0" w:afterAutospacing="0" w:before="240" w:lineRule="auto"/>
         <w:ind w:left="720" w:hanging="360"/>
@@ -5627,7 +5724,7 @@
       <w:pPr>
         <w:numPr>
           <w:ilvl w:val="0"/>
-          <w:numId w:val="9"/>
+          <w:numId w:val="10"/>
         </w:numPr>
         <w:spacing w:after="0" w:afterAutospacing="0" w:before="0" w:beforeAutospacing="0" w:lineRule="auto"/>
         <w:ind w:left="720" w:hanging="360"/>
@@ -5652,7 +5749,7 @@
       <w:pPr>
         <w:numPr>
           <w:ilvl w:val="0"/>
-          <w:numId w:val="9"/>
+          <w:numId w:val="10"/>
         </w:numPr>
         <w:spacing w:after="0" w:afterAutospacing="0" w:before="0" w:beforeAutospacing="0" w:lineRule="auto"/>
         <w:ind w:left="720" w:hanging="360"/>
@@ -5677,7 +5774,7 @@
       <w:pPr>
         <w:numPr>
           <w:ilvl w:val="0"/>
-          <w:numId w:val="9"/>
+          <w:numId w:val="10"/>
         </w:numPr>
         <w:spacing w:after="240" w:before="0" w:beforeAutospacing="0" w:lineRule="auto"/>
         <w:ind w:left="720" w:hanging="360"/>
@@ -5761,7 +5858,7 @@
       <w:pPr>
         <w:numPr>
           <w:ilvl w:val="0"/>
-          <w:numId w:val="92"/>
+          <w:numId w:val="93"/>
         </w:numPr>
         <w:spacing w:after="0" w:afterAutospacing="0" w:before="240" w:lineRule="auto"/>
         <w:ind w:left="720" w:hanging="360"/>
@@ -5806,7 +5903,7 @@
       <w:pPr>
         <w:numPr>
           <w:ilvl w:val="0"/>
-          <w:numId w:val="92"/>
+          <w:numId w:val="93"/>
         </w:numPr>
         <w:spacing w:after="0" w:afterAutospacing="0" w:before="0" w:beforeAutospacing="0" w:lineRule="auto"/>
         <w:ind w:left="720" w:hanging="360"/>
@@ -5842,7 +5939,7 @@
       <w:pPr>
         <w:numPr>
           <w:ilvl w:val="0"/>
-          <w:numId w:val="92"/>
+          <w:numId w:val="93"/>
         </w:numPr>
         <w:spacing w:after="0" w:afterAutospacing="0" w:before="0" w:beforeAutospacing="0" w:lineRule="auto"/>
         <w:ind w:left="720" w:hanging="360"/>
@@ -5887,7 +5984,7 @@
       <w:pPr>
         <w:numPr>
           <w:ilvl w:val="0"/>
-          <w:numId w:val="92"/>
+          <w:numId w:val="93"/>
         </w:numPr>
         <w:spacing w:after="0" w:afterAutospacing="0" w:before="0" w:beforeAutospacing="0" w:lineRule="auto"/>
         <w:ind w:left="720" w:hanging="360"/>
@@ -5923,7 +6020,7 @@
       <w:pPr>
         <w:numPr>
           <w:ilvl w:val="0"/>
-          <w:numId w:val="92"/>
+          <w:numId w:val="93"/>
         </w:numPr>
         <w:spacing w:after="0" w:afterAutospacing="0" w:before="0" w:beforeAutospacing="0" w:lineRule="auto"/>
         <w:ind w:left="720" w:hanging="360"/>
@@ -5968,7 +6065,7 @@
       <w:pPr>
         <w:numPr>
           <w:ilvl w:val="0"/>
-          <w:numId w:val="92"/>
+          <w:numId w:val="93"/>
         </w:numPr>
         <w:spacing w:after="240" w:before="0" w:beforeAutospacing="0" w:lineRule="auto"/>
         <w:ind w:left="720" w:hanging="360"/>
@@ -6224,7 +6321,7 @@
       <w:pPr>
         <w:numPr>
           <w:ilvl w:val="0"/>
-          <w:numId w:val="16"/>
+          <w:numId w:val="17"/>
         </w:numPr>
         <w:spacing w:after="0" w:afterAutospacing="0" w:before="240" w:lineRule="auto"/>
         <w:ind w:left="720" w:hanging="360"/>
@@ -6269,7 +6366,7 @@
       <w:pPr>
         <w:numPr>
           <w:ilvl w:val="0"/>
-          <w:numId w:val="16"/>
+          <w:numId w:val="17"/>
         </w:numPr>
         <w:spacing w:after="0" w:afterAutospacing="0" w:before="0" w:beforeAutospacing="0" w:lineRule="auto"/>
         <w:ind w:left="720" w:hanging="360"/>
@@ -6305,7 +6402,7 @@
       <w:pPr>
         <w:numPr>
           <w:ilvl w:val="0"/>
-          <w:numId w:val="16"/>
+          <w:numId w:val="17"/>
         </w:numPr>
         <w:spacing w:after="0" w:afterAutospacing="0" w:before="0" w:beforeAutospacing="0" w:lineRule="auto"/>
         <w:ind w:left="720" w:hanging="360"/>
@@ -6341,7 +6438,7 @@
       <w:pPr>
         <w:numPr>
           <w:ilvl w:val="0"/>
-          <w:numId w:val="16"/>
+          <w:numId w:val="17"/>
         </w:numPr>
         <w:spacing w:after="0" w:afterAutospacing="0" w:before="0" w:beforeAutospacing="0" w:lineRule="auto"/>
         <w:ind w:left="720" w:hanging="360"/>
@@ -6386,7 +6483,7 @@
       <w:pPr>
         <w:numPr>
           <w:ilvl w:val="0"/>
-          <w:numId w:val="16"/>
+          <w:numId w:val="17"/>
         </w:numPr>
         <w:spacing w:after="0" w:afterAutospacing="0" w:before="0" w:beforeAutospacing="0" w:lineRule="auto"/>
         <w:ind w:left="720" w:hanging="360"/>
@@ -6431,7 +6528,7 @@
       <w:pPr>
         <w:numPr>
           <w:ilvl w:val="0"/>
-          <w:numId w:val="16"/>
+          <w:numId w:val="17"/>
         </w:numPr>
         <w:spacing w:after="240" w:before="0" w:beforeAutospacing="0" w:lineRule="auto"/>
         <w:ind w:left="720" w:hanging="360"/>
@@ -6506,7 +6603,7 @@
       <w:pPr>
         <w:numPr>
           <w:ilvl w:val="0"/>
-          <w:numId w:val="76"/>
+          <w:numId w:val="77"/>
         </w:numPr>
         <w:spacing w:after="0" w:afterAutospacing="0" w:before="240" w:lineRule="auto"/>
         <w:ind w:left="720" w:hanging="360"/>
@@ -6551,7 +6648,7 @@
       <w:pPr>
         <w:numPr>
           <w:ilvl w:val="0"/>
-          <w:numId w:val="76"/>
+          <w:numId w:val="77"/>
         </w:numPr>
         <w:spacing w:after="0" w:afterAutospacing="0" w:before="0" w:beforeAutospacing="0" w:lineRule="auto"/>
         <w:ind w:left="720" w:hanging="360"/>
@@ -6576,7 +6673,7 @@
       <w:pPr>
         <w:numPr>
           <w:ilvl w:val="0"/>
-          <w:numId w:val="76"/>
+          <w:numId w:val="77"/>
         </w:numPr>
         <w:spacing w:after="0" w:afterAutospacing="0" w:before="0" w:beforeAutospacing="0" w:lineRule="auto"/>
         <w:ind w:left="720" w:hanging="360"/>
@@ -6621,7 +6718,7 @@
       <w:pPr>
         <w:numPr>
           <w:ilvl w:val="0"/>
-          <w:numId w:val="76"/>
+          <w:numId w:val="77"/>
         </w:numPr>
         <w:spacing w:after="0" w:afterAutospacing="0" w:before="0" w:beforeAutospacing="0" w:lineRule="auto"/>
         <w:ind w:left="720" w:hanging="360"/>
@@ -6646,7 +6743,7 @@
       <w:pPr>
         <w:numPr>
           <w:ilvl w:val="0"/>
-          <w:numId w:val="76"/>
+          <w:numId w:val="77"/>
         </w:numPr>
         <w:spacing w:after="240" w:before="0" w:beforeAutospacing="0" w:lineRule="auto"/>
         <w:ind w:left="720" w:hanging="360"/>
@@ -6701,7 +6798,7 @@
       <w:pPr>
         <w:numPr>
           <w:ilvl w:val="0"/>
-          <w:numId w:val="111"/>
+          <w:numId w:val="112"/>
         </w:numPr>
         <w:spacing w:after="0" w:afterAutospacing="0" w:before="240" w:lineRule="auto"/>
         <w:ind w:left="720" w:hanging="360"/>
@@ -6746,7 +6843,7 @@
       <w:pPr>
         <w:numPr>
           <w:ilvl w:val="0"/>
-          <w:numId w:val="111"/>
+          <w:numId w:val="112"/>
         </w:numPr>
         <w:spacing w:after="0" w:afterAutospacing="0" w:before="0" w:beforeAutospacing="0" w:lineRule="auto"/>
         <w:ind w:left="720" w:hanging="360"/>
@@ -6771,7 +6868,7 @@
       <w:pPr>
         <w:numPr>
           <w:ilvl w:val="0"/>
-          <w:numId w:val="111"/>
+          <w:numId w:val="112"/>
         </w:numPr>
         <w:spacing w:after="0" w:afterAutospacing="0" w:before="0" w:beforeAutospacing="0" w:lineRule="auto"/>
         <w:ind w:left="720" w:hanging="360"/>
@@ -6816,7 +6913,7 @@
       <w:pPr>
         <w:numPr>
           <w:ilvl w:val="0"/>
-          <w:numId w:val="111"/>
+          <w:numId w:val="112"/>
         </w:numPr>
         <w:spacing w:after="0" w:afterAutospacing="0" w:before="0" w:beforeAutospacing="0" w:lineRule="auto"/>
         <w:ind w:left="720" w:hanging="360"/>
@@ -6861,7 +6958,7 @@
       <w:pPr>
         <w:numPr>
           <w:ilvl w:val="0"/>
-          <w:numId w:val="111"/>
+          <w:numId w:val="112"/>
         </w:numPr>
         <w:spacing w:after="240" w:before="0" w:beforeAutospacing="0" w:lineRule="auto"/>
         <w:ind w:left="720" w:hanging="360"/>
@@ -6936,7 +7033,7 @@
       <w:pPr>
         <w:numPr>
           <w:ilvl w:val="0"/>
-          <w:numId w:val="52"/>
+          <w:numId w:val="53"/>
         </w:numPr>
         <w:spacing w:after="0" w:afterAutospacing="0" w:before="240" w:lineRule="auto"/>
         <w:ind w:left="720" w:hanging="360"/>
@@ -6981,7 +7078,7 @@
       <w:pPr>
         <w:numPr>
           <w:ilvl w:val="0"/>
-          <w:numId w:val="52"/>
+          <w:numId w:val="53"/>
         </w:numPr>
         <w:spacing w:after="0" w:afterAutospacing="0" w:before="0" w:beforeAutospacing="0" w:lineRule="auto"/>
         <w:ind w:left="720" w:hanging="360"/>
@@ -7026,7 +7123,7 @@
       <w:pPr>
         <w:numPr>
           <w:ilvl w:val="0"/>
-          <w:numId w:val="52"/>
+          <w:numId w:val="53"/>
         </w:numPr>
         <w:spacing w:after="0" w:afterAutospacing="0" w:before="0" w:beforeAutospacing="0" w:lineRule="auto"/>
         <w:ind w:left="720" w:hanging="360"/>
@@ -7071,7 +7168,7 @@
       <w:pPr>
         <w:numPr>
           <w:ilvl w:val="0"/>
-          <w:numId w:val="52"/>
+          <w:numId w:val="53"/>
         </w:numPr>
         <w:spacing w:after="240" w:before="0" w:beforeAutospacing="0" w:lineRule="auto"/>
         <w:ind w:left="720" w:hanging="360"/>
@@ -7146,7 +7243,7 @@
       <w:pPr>
         <w:numPr>
           <w:ilvl w:val="0"/>
-          <w:numId w:val="47"/>
+          <w:numId w:val="48"/>
         </w:numPr>
         <w:spacing w:after="0" w:afterAutospacing="0" w:before="240" w:lineRule="auto"/>
         <w:ind w:left="720" w:hanging="360"/>
@@ -7171,7 +7268,7 @@
       <w:pPr>
         <w:numPr>
           <w:ilvl w:val="0"/>
-          <w:numId w:val="47"/>
+          <w:numId w:val="48"/>
         </w:numPr>
         <w:spacing w:after="0" w:afterAutospacing="0" w:before="0" w:beforeAutospacing="0" w:lineRule="auto"/>
         <w:ind w:left="720" w:hanging="360"/>
@@ -7196,7 +7293,7 @@
       <w:pPr>
         <w:numPr>
           <w:ilvl w:val="0"/>
-          <w:numId w:val="47"/>
+          <w:numId w:val="48"/>
         </w:numPr>
         <w:spacing w:after="0" w:afterAutospacing="0" w:before="0" w:beforeAutospacing="0" w:lineRule="auto"/>
         <w:ind w:left="720" w:hanging="360"/>
@@ -7221,7 +7318,7 @@
       <w:pPr>
         <w:numPr>
           <w:ilvl w:val="0"/>
-          <w:numId w:val="47"/>
+          <w:numId w:val="48"/>
         </w:numPr>
         <w:spacing w:after="240" w:before="0" w:beforeAutospacing="0" w:lineRule="auto"/>
         <w:ind w:left="720" w:hanging="360"/>
@@ -7369,7 +7466,7 @@
       <w:pPr>
         <w:numPr>
           <w:ilvl w:val="0"/>
-          <w:numId w:val="24"/>
+          <w:numId w:val="25"/>
         </w:numPr>
         <w:spacing w:after="0" w:afterAutospacing="0" w:before="240" w:lineRule="auto"/>
         <w:ind w:left="720" w:hanging="360"/>
@@ -7394,7 +7491,7 @@
       <w:pPr>
         <w:numPr>
           <w:ilvl w:val="0"/>
-          <w:numId w:val="24"/>
+          <w:numId w:val="25"/>
         </w:numPr>
         <w:spacing w:after="0" w:afterAutospacing="0" w:before="0" w:beforeAutospacing="0" w:lineRule="auto"/>
         <w:ind w:left="720" w:hanging="360"/>
@@ -7439,7 +7536,7 @@
       <w:pPr>
         <w:numPr>
           <w:ilvl w:val="0"/>
-          <w:numId w:val="24"/>
+          <w:numId w:val="25"/>
         </w:numPr>
         <w:spacing w:after="0" w:afterAutospacing="0" w:before="0" w:beforeAutospacing="0" w:lineRule="auto"/>
         <w:ind w:left="720" w:hanging="360"/>
@@ -7464,7 +7561,7 @@
       <w:pPr>
         <w:numPr>
           <w:ilvl w:val="0"/>
-          <w:numId w:val="24"/>
+          <w:numId w:val="25"/>
         </w:numPr>
         <w:spacing w:after="0" w:afterAutospacing="0" w:before="0" w:beforeAutospacing="0" w:lineRule="auto"/>
         <w:ind w:left="720" w:hanging="360"/>
@@ -7489,7 +7586,7 @@
       <w:pPr>
         <w:numPr>
           <w:ilvl w:val="0"/>
-          <w:numId w:val="24"/>
+          <w:numId w:val="25"/>
         </w:numPr>
         <w:spacing w:after="240" w:before="0" w:beforeAutospacing="0" w:lineRule="auto"/>
         <w:ind w:left="720" w:hanging="360"/>
@@ -7544,7 +7641,7 @@
       <w:pPr>
         <w:numPr>
           <w:ilvl w:val="0"/>
-          <w:numId w:val="90"/>
+          <w:numId w:val="91"/>
         </w:numPr>
         <w:spacing w:after="0" w:afterAutospacing="0" w:before="240" w:lineRule="auto"/>
         <w:ind w:left="720" w:hanging="360"/>
@@ -7569,7 +7666,7 @@
       <w:pPr>
         <w:numPr>
           <w:ilvl w:val="0"/>
-          <w:numId w:val="90"/>
+          <w:numId w:val="91"/>
         </w:numPr>
         <w:spacing w:after="0" w:afterAutospacing="0" w:before="0" w:beforeAutospacing="0" w:lineRule="auto"/>
         <w:ind w:left="720" w:hanging="360"/>
@@ -7594,7 +7691,7 @@
       <w:pPr>
         <w:numPr>
           <w:ilvl w:val="0"/>
-          <w:numId w:val="90"/>
+          <w:numId w:val="91"/>
         </w:numPr>
         <w:spacing w:after="0" w:afterAutospacing="0" w:before="0" w:beforeAutospacing="0" w:lineRule="auto"/>
         <w:ind w:left="720" w:hanging="360"/>
@@ -7619,7 +7716,7 @@
       <w:pPr>
         <w:numPr>
           <w:ilvl w:val="0"/>
-          <w:numId w:val="90"/>
+          <w:numId w:val="91"/>
         </w:numPr>
         <w:spacing w:after="240" w:before="0" w:beforeAutospacing="0" w:lineRule="auto"/>
         <w:ind w:left="720" w:hanging="360"/>
@@ -7674,7 +7771,7 @@
       <w:pPr>
         <w:numPr>
           <w:ilvl w:val="0"/>
-          <w:numId w:val="46"/>
+          <w:numId w:val="47"/>
         </w:numPr>
         <w:spacing w:after="0" w:afterAutospacing="0" w:before="240" w:lineRule="auto"/>
         <w:ind w:left="720" w:hanging="360"/>
@@ -7710,7 +7807,7 @@
       <w:pPr>
         <w:numPr>
           <w:ilvl w:val="0"/>
-          <w:numId w:val="46"/>
+          <w:numId w:val="47"/>
         </w:numPr>
         <w:spacing w:after="0" w:afterAutospacing="0" w:before="0" w:beforeAutospacing="0" w:lineRule="auto"/>
         <w:ind w:left="720" w:hanging="360"/>
@@ -7735,7 +7832,7 @@
       <w:pPr>
         <w:numPr>
           <w:ilvl w:val="0"/>
-          <w:numId w:val="46"/>
+          <w:numId w:val="47"/>
         </w:numPr>
         <w:spacing w:after="240" w:before="0" w:beforeAutospacing="0" w:lineRule="auto"/>
         <w:ind w:left="720" w:hanging="360"/>
@@ -7790,7 +7887,7 @@
       <w:pPr>
         <w:numPr>
           <w:ilvl w:val="0"/>
-          <w:numId w:val="55"/>
+          <w:numId w:val="56"/>
         </w:numPr>
         <w:spacing w:after="0" w:afterAutospacing="0" w:before="240" w:lineRule="auto"/>
         <w:ind w:left="720" w:hanging="360"/>
@@ -7815,7 +7912,7 @@
       <w:pPr>
         <w:numPr>
           <w:ilvl w:val="0"/>
-          <w:numId w:val="55"/>
+          <w:numId w:val="56"/>
         </w:numPr>
         <w:spacing w:after="0" w:afterAutospacing="0" w:before="0" w:beforeAutospacing="0" w:lineRule="auto"/>
         <w:ind w:left="720" w:hanging="360"/>
@@ -7860,7 +7957,7 @@
       <w:pPr>
         <w:numPr>
           <w:ilvl w:val="0"/>
-          <w:numId w:val="55"/>
+          <w:numId w:val="56"/>
         </w:numPr>
         <w:spacing w:after="0" w:afterAutospacing="0" w:before="0" w:beforeAutospacing="0" w:lineRule="auto"/>
         <w:ind w:left="720" w:hanging="360"/>
@@ -7885,7 +7982,7 @@
       <w:pPr>
         <w:numPr>
           <w:ilvl w:val="0"/>
-          <w:numId w:val="55"/>
+          <w:numId w:val="56"/>
         </w:numPr>
         <w:spacing w:after="240" w:before="0" w:beforeAutospacing="0" w:lineRule="auto"/>
         <w:ind w:left="720" w:hanging="360"/>
@@ -7960,7 +8057,7 @@
       <w:pPr>
         <w:numPr>
           <w:ilvl w:val="0"/>
-          <w:numId w:val="22"/>
+          <w:numId w:val="23"/>
         </w:numPr>
         <w:spacing w:after="0" w:afterAutospacing="0" w:before="240" w:lineRule="auto"/>
         <w:ind w:left="720" w:hanging="360"/>
@@ -7985,7 +8082,7 @@
       <w:pPr>
         <w:numPr>
           <w:ilvl w:val="0"/>
-          <w:numId w:val="22"/>
+          <w:numId w:val="23"/>
         </w:numPr>
         <w:spacing w:after="0" w:afterAutospacing="0" w:before="0" w:beforeAutospacing="0" w:lineRule="auto"/>
         <w:ind w:left="720" w:hanging="360"/>
@@ -8010,7 +8107,7 @@
       <w:pPr>
         <w:numPr>
           <w:ilvl w:val="0"/>
-          <w:numId w:val="22"/>
+          <w:numId w:val="23"/>
         </w:numPr>
         <w:spacing w:after="240" w:before="0" w:beforeAutospacing="0" w:lineRule="auto"/>
         <w:ind w:left="720" w:hanging="360"/>
@@ -8065,7 +8162,7 @@
       <w:pPr>
         <w:numPr>
           <w:ilvl w:val="0"/>
-          <w:numId w:val="45"/>
+          <w:numId w:val="46"/>
         </w:numPr>
         <w:spacing w:after="0" w:afterAutospacing="0" w:before="240" w:lineRule="auto"/>
         <w:ind w:left="720" w:hanging="360"/>
@@ -8090,7 +8187,7 @@
       <w:pPr>
         <w:numPr>
           <w:ilvl w:val="0"/>
-          <w:numId w:val="45"/>
+          <w:numId w:val="46"/>
         </w:numPr>
         <w:spacing w:after="0" w:afterAutospacing="0" w:before="0" w:beforeAutospacing="0" w:lineRule="auto"/>
         <w:ind w:left="720" w:hanging="360"/>
@@ -8115,7 +8212,7 @@
       <w:pPr>
         <w:numPr>
           <w:ilvl w:val="0"/>
-          <w:numId w:val="45"/>
+          <w:numId w:val="46"/>
         </w:numPr>
         <w:spacing w:after="240" w:before="0" w:beforeAutospacing="0" w:lineRule="auto"/>
         <w:ind w:left="720" w:hanging="360"/>
@@ -8213,7 +8310,7 @@
       <w:pPr>
         <w:numPr>
           <w:ilvl w:val="0"/>
-          <w:numId w:val="67"/>
+          <w:numId w:val="68"/>
         </w:numPr>
         <w:spacing w:after="0" w:afterAutospacing="0" w:before="240" w:lineRule="auto"/>
         <w:ind w:left="720" w:hanging="360"/>
@@ -8238,7 +8335,7 @@
       <w:pPr>
         <w:numPr>
           <w:ilvl w:val="0"/>
-          <w:numId w:val="67"/>
+          <w:numId w:val="68"/>
         </w:numPr>
         <w:spacing w:after="0" w:afterAutospacing="0" w:before="0" w:beforeAutospacing="0" w:lineRule="auto"/>
         <w:ind w:left="720" w:hanging="360"/>
@@ -8263,7 +8360,7 @@
       <w:pPr>
         <w:numPr>
           <w:ilvl w:val="0"/>
-          <w:numId w:val="67"/>
+          <w:numId w:val="68"/>
         </w:numPr>
         <w:spacing w:after="0" w:afterAutospacing="0" w:before="0" w:beforeAutospacing="0" w:lineRule="auto"/>
         <w:ind w:left="720" w:hanging="360"/>
@@ -8288,7 +8385,7 @@
       <w:pPr>
         <w:numPr>
           <w:ilvl w:val="0"/>
-          <w:numId w:val="67"/>
+          <w:numId w:val="68"/>
         </w:numPr>
         <w:spacing w:after="0" w:afterAutospacing="0" w:before="0" w:beforeAutospacing="0" w:lineRule="auto"/>
         <w:ind w:left="720" w:hanging="360"/>
@@ -8313,7 +8410,7 @@
       <w:pPr>
         <w:numPr>
           <w:ilvl w:val="0"/>
-          <w:numId w:val="67"/>
+          <w:numId w:val="68"/>
         </w:numPr>
         <w:spacing w:after="240" w:before="0" w:beforeAutospacing="0" w:lineRule="auto"/>
         <w:ind w:left="720" w:hanging="360"/>
@@ -8368,7 +8465,7 @@
       <w:pPr>
         <w:numPr>
           <w:ilvl w:val="0"/>
-          <w:numId w:val="109"/>
+          <w:numId w:val="110"/>
         </w:numPr>
         <w:spacing w:after="0" w:afterAutospacing="0" w:before="240" w:lineRule="auto"/>
         <w:ind w:left="720" w:hanging="360"/>
@@ -8404,7 +8501,7 @@
       <w:pPr>
         <w:numPr>
           <w:ilvl w:val="0"/>
-          <w:numId w:val="109"/>
+          <w:numId w:val="110"/>
         </w:numPr>
         <w:spacing w:after="0" w:afterAutospacing="0" w:before="0" w:beforeAutospacing="0" w:lineRule="auto"/>
         <w:ind w:left="720" w:hanging="360"/>
@@ -8429,7 +8526,7 @@
       <w:pPr>
         <w:numPr>
           <w:ilvl w:val="0"/>
-          <w:numId w:val="109"/>
+          <w:numId w:val="110"/>
         </w:numPr>
         <w:spacing w:after="0" w:afterAutospacing="0" w:before="0" w:beforeAutospacing="0" w:lineRule="auto"/>
         <w:ind w:left="720" w:hanging="360"/>
@@ -8465,7 +8562,7 @@
       <w:pPr>
         <w:numPr>
           <w:ilvl w:val="0"/>
-          <w:numId w:val="109"/>
+          <w:numId w:val="110"/>
         </w:numPr>
         <w:spacing w:after="240" w:before="0" w:beforeAutospacing="0" w:lineRule="auto"/>
         <w:ind w:left="720" w:hanging="360"/>
@@ -8520,7 +8617,7 @@
       <w:pPr>
         <w:numPr>
           <w:ilvl w:val="0"/>
-          <w:numId w:val="27"/>
+          <w:numId w:val="28"/>
         </w:numPr>
         <w:spacing w:after="0" w:afterAutospacing="0" w:before="240" w:lineRule="auto"/>
         <w:ind w:left="720" w:hanging="360"/>
@@ -8565,7 +8662,7 @@
       <w:pPr>
         <w:numPr>
           <w:ilvl w:val="0"/>
-          <w:numId w:val="27"/>
+          <w:numId w:val="28"/>
         </w:numPr>
         <w:spacing w:after="0" w:afterAutospacing="0" w:before="0" w:beforeAutospacing="0" w:lineRule="auto"/>
         <w:ind w:left="720" w:hanging="360"/>
@@ -8610,7 +8707,7 @@
       <w:pPr>
         <w:numPr>
           <w:ilvl w:val="0"/>
-          <w:numId w:val="27"/>
+          <w:numId w:val="28"/>
         </w:numPr>
         <w:spacing w:after="0" w:afterAutospacing="0" w:before="0" w:beforeAutospacing="0" w:lineRule="auto"/>
         <w:ind w:left="720" w:hanging="360"/>
@@ -8635,7 +8732,7 @@
       <w:pPr>
         <w:numPr>
           <w:ilvl w:val="0"/>
-          <w:numId w:val="27"/>
+          <w:numId w:val="28"/>
         </w:numPr>
         <w:spacing w:after="0" w:afterAutospacing="0" w:before="0" w:beforeAutospacing="0" w:lineRule="auto"/>
         <w:ind w:left="720" w:hanging="360"/>
@@ -8680,7 +8777,7 @@
       <w:pPr>
         <w:numPr>
           <w:ilvl w:val="0"/>
-          <w:numId w:val="27"/>
+          <w:numId w:val="28"/>
         </w:numPr>
         <w:spacing w:after="240" w:before="0" w:beforeAutospacing="0" w:lineRule="auto"/>
         <w:ind w:left="720" w:hanging="360"/>
@@ -8735,7 +8832,7 @@
       <w:pPr>
         <w:numPr>
           <w:ilvl w:val="0"/>
-          <w:numId w:val="74"/>
+          <w:numId w:val="75"/>
         </w:numPr>
         <w:spacing w:after="0" w:afterAutospacing="0" w:before="240" w:lineRule="auto"/>
         <w:ind w:left="720" w:hanging="360"/>
@@ -8760,7 +8857,7 @@
       <w:pPr>
         <w:numPr>
           <w:ilvl w:val="0"/>
-          <w:numId w:val="74"/>
+          <w:numId w:val="75"/>
         </w:numPr>
         <w:spacing w:after="0" w:afterAutospacing="0" w:before="0" w:beforeAutospacing="0" w:lineRule="auto"/>
         <w:ind w:left="720" w:hanging="360"/>
@@ -8796,7 +8893,7 @@
       <w:pPr>
         <w:numPr>
           <w:ilvl w:val="0"/>
-          <w:numId w:val="74"/>
+          <w:numId w:val="75"/>
         </w:numPr>
         <w:spacing w:after="0" w:afterAutospacing="0" w:before="0" w:beforeAutospacing="0" w:lineRule="auto"/>
         <w:ind w:left="720" w:hanging="360"/>
@@ -8821,7 +8918,7 @@
       <w:pPr>
         <w:numPr>
           <w:ilvl w:val="0"/>
-          <w:numId w:val="74"/>
+          <w:numId w:val="75"/>
         </w:numPr>
         <w:spacing w:after="240" w:before="0" w:beforeAutospacing="0" w:lineRule="auto"/>
         <w:ind w:left="720" w:hanging="360"/>
@@ -8876,7 +8973,7 @@
       <w:pPr>
         <w:numPr>
           <w:ilvl w:val="0"/>
-          <w:numId w:val="64"/>
+          <w:numId w:val="65"/>
         </w:numPr>
         <w:spacing w:after="0" w:afterAutospacing="0" w:before="240" w:lineRule="auto"/>
         <w:ind w:left="720" w:hanging="360"/>
@@ -8901,7 +8998,7 @@
       <w:pPr>
         <w:numPr>
           <w:ilvl w:val="0"/>
-          <w:numId w:val="64"/>
+          <w:numId w:val="65"/>
         </w:numPr>
         <w:spacing w:after="0" w:afterAutospacing="0" w:before="0" w:beforeAutospacing="0" w:lineRule="auto"/>
         <w:ind w:left="720" w:hanging="360"/>
@@ -8926,7 +9023,7 @@
       <w:pPr>
         <w:numPr>
           <w:ilvl w:val="0"/>
-          <w:numId w:val="64"/>
+          <w:numId w:val="65"/>
         </w:numPr>
         <w:spacing w:after="0" w:afterAutospacing="0" w:before="0" w:beforeAutospacing="0" w:lineRule="auto"/>
         <w:ind w:left="720" w:hanging="360"/>
@@ -8951,7 +9048,7 @@
       <w:pPr>
         <w:numPr>
           <w:ilvl w:val="0"/>
-          <w:numId w:val="64"/>
+          <w:numId w:val="65"/>
         </w:numPr>
         <w:spacing w:after="240" w:before="0" w:beforeAutospacing="0" w:lineRule="auto"/>
         <w:ind w:left="720" w:hanging="360"/>
@@ -9006,7 +9103,7 @@
       <w:pPr>
         <w:numPr>
           <w:ilvl w:val="0"/>
-          <w:numId w:val="99"/>
+          <w:numId w:val="100"/>
         </w:numPr>
         <w:spacing w:after="0" w:afterAutospacing="0" w:before="240" w:lineRule="auto"/>
         <w:ind w:left="720" w:hanging="360"/>
@@ -9031,7 +9128,7 @@
       <w:pPr>
         <w:numPr>
           <w:ilvl w:val="0"/>
-          <w:numId w:val="99"/>
+          <w:numId w:val="100"/>
         </w:numPr>
         <w:spacing w:after="0" w:afterAutospacing="0" w:before="0" w:beforeAutospacing="0" w:lineRule="auto"/>
         <w:ind w:left="720" w:hanging="360"/>
@@ -9056,7 +9153,7 @@
       <w:pPr>
         <w:numPr>
           <w:ilvl w:val="0"/>
-          <w:numId w:val="99"/>
+          <w:numId w:val="100"/>
         </w:numPr>
         <w:spacing w:after="0" w:afterAutospacing="0" w:before="0" w:beforeAutospacing="0" w:lineRule="auto"/>
         <w:ind w:left="720" w:hanging="360"/>
@@ -9081,7 +9178,7 @@
       <w:pPr>
         <w:numPr>
           <w:ilvl w:val="0"/>
-          <w:numId w:val="99"/>
+          <w:numId w:val="100"/>
         </w:numPr>
         <w:spacing w:after="240" w:before="0" w:beforeAutospacing="0" w:lineRule="auto"/>
         <w:ind w:left="720" w:hanging="360"/>
@@ -9190,7 +9287,7 @@
       <w:pPr>
         <w:numPr>
           <w:ilvl w:val="0"/>
-          <w:numId w:val="51"/>
+          <w:numId w:val="52"/>
         </w:numPr>
         <w:spacing w:after="0" w:afterAutospacing="0" w:before="240" w:lineRule="auto"/>
         <w:ind w:left="720" w:hanging="360"/>
@@ -9235,7 +9332,7 @@
       <w:pPr>
         <w:numPr>
           <w:ilvl w:val="0"/>
-          <w:numId w:val="51"/>
+          <w:numId w:val="52"/>
         </w:numPr>
         <w:spacing w:after="0" w:afterAutospacing="0" w:before="0" w:beforeAutospacing="0" w:lineRule="auto"/>
         <w:ind w:left="720" w:hanging="360"/>
@@ -9280,7 +9377,7 @@
       <w:pPr>
         <w:numPr>
           <w:ilvl w:val="0"/>
-          <w:numId w:val="51"/>
+          <w:numId w:val="52"/>
         </w:numPr>
         <w:spacing w:after="0" w:afterAutospacing="0" w:before="0" w:beforeAutospacing="0" w:lineRule="auto"/>
         <w:ind w:left="720" w:hanging="360"/>
@@ -9325,7 +9422,7 @@
       <w:pPr>
         <w:numPr>
           <w:ilvl w:val="0"/>
-          <w:numId w:val="51"/>
+          <w:numId w:val="52"/>
         </w:numPr>
         <w:spacing w:after="0" w:afterAutospacing="0" w:before="0" w:beforeAutospacing="0" w:lineRule="auto"/>
         <w:ind w:left="720" w:hanging="360"/>
@@ -9370,7 +9467,7 @@
       <w:pPr>
         <w:numPr>
           <w:ilvl w:val="0"/>
-          <w:numId w:val="51"/>
+          <w:numId w:val="52"/>
         </w:numPr>
         <w:spacing w:after="240" w:before="0" w:beforeAutospacing="0" w:lineRule="auto"/>
         <w:ind w:left="720" w:hanging="360"/>
@@ -9465,7 +9562,7 @@
       <w:pPr>
         <w:numPr>
           <w:ilvl w:val="0"/>
-          <w:numId w:val="83"/>
+          <w:numId w:val="84"/>
         </w:numPr>
         <w:spacing w:after="0" w:afterAutospacing="0" w:before="240" w:lineRule="auto"/>
         <w:ind w:left="720" w:hanging="360"/>
@@ -9490,7 +9587,7 @@
       <w:pPr>
         <w:numPr>
           <w:ilvl w:val="0"/>
-          <w:numId w:val="83"/>
+          <w:numId w:val="84"/>
         </w:numPr>
         <w:spacing w:after="0" w:afterAutospacing="0" w:before="0" w:beforeAutospacing="0" w:lineRule="auto"/>
         <w:ind w:left="720" w:hanging="360"/>
@@ -9515,7 +9612,7 @@
       <w:pPr>
         <w:numPr>
           <w:ilvl w:val="0"/>
-          <w:numId w:val="83"/>
+          <w:numId w:val="84"/>
         </w:numPr>
         <w:spacing w:after="0" w:afterAutospacing="0" w:before="0" w:beforeAutospacing="0" w:lineRule="auto"/>
         <w:ind w:left="720" w:hanging="360"/>
@@ -9540,7 +9637,7 @@
       <w:pPr>
         <w:numPr>
           <w:ilvl w:val="0"/>
-          <w:numId w:val="83"/>
+          <w:numId w:val="84"/>
         </w:numPr>
         <w:spacing w:after="0" w:afterAutospacing="0" w:before="0" w:beforeAutospacing="0" w:lineRule="auto"/>
         <w:ind w:left="720" w:hanging="360"/>
@@ -9585,7 +9682,7 @@
       <w:pPr>
         <w:numPr>
           <w:ilvl w:val="0"/>
-          <w:numId w:val="83"/>
+          <w:numId w:val="84"/>
         </w:numPr>
         <w:spacing w:after="240" w:before="0" w:beforeAutospacing="0" w:lineRule="auto"/>
         <w:ind w:left="720" w:hanging="360"/>
@@ -9660,7 +9757,7 @@
       <w:pPr>
         <w:numPr>
           <w:ilvl w:val="0"/>
-          <w:numId w:val="39"/>
+          <w:numId w:val="40"/>
         </w:numPr>
         <w:spacing w:after="0" w:afterAutospacing="0" w:before="240" w:lineRule="auto"/>
         <w:ind w:left="720" w:hanging="360"/>
@@ -9705,7 +9802,7 @@
       <w:pPr>
         <w:numPr>
           <w:ilvl w:val="0"/>
-          <w:numId w:val="39"/>
+          <w:numId w:val="40"/>
         </w:numPr>
         <w:spacing w:after="0" w:afterAutospacing="0" w:before="0" w:beforeAutospacing="0" w:lineRule="auto"/>
         <w:ind w:left="720" w:hanging="360"/>
@@ -9750,7 +9847,7 @@
       <w:pPr>
         <w:numPr>
           <w:ilvl w:val="0"/>
-          <w:numId w:val="39"/>
+          <w:numId w:val="40"/>
         </w:numPr>
         <w:spacing w:after="0" w:afterAutospacing="0" w:before="0" w:beforeAutospacing="0" w:lineRule="auto"/>
         <w:ind w:left="720" w:hanging="360"/>
@@ -9795,7 +9892,7 @@
       <w:pPr>
         <w:numPr>
           <w:ilvl w:val="0"/>
-          <w:numId w:val="39"/>
+          <w:numId w:val="40"/>
         </w:numPr>
         <w:spacing w:after="0" w:afterAutospacing="0" w:before="0" w:beforeAutospacing="0" w:lineRule="auto"/>
         <w:ind w:left="720" w:hanging="360"/>
@@ -9840,7 +9937,7 @@
       <w:pPr>
         <w:numPr>
           <w:ilvl w:val="0"/>
-          <w:numId w:val="39"/>
+          <w:numId w:val="40"/>
         </w:numPr>
         <w:spacing w:after="0" w:afterAutospacing="0" w:before="0" w:beforeAutospacing="0" w:lineRule="auto"/>
         <w:ind w:left="720" w:hanging="360"/>
@@ -9885,7 +9982,7 @@
       <w:pPr>
         <w:numPr>
           <w:ilvl w:val="0"/>
-          <w:numId w:val="39"/>
+          <w:numId w:val="40"/>
         </w:numPr>
         <w:spacing w:after="240" w:before="0" w:beforeAutospacing="0" w:lineRule="auto"/>
         <w:ind w:left="720" w:hanging="360"/>
@@ -9940,7 +10037,7 @@
       <w:pPr>
         <w:numPr>
           <w:ilvl w:val="0"/>
-          <w:numId w:val="31"/>
+          <w:numId w:val="32"/>
         </w:numPr>
         <w:spacing w:after="0" w:afterAutospacing="0" w:before="240" w:lineRule="auto"/>
         <w:ind w:left="720" w:hanging="360"/>
@@ -9965,7 +10062,7 @@
       <w:pPr>
         <w:numPr>
           <w:ilvl w:val="0"/>
-          <w:numId w:val="31"/>
+          <w:numId w:val="32"/>
         </w:numPr>
         <w:spacing w:after="0" w:afterAutospacing="0" w:before="0" w:beforeAutospacing="0" w:lineRule="auto"/>
         <w:ind w:left="720" w:hanging="360"/>
@@ -9990,7 +10087,7 @@
       <w:pPr>
         <w:numPr>
           <w:ilvl w:val="0"/>
-          <w:numId w:val="31"/>
+          <w:numId w:val="32"/>
         </w:numPr>
         <w:spacing w:after="0" w:afterAutospacing="0" w:before="0" w:beforeAutospacing="0" w:lineRule="auto"/>
         <w:ind w:left="720" w:hanging="360"/>
@@ -10015,7 +10112,7 @@
       <w:pPr>
         <w:numPr>
           <w:ilvl w:val="0"/>
-          <w:numId w:val="31"/>
+          <w:numId w:val="32"/>
         </w:numPr>
         <w:spacing w:after="0" w:afterAutospacing="0" w:before="0" w:beforeAutospacing="0" w:lineRule="auto"/>
         <w:ind w:left="720" w:hanging="360"/>
@@ -10060,7 +10157,7 @@
       <w:pPr>
         <w:numPr>
           <w:ilvl w:val="0"/>
-          <w:numId w:val="31"/>
+          <w:numId w:val="32"/>
         </w:numPr>
         <w:spacing w:after="240" w:before="0" w:beforeAutospacing="0" w:lineRule="auto"/>
         <w:ind w:left="720" w:hanging="360"/>
@@ -10115,7 +10212,7 @@
       <w:pPr>
         <w:numPr>
           <w:ilvl w:val="0"/>
-          <w:numId w:val="87"/>
+          <w:numId w:val="88"/>
         </w:numPr>
         <w:spacing w:after="0" w:afterAutospacing="0" w:before="240" w:lineRule="auto"/>
         <w:ind w:left="720" w:hanging="360"/>
@@ -10139,7 +10236,7 @@
       <w:pPr>
         <w:numPr>
           <w:ilvl w:val="0"/>
-          <w:numId w:val="87"/>
+          <w:numId w:val="88"/>
         </w:numPr>
         <w:spacing w:after="0" w:afterAutospacing="0" w:before="0" w:beforeAutospacing="0" w:lineRule="auto"/>
         <w:ind w:left="720" w:hanging="360"/>
@@ -10163,7 +10260,7 @@
       <w:pPr>
         <w:numPr>
           <w:ilvl w:val="0"/>
-          <w:numId w:val="87"/>
+          <w:numId w:val="88"/>
         </w:numPr>
         <w:spacing w:after="240" w:before="0" w:beforeAutospacing="0" w:lineRule="auto"/>
         <w:ind w:left="720" w:hanging="360"/>
@@ -10217,7 +10314,7 @@
       <w:pPr>
         <w:numPr>
           <w:ilvl w:val="0"/>
-          <w:numId w:val="97"/>
+          <w:numId w:val="98"/>
         </w:numPr>
         <w:spacing w:after="0" w:afterAutospacing="0" w:before="240" w:lineRule="auto"/>
         <w:ind w:left="720" w:hanging="360"/>
@@ -10241,7 +10338,7 @@
       <w:pPr>
         <w:numPr>
           <w:ilvl w:val="0"/>
-          <w:numId w:val="97"/>
+          <w:numId w:val="98"/>
         </w:numPr>
         <w:spacing w:after="0" w:afterAutospacing="0" w:before="0" w:beforeAutospacing="0" w:lineRule="auto"/>
         <w:ind w:left="720" w:hanging="360"/>
@@ -10265,7 +10362,7 @@
       <w:pPr>
         <w:numPr>
           <w:ilvl w:val="0"/>
-          <w:numId w:val="97"/>
+          <w:numId w:val="98"/>
         </w:numPr>
         <w:spacing w:after="0" w:afterAutospacing="0" w:before="0" w:beforeAutospacing="0" w:lineRule="auto"/>
         <w:ind w:left="720" w:hanging="360"/>
@@ -10289,7 +10386,7 @@
       <w:pPr>
         <w:numPr>
           <w:ilvl w:val="0"/>
-          <w:numId w:val="97"/>
+          <w:numId w:val="98"/>
         </w:numPr>
         <w:spacing w:after="240" w:before="0" w:beforeAutospacing="0" w:lineRule="auto"/>
         <w:ind w:left="720" w:hanging="360"/>
@@ -10379,7 +10476,7 @@
           <w:szCs w:val="24"/>
           <w:rtl w:val="0"/>
         </w:rPr>
-        <w:t xml:space="preserve">1. Struktur kurikulum</w:t>
+        <w:t xml:space="preserve">1. Struktur kurikulum (input)</w:t>
       </w:r>
     </w:p>
     <w:p>
@@ -10631,7 +10728,7 @@
       <w:pPr>
         <w:numPr>
           <w:ilvl w:val="0"/>
-          <w:numId w:val="119"/>
+          <w:numId w:val="121"/>
         </w:numPr>
         <w:spacing w:after="0" w:afterAutospacing="0" w:before="240" w:lineRule="auto"/>
         <w:ind w:left="720" w:hanging="360"/>
@@ -10684,7 +10781,7 @@
       <w:pPr>
         <w:numPr>
           <w:ilvl w:val="0"/>
-          <w:numId w:val="119"/>
+          <w:numId w:val="121"/>
         </w:numPr>
         <w:spacing w:after="0" w:afterAutospacing="0" w:before="0" w:beforeAutospacing="0" w:lineRule="auto"/>
         <w:ind w:left="720" w:hanging="360"/>
@@ -10727,7 +10824,7 @@
       <w:pPr>
         <w:numPr>
           <w:ilvl w:val="0"/>
-          <w:numId w:val="119"/>
+          <w:numId w:val="121"/>
         </w:numPr>
         <w:spacing w:after="0" w:afterAutospacing="0" w:before="0" w:beforeAutospacing="0" w:lineRule="auto"/>
         <w:ind w:left="720" w:hanging="360"/>
@@ -10770,7 +10867,7 @@
       <w:pPr>
         <w:numPr>
           <w:ilvl w:val="0"/>
-          <w:numId w:val="119"/>
+          <w:numId w:val="121"/>
         </w:numPr>
         <w:spacing w:after="240" w:before="0" w:beforeAutospacing="0" w:lineRule="auto"/>
         <w:ind w:left="720" w:hanging="360"/>
@@ -10824,7 +10921,7 @@
       <w:pPr>
         <w:numPr>
           <w:ilvl w:val="0"/>
-          <w:numId w:val="98"/>
+          <w:numId w:val="99"/>
         </w:numPr>
         <w:spacing w:after="0" w:afterAutospacing="0" w:before="240" w:lineRule="auto"/>
         <w:ind w:left="720" w:hanging="360"/>
@@ -10867,7 +10964,7 @@
       <w:pPr>
         <w:numPr>
           <w:ilvl w:val="0"/>
-          <w:numId w:val="98"/>
+          <w:numId w:val="99"/>
         </w:numPr>
         <w:spacing w:after="0" w:afterAutospacing="0" w:before="0" w:beforeAutospacing="0" w:lineRule="auto"/>
         <w:ind w:left="720" w:hanging="360"/>
@@ -10891,7 +10988,7 @@
       <w:pPr>
         <w:numPr>
           <w:ilvl w:val="0"/>
-          <w:numId w:val="98"/>
+          <w:numId w:val="99"/>
         </w:numPr>
         <w:spacing w:after="0" w:afterAutospacing="0" w:before="0" w:beforeAutospacing="0" w:lineRule="auto"/>
         <w:ind w:left="720" w:hanging="360"/>
@@ -10915,7 +11012,7 @@
       <w:pPr>
         <w:numPr>
           <w:ilvl w:val="0"/>
-          <w:numId w:val="98"/>
+          <w:numId w:val="99"/>
         </w:numPr>
         <w:spacing w:after="240" w:before="0" w:beforeAutospacing="0" w:lineRule="auto"/>
         <w:ind w:left="720" w:hanging="360"/>
@@ -10969,7 +11066,7 @@
       <w:pPr>
         <w:numPr>
           <w:ilvl w:val="0"/>
-          <w:numId w:val="113"/>
+          <w:numId w:val="114"/>
         </w:numPr>
         <w:spacing w:after="0" w:afterAutospacing="0" w:before="240" w:lineRule="auto"/>
         <w:ind w:left="720" w:hanging="360"/>
@@ -11003,7 +11100,7 @@
       <w:pPr>
         <w:numPr>
           <w:ilvl w:val="0"/>
-          <w:numId w:val="113"/>
+          <w:numId w:val="114"/>
         </w:numPr>
         <w:spacing w:after="0" w:afterAutospacing="0" w:before="0" w:beforeAutospacing="0" w:lineRule="auto"/>
         <w:ind w:left="720" w:hanging="360"/>
@@ -11027,7 +11124,7 @@
       <w:pPr>
         <w:numPr>
           <w:ilvl w:val="0"/>
-          <w:numId w:val="113"/>
+          <w:numId w:val="114"/>
         </w:numPr>
         <w:spacing w:after="0" w:afterAutospacing="0" w:before="0" w:beforeAutospacing="0" w:lineRule="auto"/>
         <w:ind w:left="720" w:hanging="360"/>
@@ -11061,7 +11158,7 @@
       <w:pPr>
         <w:numPr>
           <w:ilvl w:val="0"/>
-          <w:numId w:val="113"/>
+          <w:numId w:val="114"/>
         </w:numPr>
         <w:spacing w:after="240" w:before="0" w:beforeAutospacing="0" w:lineRule="auto"/>
         <w:ind w:left="720" w:hanging="360"/>
@@ -11134,7 +11231,7 @@
       <w:pPr>
         <w:numPr>
           <w:ilvl w:val="0"/>
-          <w:numId w:val="106"/>
+          <w:numId w:val="107"/>
         </w:numPr>
         <w:spacing w:after="0" w:afterAutospacing="0" w:before="240" w:lineRule="auto"/>
         <w:ind w:left="720" w:hanging="360"/>
@@ -11158,7 +11255,7 @@
       <w:pPr>
         <w:numPr>
           <w:ilvl w:val="0"/>
-          <w:numId w:val="106"/>
+          <w:numId w:val="107"/>
         </w:numPr>
         <w:spacing w:after="0" w:afterAutospacing="0" w:before="0" w:beforeAutospacing="0" w:lineRule="auto"/>
         <w:ind w:left="720" w:hanging="360"/>
@@ -11201,7 +11298,7 @@
       <w:pPr>
         <w:numPr>
           <w:ilvl w:val="0"/>
-          <w:numId w:val="106"/>
+          <w:numId w:val="107"/>
         </w:numPr>
         <w:spacing w:after="0" w:afterAutospacing="0" w:before="0" w:beforeAutospacing="0" w:lineRule="auto"/>
         <w:ind w:left="720" w:hanging="360"/>
@@ -11244,7 +11341,7 @@
       <w:pPr>
         <w:numPr>
           <w:ilvl w:val="0"/>
-          <w:numId w:val="106"/>
+          <w:numId w:val="107"/>
         </w:numPr>
         <w:spacing w:after="0" w:afterAutospacing="0" w:before="0" w:beforeAutospacing="0" w:lineRule="auto"/>
         <w:ind w:left="720" w:hanging="360"/>
@@ -11287,7 +11384,7 @@
       <w:pPr>
         <w:numPr>
           <w:ilvl w:val="0"/>
-          <w:numId w:val="106"/>
+          <w:numId w:val="107"/>
         </w:numPr>
         <w:spacing w:after="240" w:before="0" w:beforeAutospacing="0" w:lineRule="auto"/>
         <w:ind w:left="720" w:hanging="360"/>
@@ -11341,7 +11438,7 @@
       <w:pPr>
         <w:numPr>
           <w:ilvl w:val="0"/>
-          <w:numId w:val="65"/>
+          <w:numId w:val="66"/>
         </w:numPr>
         <w:spacing w:after="0" w:afterAutospacing="0" w:before="240" w:lineRule="auto"/>
         <w:ind w:left="720" w:hanging="360"/>
@@ -11384,7 +11481,7 @@
       <w:pPr>
         <w:numPr>
           <w:ilvl w:val="0"/>
-          <w:numId w:val="65"/>
+          <w:numId w:val="66"/>
         </w:numPr>
         <w:spacing w:after="0" w:afterAutospacing="0" w:before="0" w:beforeAutospacing="0" w:lineRule="auto"/>
         <w:ind w:left="720" w:hanging="360"/>
@@ -11427,7 +11524,7 @@
       <w:pPr>
         <w:numPr>
           <w:ilvl w:val="0"/>
-          <w:numId w:val="65"/>
+          <w:numId w:val="66"/>
         </w:numPr>
         <w:spacing w:after="0" w:afterAutospacing="0" w:before="0" w:beforeAutospacing="0" w:lineRule="auto"/>
         <w:ind w:left="720" w:hanging="360"/>
@@ -11470,7 +11567,7 @@
       <w:pPr>
         <w:numPr>
           <w:ilvl w:val="0"/>
-          <w:numId w:val="65"/>
+          <w:numId w:val="66"/>
         </w:numPr>
         <w:spacing w:after="240" w:before="0" w:beforeAutospacing="0" w:lineRule="auto"/>
         <w:ind w:left="720" w:hanging="360"/>
@@ -11543,7 +11640,7 @@
       <w:pPr>
         <w:numPr>
           <w:ilvl w:val="0"/>
-          <w:numId w:val="57"/>
+          <w:numId w:val="58"/>
         </w:numPr>
         <w:spacing w:after="0" w:afterAutospacing="0" w:before="240" w:lineRule="auto"/>
         <w:ind w:left="720" w:hanging="360"/>
@@ -11586,7 +11683,7 @@
       <w:pPr>
         <w:numPr>
           <w:ilvl w:val="0"/>
-          <w:numId w:val="57"/>
+          <w:numId w:val="58"/>
         </w:numPr>
         <w:spacing w:after="0" w:afterAutospacing="0" w:before="0" w:beforeAutospacing="0" w:lineRule="auto"/>
         <w:ind w:left="720" w:hanging="360"/>
@@ -11629,7 +11726,7 @@
       <w:pPr>
         <w:numPr>
           <w:ilvl w:val="0"/>
-          <w:numId w:val="57"/>
+          <w:numId w:val="58"/>
         </w:numPr>
         <w:spacing w:after="240" w:before="0" w:beforeAutospacing="0" w:lineRule="auto"/>
         <w:ind w:left="720" w:hanging="360"/>
@@ -11884,7 +11981,7 @@
       <w:pPr>
         <w:numPr>
           <w:ilvl w:val="0"/>
-          <w:numId w:val="118"/>
+          <w:numId w:val="120"/>
         </w:numPr>
         <w:spacing w:after="0" w:afterAutospacing="0" w:before="240" w:lineRule="auto"/>
         <w:ind w:left="720" w:hanging="360"/>
@@ -11927,7 +12024,7 @@
       <w:pPr>
         <w:numPr>
           <w:ilvl w:val="0"/>
-          <w:numId w:val="118"/>
+          <w:numId w:val="120"/>
         </w:numPr>
         <w:spacing w:after="0" w:afterAutospacing="0" w:before="0" w:beforeAutospacing="0" w:lineRule="auto"/>
         <w:ind w:left="720" w:hanging="360"/>
@@ -11951,7 +12048,7 @@
       <w:pPr>
         <w:numPr>
           <w:ilvl w:val="0"/>
-          <w:numId w:val="118"/>
+          <w:numId w:val="120"/>
         </w:numPr>
         <w:spacing w:after="240" w:before="0" w:beforeAutospacing="0" w:lineRule="auto"/>
         <w:ind w:left="720" w:hanging="360"/>
@@ -12005,7 +12102,7 @@
       <w:pPr>
         <w:numPr>
           <w:ilvl w:val="0"/>
-          <w:numId w:val="61"/>
+          <w:numId w:val="62"/>
         </w:numPr>
         <w:spacing w:after="0" w:afterAutospacing="0" w:before="240" w:lineRule="auto"/>
         <w:ind w:left="720" w:hanging="360"/>
@@ -12029,7 +12126,7 @@
       <w:pPr>
         <w:numPr>
           <w:ilvl w:val="0"/>
-          <w:numId w:val="61"/>
+          <w:numId w:val="62"/>
         </w:numPr>
         <w:spacing w:after="0" w:afterAutospacing="0" w:before="0" w:beforeAutospacing="0" w:lineRule="auto"/>
         <w:ind w:left="720" w:hanging="360"/>
@@ -12072,7 +12169,7 @@
       <w:pPr>
         <w:numPr>
           <w:ilvl w:val="0"/>
-          <w:numId w:val="61"/>
+          <w:numId w:val="62"/>
         </w:numPr>
         <w:spacing w:after="0" w:afterAutospacing="0" w:before="0" w:beforeAutospacing="0" w:lineRule="auto"/>
         <w:ind w:left="720" w:hanging="360"/>
@@ -12115,7 +12212,7 @@
       <w:pPr>
         <w:numPr>
           <w:ilvl w:val="0"/>
-          <w:numId w:val="61"/>
+          <w:numId w:val="62"/>
         </w:numPr>
         <w:spacing w:after="0" w:afterAutospacing="0" w:before="0" w:beforeAutospacing="0" w:lineRule="auto"/>
         <w:ind w:left="720" w:hanging="360"/>
@@ -12139,7 +12236,7 @@
       <w:pPr>
         <w:numPr>
           <w:ilvl w:val="0"/>
-          <w:numId w:val="61"/>
+          <w:numId w:val="62"/>
         </w:numPr>
         <w:spacing w:after="240" w:before="0" w:beforeAutospacing="0" w:lineRule="auto"/>
         <w:ind w:left="720" w:hanging="360"/>
@@ -12193,7 +12290,7 @@
       <w:pPr>
         <w:numPr>
           <w:ilvl w:val="0"/>
-          <w:numId w:val="72"/>
+          <w:numId w:val="73"/>
         </w:numPr>
         <w:spacing w:after="0" w:afterAutospacing="0" w:before="240" w:lineRule="auto"/>
         <w:ind w:left="720" w:hanging="360"/>
@@ -12256,7 +12353,7 @@
       <w:pPr>
         <w:numPr>
           <w:ilvl w:val="0"/>
-          <w:numId w:val="72"/>
+          <w:numId w:val="73"/>
         </w:numPr>
         <w:spacing w:after="0" w:afterAutospacing="0" w:before="0" w:beforeAutospacing="0" w:lineRule="auto"/>
         <w:ind w:left="720" w:hanging="360"/>
@@ -12280,7 +12377,7 @@
       <w:pPr>
         <w:numPr>
           <w:ilvl w:val="0"/>
-          <w:numId w:val="72"/>
+          <w:numId w:val="73"/>
         </w:numPr>
         <w:spacing w:after="0" w:afterAutospacing="0" w:before="0" w:beforeAutospacing="0" w:lineRule="auto"/>
         <w:ind w:left="720" w:hanging="360"/>
@@ -12314,7 +12411,7 @@
       <w:pPr>
         <w:numPr>
           <w:ilvl w:val="0"/>
-          <w:numId w:val="72"/>
+          <w:numId w:val="73"/>
         </w:numPr>
         <w:spacing w:after="0" w:afterAutospacing="0" w:before="0" w:beforeAutospacing="0" w:lineRule="auto"/>
         <w:ind w:left="720" w:hanging="360"/>
@@ -12338,7 +12435,7 @@
       <w:pPr>
         <w:numPr>
           <w:ilvl w:val="0"/>
-          <w:numId w:val="72"/>
+          <w:numId w:val="73"/>
         </w:numPr>
         <w:spacing w:after="240" w:before="0" w:beforeAutospacing="0" w:lineRule="auto"/>
         <w:ind w:left="720" w:hanging="360"/>
@@ -12392,7 +12489,7 @@
       <w:pPr>
         <w:numPr>
           <w:ilvl w:val="0"/>
-          <w:numId w:val="88"/>
+          <w:numId w:val="89"/>
         </w:numPr>
         <w:spacing w:after="0" w:afterAutospacing="0" w:before="240" w:lineRule="auto"/>
         <w:ind w:left="720" w:hanging="360"/>
@@ -12416,7 +12513,7 @@
       <w:pPr>
         <w:numPr>
           <w:ilvl w:val="0"/>
-          <w:numId w:val="88"/>
+          <w:numId w:val="89"/>
         </w:numPr>
         <w:spacing w:after="0" w:afterAutospacing="0" w:before="0" w:beforeAutospacing="0" w:lineRule="auto"/>
         <w:ind w:left="720" w:hanging="360"/>
@@ -12440,7 +12537,7 @@
       <w:pPr>
         <w:numPr>
           <w:ilvl w:val="0"/>
-          <w:numId w:val="88"/>
+          <w:numId w:val="89"/>
         </w:numPr>
         <w:spacing w:after="0" w:afterAutospacing="0" w:before="0" w:beforeAutospacing="0" w:lineRule="auto"/>
         <w:ind w:left="720" w:hanging="360"/>
@@ -12464,7 +12561,7 @@
       <w:pPr>
         <w:numPr>
           <w:ilvl w:val="0"/>
-          <w:numId w:val="88"/>
+          <w:numId w:val="89"/>
         </w:numPr>
         <w:spacing w:after="240" w:before="0" w:beforeAutospacing="0" w:lineRule="auto"/>
         <w:ind w:left="720" w:hanging="360"/>
@@ -12537,7 +12634,7 @@
       <w:pPr>
         <w:numPr>
           <w:ilvl w:val="0"/>
-          <w:numId w:val="101"/>
+          <w:numId w:val="102"/>
         </w:numPr>
         <w:spacing w:after="0" w:afterAutospacing="0" w:before="240" w:lineRule="auto"/>
         <w:ind w:left="720" w:hanging="360"/>
@@ -12561,7 +12658,7 @@
       <w:pPr>
         <w:numPr>
           <w:ilvl w:val="0"/>
-          <w:numId w:val="101"/>
+          <w:numId w:val="102"/>
         </w:numPr>
         <w:spacing w:after="0" w:afterAutospacing="0" w:before="0" w:beforeAutospacing="0" w:lineRule="auto"/>
         <w:ind w:left="720" w:hanging="360"/>
@@ -12604,7 +12701,7 @@
       <w:pPr>
         <w:numPr>
           <w:ilvl w:val="0"/>
-          <w:numId w:val="101"/>
+          <w:numId w:val="102"/>
         </w:numPr>
         <w:spacing w:after="240" w:before="0" w:beforeAutospacing="0" w:lineRule="auto"/>
         <w:ind w:left="720" w:hanging="360"/>
@@ -12658,7 +12755,7 @@
       <w:pPr>
         <w:numPr>
           <w:ilvl w:val="0"/>
-          <w:numId w:val="73"/>
+          <w:numId w:val="74"/>
         </w:numPr>
         <w:spacing w:after="0" w:afterAutospacing="0" w:before="240" w:lineRule="auto"/>
         <w:ind w:left="720" w:hanging="360"/>
@@ -12682,7 +12779,7 @@
       <w:pPr>
         <w:numPr>
           <w:ilvl w:val="0"/>
-          <w:numId w:val="73"/>
+          <w:numId w:val="74"/>
         </w:numPr>
         <w:spacing w:after="0" w:afterAutospacing="0" w:before="0" w:beforeAutospacing="0" w:lineRule="auto"/>
         <w:ind w:left="720" w:hanging="360"/>
@@ -12725,7 +12822,7 @@
       <w:pPr>
         <w:numPr>
           <w:ilvl w:val="0"/>
-          <w:numId w:val="73"/>
+          <w:numId w:val="74"/>
         </w:numPr>
         <w:spacing w:after="0" w:afterAutospacing="0" w:before="0" w:beforeAutospacing="0" w:lineRule="auto"/>
         <w:ind w:left="720" w:hanging="360"/>
@@ -12749,7 +12846,7 @@
       <w:pPr>
         <w:numPr>
           <w:ilvl w:val="0"/>
-          <w:numId w:val="73"/>
+          <w:numId w:val="74"/>
         </w:numPr>
         <w:spacing w:after="240" w:before="0" w:beforeAutospacing="0" w:lineRule="auto"/>
         <w:ind w:left="720" w:hanging="360"/>
@@ -12857,7 +12954,7 @@
       <w:pPr>
         <w:numPr>
           <w:ilvl w:val="0"/>
-          <w:numId w:val="116"/>
+          <w:numId w:val="118"/>
         </w:numPr>
         <w:spacing w:after="0" w:afterAutospacing="0" w:before="240" w:lineRule="auto"/>
         <w:ind w:left="720" w:hanging="360"/>
@@ -12900,7 +12997,7 @@
       <w:pPr>
         <w:numPr>
           <w:ilvl w:val="0"/>
-          <w:numId w:val="116"/>
+          <w:numId w:val="118"/>
         </w:numPr>
         <w:spacing w:after="0" w:afterAutospacing="0" w:before="0" w:beforeAutospacing="0" w:lineRule="auto"/>
         <w:ind w:left="720" w:hanging="360"/>
@@ -12924,7 +13021,7 @@
       <w:pPr>
         <w:numPr>
           <w:ilvl w:val="0"/>
-          <w:numId w:val="116"/>
+          <w:numId w:val="118"/>
         </w:numPr>
         <w:spacing w:after="0" w:afterAutospacing="0" w:before="0" w:beforeAutospacing="0" w:lineRule="auto"/>
         <w:ind w:left="720" w:hanging="360"/>
@@ -12948,7 +13045,7 @@
       <w:pPr>
         <w:numPr>
           <w:ilvl w:val="0"/>
-          <w:numId w:val="116"/>
+          <w:numId w:val="118"/>
         </w:numPr>
         <w:spacing w:after="240" w:before="0" w:beforeAutospacing="0" w:lineRule="auto"/>
         <w:ind w:left="720" w:hanging="360"/>
@@ -13002,7 +13099,7 @@
       <w:pPr>
         <w:numPr>
           <w:ilvl w:val="0"/>
-          <w:numId w:val="79"/>
+          <w:numId w:val="80"/>
         </w:numPr>
         <w:spacing w:after="0" w:afterAutospacing="0" w:before="240" w:lineRule="auto"/>
         <w:ind w:left="720" w:hanging="360"/>
@@ -13026,7 +13123,7 @@
       <w:pPr>
         <w:numPr>
           <w:ilvl w:val="0"/>
-          <w:numId w:val="79"/>
+          <w:numId w:val="80"/>
         </w:numPr>
         <w:spacing w:after="0" w:afterAutospacing="0" w:before="0" w:beforeAutospacing="0" w:lineRule="auto"/>
         <w:ind w:left="720" w:hanging="360"/>
@@ -13069,7 +13166,7 @@
       <w:pPr>
         <w:numPr>
           <w:ilvl w:val="0"/>
-          <w:numId w:val="79"/>
+          <w:numId w:val="80"/>
         </w:numPr>
         <w:spacing w:after="0" w:afterAutospacing="0" w:before="0" w:beforeAutospacing="0" w:lineRule="auto"/>
         <w:ind w:left="720" w:hanging="360"/>
@@ -13112,7 +13209,7 @@
       <w:pPr>
         <w:numPr>
           <w:ilvl w:val="0"/>
-          <w:numId w:val="79"/>
+          <w:numId w:val="80"/>
         </w:numPr>
         <w:spacing w:after="240" w:before="0" w:beforeAutospacing="0" w:lineRule="auto"/>
         <w:ind w:left="720" w:hanging="360"/>
@@ -13166,7 +13263,7 @@
       <w:pPr>
         <w:numPr>
           <w:ilvl w:val="0"/>
-          <w:numId w:val="62"/>
+          <w:numId w:val="63"/>
         </w:numPr>
         <w:spacing w:after="0" w:afterAutospacing="0" w:before="240" w:lineRule="auto"/>
         <w:ind w:left="720" w:hanging="360"/>
@@ -13209,7 +13306,7 @@
       <w:pPr>
         <w:numPr>
           <w:ilvl w:val="0"/>
-          <w:numId w:val="62"/>
+          <w:numId w:val="63"/>
         </w:numPr>
         <w:spacing w:after="0" w:afterAutospacing="0" w:before="0" w:beforeAutospacing="0" w:lineRule="auto"/>
         <w:ind w:left="720" w:hanging="360"/>
@@ -13233,7 +13330,7 @@
       <w:pPr>
         <w:numPr>
           <w:ilvl w:val="0"/>
-          <w:numId w:val="62"/>
+          <w:numId w:val="63"/>
         </w:numPr>
         <w:spacing w:after="0" w:afterAutospacing="0" w:before="0" w:beforeAutospacing="0" w:lineRule="auto"/>
         <w:ind w:left="720" w:hanging="360"/>
@@ -13257,7 +13354,7 @@
       <w:pPr>
         <w:numPr>
           <w:ilvl w:val="0"/>
-          <w:numId w:val="62"/>
+          <w:numId w:val="63"/>
         </w:numPr>
         <w:spacing w:after="240" w:before="0" w:beforeAutospacing="0" w:lineRule="auto"/>
         <w:ind w:left="720" w:hanging="360"/>
@@ -13311,7 +13408,7 @@
       <w:pPr>
         <w:numPr>
           <w:ilvl w:val="0"/>
-          <w:numId w:val="68"/>
+          <w:numId w:val="69"/>
         </w:numPr>
         <w:spacing w:after="0" w:afterAutospacing="0" w:before="240" w:lineRule="auto"/>
         <w:ind w:left="720" w:hanging="360"/>
@@ -13354,7 +13451,7 @@
       <w:pPr>
         <w:numPr>
           <w:ilvl w:val="0"/>
-          <w:numId w:val="68"/>
+          <w:numId w:val="69"/>
         </w:numPr>
         <w:spacing w:after="0" w:afterAutospacing="0" w:before="0" w:beforeAutospacing="0" w:lineRule="auto"/>
         <w:ind w:left="720" w:hanging="360"/>
@@ -13378,7 +13475,7 @@
       <w:pPr>
         <w:numPr>
           <w:ilvl w:val="0"/>
-          <w:numId w:val="68"/>
+          <w:numId w:val="69"/>
         </w:numPr>
         <w:spacing w:after="0" w:afterAutospacing="0" w:before="0" w:beforeAutospacing="0" w:lineRule="auto"/>
         <w:ind w:left="720" w:hanging="360"/>
@@ -13421,7 +13518,7 @@
       <w:pPr>
         <w:numPr>
           <w:ilvl w:val="0"/>
-          <w:numId w:val="68"/>
+          <w:numId w:val="69"/>
         </w:numPr>
         <w:spacing w:after="0" w:afterAutospacing="0" w:before="0" w:beforeAutospacing="0" w:lineRule="auto"/>
         <w:ind w:left="720" w:hanging="360"/>
@@ -13445,7 +13542,7 @@
       <w:pPr>
         <w:numPr>
           <w:ilvl w:val="0"/>
-          <w:numId w:val="68"/>
+          <w:numId w:val="69"/>
         </w:numPr>
         <w:spacing w:after="0" w:afterAutospacing="0" w:before="0" w:beforeAutospacing="0" w:lineRule="auto"/>
         <w:ind w:left="720" w:hanging="360"/>
@@ -13469,7 +13566,7 @@
       <w:pPr>
         <w:numPr>
           <w:ilvl w:val="0"/>
-          <w:numId w:val="68"/>
+          <w:numId w:val="69"/>
         </w:numPr>
         <w:spacing w:after="240" w:before="0" w:beforeAutospacing="0" w:lineRule="auto"/>
         <w:ind w:left="720" w:hanging="360"/>
@@ -13688,7 +13785,7 @@
       <w:pPr>
         <w:numPr>
           <w:ilvl w:val="0"/>
-          <w:numId w:val="21"/>
+          <w:numId w:val="22"/>
         </w:numPr>
         <w:spacing w:after="0" w:afterAutospacing="0" w:before="240" w:lineRule="auto"/>
         <w:ind w:left="720" w:hanging="360"/>
@@ -13712,7 +13809,7 @@
       <w:pPr>
         <w:numPr>
           <w:ilvl w:val="0"/>
-          <w:numId w:val="21"/>
+          <w:numId w:val="22"/>
         </w:numPr>
         <w:spacing w:after="0" w:afterAutospacing="0" w:before="0" w:beforeAutospacing="0" w:lineRule="auto"/>
         <w:ind w:left="720" w:hanging="360"/>
@@ -13736,7 +13833,7 @@
       <w:pPr>
         <w:numPr>
           <w:ilvl w:val="0"/>
-          <w:numId w:val="21"/>
+          <w:numId w:val="22"/>
         </w:numPr>
         <w:spacing w:after="0" w:afterAutospacing="0" w:before="0" w:beforeAutospacing="0" w:lineRule="auto"/>
         <w:ind w:left="720" w:hanging="360"/>
@@ -13760,7 +13857,7 @@
       <w:pPr>
         <w:numPr>
           <w:ilvl w:val="0"/>
-          <w:numId w:val="21"/>
+          <w:numId w:val="22"/>
         </w:numPr>
         <w:spacing w:after="240" w:before="0" w:beforeAutospacing="0" w:lineRule="auto"/>
         <w:ind w:left="720" w:hanging="360"/>
@@ -13814,7 +13911,7 @@
       <w:pPr>
         <w:numPr>
           <w:ilvl w:val="0"/>
-          <w:numId w:val="115"/>
+          <w:numId w:val="116"/>
         </w:numPr>
         <w:spacing w:after="0" w:afterAutospacing="0" w:before="240" w:lineRule="auto"/>
         <w:ind w:left="720" w:hanging="360"/>
@@ -13838,7 +13935,7 @@
       <w:pPr>
         <w:numPr>
           <w:ilvl w:val="0"/>
-          <w:numId w:val="115"/>
+          <w:numId w:val="116"/>
         </w:numPr>
         <w:spacing w:after="0" w:afterAutospacing="0" w:before="0" w:beforeAutospacing="0" w:lineRule="auto"/>
         <w:ind w:left="720" w:hanging="360"/>
@@ -13862,7 +13959,7 @@
       <w:pPr>
         <w:numPr>
           <w:ilvl w:val="0"/>
-          <w:numId w:val="115"/>
+          <w:numId w:val="116"/>
         </w:numPr>
         <w:spacing w:after="240" w:before="0" w:beforeAutospacing="0" w:lineRule="auto"/>
         <w:ind w:left="720" w:hanging="360"/>
@@ -13954,7 +14051,7 @@
       <w:pPr>
         <w:numPr>
           <w:ilvl w:val="0"/>
-          <w:numId w:val="33"/>
+          <w:numId w:val="34"/>
         </w:numPr>
         <w:spacing w:after="0" w:afterAutospacing="0" w:before="240" w:lineRule="auto"/>
         <w:ind w:left="720" w:hanging="360"/>
@@ -13997,7 +14094,7 @@
       <w:pPr>
         <w:numPr>
           <w:ilvl w:val="0"/>
-          <w:numId w:val="33"/>
+          <w:numId w:val="34"/>
         </w:numPr>
         <w:spacing w:after="0" w:afterAutospacing="0" w:before="0" w:beforeAutospacing="0" w:lineRule="auto"/>
         <w:ind w:left="720" w:hanging="360"/>
@@ -14021,7 +14118,7 @@
       <w:pPr>
         <w:numPr>
           <w:ilvl w:val="0"/>
-          <w:numId w:val="33"/>
+          <w:numId w:val="34"/>
         </w:numPr>
         <w:spacing w:after="0" w:afterAutospacing="0" w:before="0" w:beforeAutospacing="0" w:lineRule="auto"/>
         <w:ind w:left="720" w:hanging="360"/>
@@ -14064,7 +14161,7 @@
       <w:pPr>
         <w:numPr>
           <w:ilvl w:val="0"/>
-          <w:numId w:val="33"/>
+          <w:numId w:val="34"/>
         </w:numPr>
         <w:spacing w:after="240" w:before="0" w:beforeAutospacing="0" w:lineRule="auto"/>
         <w:ind w:left="720" w:hanging="360"/>
@@ -14137,7 +14234,7 @@
       <w:pPr>
         <w:numPr>
           <w:ilvl w:val="0"/>
-          <w:numId w:val="104"/>
+          <w:numId w:val="105"/>
         </w:numPr>
         <w:spacing w:after="0" w:afterAutospacing="0" w:before="240" w:lineRule="auto"/>
         <w:ind w:left="720" w:hanging="360"/>
@@ -14180,7 +14277,7 @@
       <w:pPr>
         <w:numPr>
           <w:ilvl w:val="0"/>
-          <w:numId w:val="104"/>
+          <w:numId w:val="105"/>
         </w:numPr>
         <w:spacing w:after="0" w:afterAutospacing="0" w:before="0" w:beforeAutospacing="0" w:lineRule="auto"/>
         <w:ind w:left="720" w:hanging="360"/>
@@ -14223,7 +14320,7 @@
       <w:pPr>
         <w:numPr>
           <w:ilvl w:val="0"/>
-          <w:numId w:val="104"/>
+          <w:numId w:val="105"/>
         </w:numPr>
         <w:spacing w:after="240" w:before="0" w:beforeAutospacing="0" w:lineRule="auto"/>
         <w:ind w:left="720" w:hanging="360"/>
@@ -14296,7 +14393,7 @@
       <w:pPr>
         <w:numPr>
           <w:ilvl w:val="0"/>
-          <w:numId w:val="110"/>
+          <w:numId w:val="111"/>
         </w:numPr>
         <w:spacing w:after="0" w:afterAutospacing="0" w:before="240" w:lineRule="auto"/>
         <w:ind w:left="720" w:hanging="360"/>
@@ -14330,7 +14427,7 @@
       <w:pPr>
         <w:numPr>
           <w:ilvl w:val="0"/>
-          <w:numId w:val="110"/>
+          <w:numId w:val="111"/>
         </w:numPr>
         <w:spacing w:after="0" w:afterAutospacing="0" w:before="0" w:beforeAutospacing="0" w:lineRule="auto"/>
         <w:ind w:left="720" w:hanging="360"/>
@@ -14373,7 +14470,7 @@
       <w:pPr>
         <w:numPr>
           <w:ilvl w:val="0"/>
-          <w:numId w:val="110"/>
+          <w:numId w:val="111"/>
         </w:numPr>
         <w:spacing w:after="0" w:afterAutospacing="0" w:before="0" w:beforeAutospacing="0" w:lineRule="auto"/>
         <w:ind w:left="720" w:hanging="360"/>
@@ -14397,7 +14494,7 @@
       <w:pPr>
         <w:numPr>
           <w:ilvl w:val="0"/>
-          <w:numId w:val="110"/>
+          <w:numId w:val="111"/>
         </w:numPr>
         <w:spacing w:after="240" w:before="0" w:beforeAutospacing="0" w:lineRule="auto"/>
         <w:ind w:left="720" w:hanging="360"/>
@@ -14451,7 +14548,7 @@
       <w:pPr>
         <w:numPr>
           <w:ilvl w:val="0"/>
-          <w:numId w:val="75"/>
+          <w:numId w:val="76"/>
         </w:numPr>
         <w:spacing w:after="0" w:afterAutospacing="0" w:before="240" w:lineRule="auto"/>
         <w:ind w:left="720" w:hanging="360"/>
@@ -14475,7 +14572,7 @@
       <w:pPr>
         <w:numPr>
           <w:ilvl w:val="0"/>
-          <w:numId w:val="75"/>
+          <w:numId w:val="76"/>
         </w:numPr>
         <w:spacing w:after="0" w:afterAutospacing="0" w:before="0" w:beforeAutospacing="0" w:lineRule="auto"/>
         <w:ind w:left="720" w:hanging="360"/>
@@ -14499,7 +14596,7 @@
       <w:pPr>
         <w:numPr>
           <w:ilvl w:val="0"/>
-          <w:numId w:val="75"/>
+          <w:numId w:val="76"/>
         </w:numPr>
         <w:spacing w:after="240" w:before="0" w:beforeAutospacing="0" w:lineRule="auto"/>
         <w:ind w:left="720" w:hanging="360"/>
@@ -14553,7 +14650,7 @@
       <w:pPr>
         <w:numPr>
           <w:ilvl w:val="0"/>
-          <w:numId w:val="91"/>
+          <w:numId w:val="92"/>
         </w:numPr>
         <w:spacing w:after="0" w:afterAutospacing="0" w:before="240" w:lineRule="auto"/>
         <w:ind w:left="720" w:hanging="360"/>
@@ -14577,7 +14674,7 @@
       <w:pPr>
         <w:numPr>
           <w:ilvl w:val="0"/>
-          <w:numId w:val="91"/>
+          <w:numId w:val="92"/>
         </w:numPr>
         <w:spacing w:after="0" w:afterAutospacing="0" w:before="0" w:beforeAutospacing="0" w:lineRule="auto"/>
         <w:ind w:left="720" w:hanging="360"/>
@@ -14601,7 +14698,7 @@
       <w:pPr>
         <w:numPr>
           <w:ilvl w:val="0"/>
-          <w:numId w:val="91"/>
+          <w:numId w:val="92"/>
         </w:numPr>
         <w:spacing w:after="240" w:before="0" w:beforeAutospacing="0" w:lineRule="auto"/>
         <w:ind w:left="720" w:hanging="360"/>
@@ -14695,7 +14792,7 @@
       <w:pPr>
         <w:numPr>
           <w:ilvl w:val="0"/>
-          <w:numId w:val="34"/>
+          <w:numId w:val="35"/>
         </w:numPr>
         <w:spacing w:after="0" w:afterAutospacing="0" w:before="240" w:lineRule="auto"/>
         <w:ind w:left="720" w:hanging="360"/>
@@ -14738,7 +14835,7 @@
       <w:pPr>
         <w:numPr>
           <w:ilvl w:val="0"/>
-          <w:numId w:val="34"/>
+          <w:numId w:val="35"/>
         </w:numPr>
         <w:spacing w:after="0" w:afterAutospacing="0" w:before="0" w:beforeAutospacing="0" w:lineRule="auto"/>
         <w:ind w:left="720" w:hanging="360"/>
@@ -14781,7 +14878,7 @@
       <w:pPr>
         <w:numPr>
           <w:ilvl w:val="0"/>
-          <w:numId w:val="34"/>
+          <w:numId w:val="35"/>
         </w:numPr>
         <w:spacing w:after="0" w:afterAutospacing="0" w:before="0" w:beforeAutospacing="0" w:lineRule="auto"/>
         <w:ind w:left="720" w:hanging="360"/>
@@ -14805,7 +14902,7 @@
       <w:pPr>
         <w:numPr>
           <w:ilvl w:val="0"/>
-          <w:numId w:val="34"/>
+          <w:numId w:val="35"/>
         </w:numPr>
         <w:spacing w:after="240" w:before="0" w:beforeAutospacing="0" w:lineRule="auto"/>
         <w:ind w:left="720" w:hanging="360"/>
@@ -14875,7 +14972,7 @@
           <w:szCs w:val="24"/>
           <w:rtl w:val="0"/>
         </w:rPr>
-        <w:t xml:space="preserve">Mengunggah dan mengelola </w:t>
+        <w:t xml:space="preserve">Mengunggah dan memilih </w:t>
       </w:r>
       <w:r>
         <w:rPr>
@@ -14980,7 +15077,7 @@
       <w:pPr>
         <w:numPr>
           <w:ilvl w:val="0"/>
-          <w:numId w:val="29"/>
+          <w:numId w:val="30"/>
         </w:numPr>
         <w:spacing w:after="0" w:afterAutospacing="0" w:before="240" w:lineRule="auto"/>
         <w:ind w:left="720" w:hanging="360"/>
@@ -15004,7 +15101,7 @@
       <w:pPr>
         <w:numPr>
           <w:ilvl w:val="0"/>
-          <w:numId w:val="29"/>
+          <w:numId w:val="30"/>
         </w:numPr>
         <w:spacing w:after="0" w:afterAutospacing="0" w:before="0" w:beforeAutospacing="0" w:lineRule="auto"/>
         <w:ind w:left="720" w:hanging="360"/>
@@ -15028,7 +15125,7 @@
       <w:pPr>
         <w:numPr>
           <w:ilvl w:val="0"/>
-          <w:numId w:val="29"/>
+          <w:numId w:val="30"/>
         </w:numPr>
         <w:spacing w:after="0" w:afterAutospacing="0" w:before="0" w:beforeAutospacing="0" w:lineRule="auto"/>
         <w:ind w:left="720" w:hanging="360"/>
@@ -15052,7 +15149,7 @@
       <w:pPr>
         <w:numPr>
           <w:ilvl w:val="0"/>
-          <w:numId w:val="29"/>
+          <w:numId w:val="30"/>
         </w:numPr>
         <w:spacing w:after="240" w:before="0" w:beforeAutospacing="0" w:lineRule="auto"/>
         <w:ind w:left="720" w:hanging="360"/>
@@ -15106,7 +15203,7 @@
       <w:pPr>
         <w:numPr>
           <w:ilvl w:val="0"/>
-          <w:numId w:val="8"/>
+          <w:numId w:val="9"/>
         </w:numPr>
         <w:spacing w:after="0" w:afterAutospacing="0" w:before="240" w:lineRule="auto"/>
         <w:ind w:left="720" w:hanging="360"/>
@@ -15130,7 +15227,7 @@
       <w:pPr>
         <w:numPr>
           <w:ilvl w:val="0"/>
-          <w:numId w:val="8"/>
+          <w:numId w:val="9"/>
         </w:numPr>
         <w:spacing w:after="0" w:afterAutospacing="0" w:before="0" w:beforeAutospacing="0" w:lineRule="auto"/>
         <w:ind w:left="720" w:hanging="360"/>
@@ -15154,7 +15251,7 @@
       <w:pPr>
         <w:numPr>
           <w:ilvl w:val="0"/>
-          <w:numId w:val="8"/>
+          <w:numId w:val="9"/>
         </w:numPr>
         <w:spacing w:after="0" w:afterAutospacing="0" w:before="0" w:beforeAutospacing="0" w:lineRule="auto"/>
         <w:ind w:left="720" w:hanging="360"/>
@@ -15197,7 +15294,7 @@
       <w:pPr>
         <w:numPr>
           <w:ilvl w:val="0"/>
-          <w:numId w:val="8"/>
+          <w:numId w:val="9"/>
         </w:numPr>
         <w:spacing w:after="0" w:afterAutospacing="0" w:before="0" w:beforeAutospacing="0" w:lineRule="auto"/>
         <w:ind w:left="720" w:hanging="360"/>
@@ -15221,7 +15318,7 @@
       <w:pPr>
         <w:numPr>
           <w:ilvl w:val="0"/>
-          <w:numId w:val="8"/>
+          <w:numId w:val="9"/>
         </w:numPr>
         <w:spacing w:after="240" w:before="0" w:beforeAutospacing="0" w:lineRule="auto"/>
         <w:ind w:left="720" w:hanging="360"/>
@@ -15275,7 +15372,7 @@
       <w:pPr>
         <w:numPr>
           <w:ilvl w:val="0"/>
-          <w:numId w:val="89"/>
+          <w:numId w:val="90"/>
         </w:numPr>
         <w:spacing w:after="0" w:afterAutospacing="0" w:before="240" w:lineRule="auto"/>
         <w:ind w:left="720" w:hanging="360"/>
@@ -15309,7 +15406,7 @@
       <w:pPr>
         <w:numPr>
           <w:ilvl w:val="0"/>
-          <w:numId w:val="89"/>
+          <w:numId w:val="90"/>
         </w:numPr>
         <w:spacing w:after="0" w:afterAutospacing="0" w:before="0" w:beforeAutospacing="0" w:lineRule="auto"/>
         <w:ind w:left="720" w:hanging="360"/>
@@ -15333,7 +15430,7 @@
       <w:pPr>
         <w:numPr>
           <w:ilvl w:val="0"/>
-          <w:numId w:val="89"/>
+          <w:numId w:val="90"/>
         </w:numPr>
         <w:spacing w:after="0" w:afterAutospacing="0" w:before="0" w:beforeAutospacing="0" w:lineRule="auto"/>
         <w:ind w:left="720" w:hanging="360"/>
@@ -15357,7 +15454,7 @@
       <w:pPr>
         <w:numPr>
           <w:ilvl w:val="0"/>
-          <w:numId w:val="89"/>
+          <w:numId w:val="90"/>
         </w:numPr>
         <w:spacing w:after="0" w:afterAutospacing="0" w:before="0" w:beforeAutospacing="0" w:lineRule="auto"/>
         <w:ind w:left="720" w:hanging="360"/>
@@ -15400,7 +15497,7 @@
       <w:pPr>
         <w:numPr>
           <w:ilvl w:val="0"/>
-          <w:numId w:val="89"/>
+          <w:numId w:val="90"/>
         </w:numPr>
         <w:spacing w:after="0" w:afterAutospacing="0" w:before="0" w:beforeAutospacing="0" w:lineRule="auto"/>
         <w:ind w:left="720" w:hanging="360"/>
@@ -15424,7 +15521,7 @@
       <w:pPr>
         <w:numPr>
           <w:ilvl w:val="0"/>
-          <w:numId w:val="89"/>
+          <w:numId w:val="90"/>
         </w:numPr>
         <w:spacing w:after="240" w:before="0" w:beforeAutospacing="0" w:lineRule="auto"/>
         <w:ind w:left="720" w:hanging="360"/>
@@ -15478,7 +15575,7 @@
       <w:pPr>
         <w:numPr>
           <w:ilvl w:val="0"/>
-          <w:numId w:val="19"/>
+          <w:numId w:val="20"/>
         </w:numPr>
         <w:spacing w:after="0" w:afterAutospacing="0" w:before="240" w:lineRule="auto"/>
         <w:ind w:left="720" w:hanging="360"/>
@@ -15521,7 +15618,7 @@
       <w:pPr>
         <w:numPr>
           <w:ilvl w:val="0"/>
-          <w:numId w:val="19"/>
+          <w:numId w:val="20"/>
         </w:numPr>
         <w:spacing w:after="0" w:afterAutospacing="0" w:before="0" w:beforeAutospacing="0" w:lineRule="auto"/>
         <w:ind w:left="720" w:hanging="360"/>
@@ -15564,7 +15661,7 @@
       <w:pPr>
         <w:numPr>
           <w:ilvl w:val="0"/>
-          <w:numId w:val="19"/>
+          <w:numId w:val="20"/>
         </w:numPr>
         <w:spacing w:after="240" w:before="0" w:beforeAutospacing="0" w:lineRule="auto"/>
         <w:ind w:left="720" w:hanging="360"/>
@@ -15618,7 +15715,7 @@
       <w:pPr>
         <w:numPr>
           <w:ilvl w:val="0"/>
-          <w:numId w:val="13"/>
+          <w:numId w:val="14"/>
         </w:numPr>
         <w:spacing w:after="0" w:afterAutospacing="0" w:before="240" w:lineRule="auto"/>
         <w:ind w:left="720" w:hanging="360"/>
@@ -15642,7 +15739,7 @@
       <w:pPr>
         <w:numPr>
           <w:ilvl w:val="0"/>
-          <w:numId w:val="13"/>
+          <w:numId w:val="14"/>
         </w:numPr>
         <w:spacing w:after="0" w:afterAutospacing="0" w:before="0" w:beforeAutospacing="0" w:lineRule="auto"/>
         <w:ind w:left="720" w:hanging="360"/>
@@ -15666,7 +15763,7 @@
       <w:pPr>
         <w:numPr>
           <w:ilvl w:val="0"/>
-          <w:numId w:val="13"/>
+          <w:numId w:val="14"/>
         </w:numPr>
         <w:spacing w:after="0" w:afterAutospacing="0" w:before="0" w:beforeAutospacing="0" w:lineRule="auto"/>
         <w:ind w:left="720" w:hanging="360"/>
@@ -15690,7 +15787,7 @@
       <w:pPr>
         <w:numPr>
           <w:ilvl w:val="0"/>
-          <w:numId w:val="13"/>
+          <w:numId w:val="14"/>
         </w:numPr>
         <w:spacing w:after="0" w:afterAutospacing="0" w:before="0" w:beforeAutospacing="0" w:lineRule="auto"/>
         <w:ind w:left="720" w:hanging="360"/>
@@ -15714,7 +15811,7 @@
       <w:pPr>
         <w:numPr>
           <w:ilvl w:val="0"/>
-          <w:numId w:val="13"/>
+          <w:numId w:val="14"/>
         </w:numPr>
         <w:spacing w:after="240" w:before="0" w:beforeAutospacing="0" w:lineRule="auto"/>
         <w:ind w:left="720" w:hanging="360"/>
@@ -15768,7 +15865,7 @@
       <w:pPr>
         <w:numPr>
           <w:ilvl w:val="0"/>
-          <w:numId w:val="36"/>
+          <w:numId w:val="37"/>
         </w:numPr>
         <w:spacing w:after="0" w:afterAutospacing="0" w:before="240" w:lineRule="auto"/>
         <w:ind w:left="720" w:hanging="360"/>
@@ -15792,7 +15889,7 @@
       <w:pPr>
         <w:numPr>
           <w:ilvl w:val="0"/>
-          <w:numId w:val="36"/>
+          <w:numId w:val="37"/>
         </w:numPr>
         <w:spacing w:after="0" w:afterAutospacing="0" w:before="0" w:beforeAutospacing="0" w:lineRule="auto"/>
         <w:ind w:left="720" w:hanging="360"/>
@@ -15816,7 +15913,7 @@
       <w:pPr>
         <w:numPr>
           <w:ilvl w:val="0"/>
-          <w:numId w:val="36"/>
+          <w:numId w:val="37"/>
         </w:numPr>
         <w:spacing w:after="0" w:afterAutospacing="0" w:before="0" w:beforeAutospacing="0" w:lineRule="auto"/>
         <w:ind w:left="720" w:hanging="360"/>
@@ -15840,7 +15937,7 @@
       <w:pPr>
         <w:numPr>
           <w:ilvl w:val="0"/>
-          <w:numId w:val="36"/>
+          <w:numId w:val="37"/>
         </w:numPr>
         <w:spacing w:after="240" w:before="0" w:beforeAutospacing="0" w:lineRule="auto"/>
         <w:ind w:left="720" w:hanging="360"/>
@@ -15974,7 +16071,7 @@
       <w:pPr>
         <w:numPr>
           <w:ilvl w:val="0"/>
-          <w:numId w:val="15"/>
+          <w:numId w:val="16"/>
         </w:numPr>
         <w:spacing w:after="0" w:afterAutospacing="0" w:before="240" w:lineRule="auto"/>
         <w:ind w:left="720" w:hanging="360"/>
@@ -15998,7 +16095,7 @@
       <w:pPr>
         <w:numPr>
           <w:ilvl w:val="0"/>
-          <w:numId w:val="15"/>
+          <w:numId w:val="16"/>
         </w:numPr>
         <w:spacing w:after="0" w:afterAutospacing="0" w:before="0" w:beforeAutospacing="0" w:lineRule="auto"/>
         <w:ind w:left="720" w:hanging="360"/>
@@ -16041,7 +16138,7 @@
       <w:pPr>
         <w:numPr>
           <w:ilvl w:val="0"/>
-          <w:numId w:val="15"/>
+          <w:numId w:val="16"/>
         </w:numPr>
         <w:spacing w:after="240" w:before="0" w:beforeAutospacing="0" w:lineRule="auto"/>
         <w:ind w:left="720" w:hanging="360"/>
@@ -16114,7 +16211,7 @@
       <w:pPr>
         <w:numPr>
           <w:ilvl w:val="0"/>
-          <w:numId w:val="69"/>
+          <w:numId w:val="70"/>
         </w:numPr>
         <w:spacing w:after="0" w:afterAutospacing="0" w:before="240" w:lineRule="auto"/>
         <w:ind w:left="720" w:hanging="360"/>
@@ -16138,7 +16235,7 @@
       <w:pPr>
         <w:numPr>
           <w:ilvl w:val="0"/>
-          <w:numId w:val="69"/>
+          <w:numId w:val="70"/>
         </w:numPr>
         <w:spacing w:after="0" w:afterAutospacing="0" w:before="0" w:beforeAutospacing="0" w:lineRule="auto"/>
         <w:ind w:left="720" w:hanging="360"/>
@@ -16181,7 +16278,7 @@
       <w:pPr>
         <w:numPr>
           <w:ilvl w:val="0"/>
-          <w:numId w:val="69"/>
+          <w:numId w:val="70"/>
         </w:numPr>
         <w:spacing w:after="240" w:before="0" w:beforeAutospacing="0" w:lineRule="auto"/>
         <w:ind w:left="720" w:hanging="360"/>
@@ -16254,7 +16351,7 @@
       <w:pPr>
         <w:numPr>
           <w:ilvl w:val="0"/>
-          <w:numId w:val="84"/>
+          <w:numId w:val="85"/>
         </w:numPr>
         <w:spacing w:after="0" w:afterAutospacing="0" w:before="240" w:lineRule="auto"/>
         <w:ind w:left="720" w:hanging="360"/>
@@ -16297,7 +16394,7 @@
       <w:pPr>
         <w:numPr>
           <w:ilvl w:val="0"/>
-          <w:numId w:val="84"/>
+          <w:numId w:val="85"/>
         </w:numPr>
         <w:spacing w:after="0" w:afterAutospacing="0" w:before="0" w:beforeAutospacing="0" w:lineRule="auto"/>
         <w:ind w:left="720" w:hanging="360"/>
@@ -16321,7 +16418,7 @@
       <w:pPr>
         <w:numPr>
           <w:ilvl w:val="0"/>
-          <w:numId w:val="84"/>
+          <w:numId w:val="85"/>
         </w:numPr>
         <w:spacing w:after="0" w:afterAutospacing="0" w:before="0" w:beforeAutospacing="0" w:lineRule="auto"/>
         <w:ind w:left="720" w:hanging="360"/>
@@ -16345,7 +16442,7 @@
       <w:pPr>
         <w:numPr>
           <w:ilvl w:val="0"/>
-          <w:numId w:val="84"/>
+          <w:numId w:val="85"/>
         </w:numPr>
         <w:spacing w:after="0" w:afterAutospacing="0" w:before="0" w:beforeAutospacing="0" w:lineRule="auto"/>
         <w:ind w:left="720" w:hanging="360"/>
@@ -16388,7 +16485,7 @@
       <w:pPr>
         <w:numPr>
           <w:ilvl w:val="0"/>
-          <w:numId w:val="84"/>
+          <w:numId w:val="85"/>
         </w:numPr>
         <w:spacing w:after="240" w:before="0" w:beforeAutospacing="0" w:lineRule="auto"/>
         <w:ind w:left="720" w:hanging="360"/>
@@ -16442,7 +16539,7 @@
       <w:pPr>
         <w:numPr>
           <w:ilvl w:val="0"/>
-          <w:numId w:val="108"/>
+          <w:numId w:val="109"/>
         </w:numPr>
         <w:spacing w:after="0" w:afterAutospacing="0" w:before="240" w:lineRule="auto"/>
         <w:ind w:left="720" w:hanging="360"/>
@@ -16485,7 +16582,7 @@
       <w:pPr>
         <w:numPr>
           <w:ilvl w:val="0"/>
-          <w:numId w:val="108"/>
+          <w:numId w:val="109"/>
         </w:numPr>
         <w:spacing w:after="0" w:afterAutospacing="0" w:before="0" w:beforeAutospacing="0" w:lineRule="auto"/>
         <w:ind w:left="720" w:hanging="360"/>
@@ -16528,7 +16625,7 @@
       <w:pPr>
         <w:numPr>
           <w:ilvl w:val="0"/>
-          <w:numId w:val="108"/>
+          <w:numId w:val="109"/>
         </w:numPr>
         <w:spacing w:after="240" w:before="0" w:beforeAutospacing="0" w:lineRule="auto"/>
         <w:ind w:left="720" w:hanging="360"/>
@@ -16582,7 +16679,7 @@
       <w:pPr>
         <w:numPr>
           <w:ilvl w:val="0"/>
-          <w:numId w:val="58"/>
+          <w:numId w:val="59"/>
         </w:numPr>
         <w:spacing w:after="0" w:afterAutospacing="0" w:before="240" w:lineRule="auto"/>
         <w:ind w:left="720" w:hanging="360"/>
@@ -16606,7 +16703,7 @@
       <w:pPr>
         <w:numPr>
           <w:ilvl w:val="0"/>
-          <w:numId w:val="58"/>
+          <w:numId w:val="59"/>
         </w:numPr>
         <w:spacing w:after="0" w:afterAutospacing="0" w:before="0" w:beforeAutospacing="0" w:lineRule="auto"/>
         <w:ind w:left="720" w:hanging="360"/>
@@ -16630,7 +16727,7 @@
       <w:pPr>
         <w:numPr>
           <w:ilvl w:val="0"/>
-          <w:numId w:val="58"/>
+          <w:numId w:val="59"/>
         </w:numPr>
         <w:spacing w:after="240" w:before="0" w:beforeAutospacing="0" w:lineRule="auto"/>
         <w:ind w:left="720" w:hanging="360"/>
@@ -16684,7 +16781,7 @@
       <w:pPr>
         <w:numPr>
           <w:ilvl w:val="0"/>
-          <w:numId w:val="81"/>
+          <w:numId w:val="82"/>
         </w:numPr>
         <w:spacing w:after="0" w:afterAutospacing="0" w:before="240" w:lineRule="auto"/>
         <w:ind w:left="720" w:hanging="360"/>
@@ -16727,7 +16824,7 @@
       <w:pPr>
         <w:numPr>
           <w:ilvl w:val="0"/>
-          <w:numId w:val="81"/>
+          <w:numId w:val="82"/>
         </w:numPr>
         <w:spacing w:after="0" w:afterAutospacing="0" w:before="0" w:beforeAutospacing="0" w:lineRule="auto"/>
         <w:ind w:left="720" w:hanging="360"/>
@@ -16770,7 +16867,7 @@
       <w:pPr>
         <w:numPr>
           <w:ilvl w:val="0"/>
-          <w:numId w:val="81"/>
+          <w:numId w:val="82"/>
         </w:numPr>
         <w:spacing w:after="0" w:afterAutospacing="0" w:before="0" w:beforeAutospacing="0" w:lineRule="auto"/>
         <w:ind w:left="720" w:hanging="360"/>
@@ -16794,7 +16891,7 @@
       <w:pPr>
         <w:numPr>
           <w:ilvl w:val="0"/>
-          <w:numId w:val="81"/>
+          <w:numId w:val="82"/>
         </w:numPr>
         <w:spacing w:after="240" w:before="0" w:beforeAutospacing="0" w:lineRule="auto"/>
         <w:ind w:left="720" w:hanging="360"/>
@@ -16867,7 +16964,7 @@
       <w:pPr>
         <w:numPr>
           <w:ilvl w:val="0"/>
-          <w:numId w:val="38"/>
+          <w:numId w:val="39"/>
         </w:numPr>
         <w:spacing w:after="0" w:afterAutospacing="0" w:before="240" w:lineRule="auto"/>
         <w:ind w:left="720" w:hanging="360"/>
@@ -16891,7 +16988,7 @@
       <w:pPr>
         <w:numPr>
           <w:ilvl w:val="0"/>
-          <w:numId w:val="38"/>
+          <w:numId w:val="39"/>
         </w:numPr>
         <w:spacing w:after="240" w:before="0" w:beforeAutospacing="0" w:lineRule="auto"/>
         <w:ind w:left="720" w:hanging="360"/>
@@ -16983,7 +17080,7 @@
       <w:pPr>
         <w:numPr>
           <w:ilvl w:val="0"/>
-          <w:numId w:val="103"/>
+          <w:numId w:val="104"/>
         </w:numPr>
         <w:spacing w:after="0" w:afterAutospacing="0" w:before="240" w:lineRule="auto"/>
         <w:ind w:left="720" w:hanging="360"/>
@@ -17007,7 +17104,7 @@
       <w:pPr>
         <w:numPr>
           <w:ilvl w:val="0"/>
-          <w:numId w:val="103"/>
+          <w:numId w:val="104"/>
         </w:numPr>
         <w:spacing w:after="0" w:afterAutospacing="0" w:before="0" w:beforeAutospacing="0" w:lineRule="auto"/>
         <w:ind w:left="720" w:hanging="360"/>
@@ -17031,7 +17128,7 @@
       <w:pPr>
         <w:numPr>
           <w:ilvl w:val="0"/>
-          <w:numId w:val="103"/>
+          <w:numId w:val="104"/>
         </w:numPr>
         <w:spacing w:after="0" w:afterAutospacing="0" w:before="0" w:beforeAutospacing="0" w:lineRule="auto"/>
         <w:ind w:left="720" w:hanging="360"/>
@@ -17074,7 +17171,7 @@
       <w:pPr>
         <w:numPr>
           <w:ilvl w:val="0"/>
-          <w:numId w:val="103"/>
+          <w:numId w:val="104"/>
         </w:numPr>
         <w:spacing w:after="240" w:before="0" w:beforeAutospacing="0" w:lineRule="auto"/>
         <w:ind w:left="720" w:hanging="360"/>
@@ -17128,7 +17225,7 @@
       <w:pPr>
         <w:numPr>
           <w:ilvl w:val="0"/>
-          <w:numId w:val="114"/>
+          <w:numId w:val="115"/>
         </w:numPr>
         <w:spacing w:after="0" w:afterAutospacing="0" w:before="240" w:lineRule="auto"/>
         <w:ind w:left="720" w:hanging="360"/>
@@ -17171,7 +17268,7 @@
       <w:pPr>
         <w:numPr>
           <w:ilvl w:val="0"/>
-          <w:numId w:val="114"/>
+          <w:numId w:val="115"/>
         </w:numPr>
         <w:spacing w:after="0" w:afterAutospacing="0" w:before="0" w:beforeAutospacing="0" w:lineRule="auto"/>
         <w:ind w:left="720" w:hanging="360"/>
@@ -17195,7 +17292,7 @@
       <w:pPr>
         <w:numPr>
           <w:ilvl w:val="0"/>
-          <w:numId w:val="114"/>
+          <w:numId w:val="115"/>
         </w:numPr>
         <w:spacing w:after="0" w:afterAutospacing="0" w:before="0" w:beforeAutospacing="0" w:lineRule="auto"/>
         <w:ind w:left="720" w:hanging="360"/>
@@ -17238,7 +17335,7 @@
       <w:pPr>
         <w:numPr>
           <w:ilvl w:val="0"/>
-          <w:numId w:val="114"/>
+          <w:numId w:val="115"/>
         </w:numPr>
         <w:spacing w:after="240" w:before="0" w:beforeAutospacing="0" w:lineRule="auto"/>
         <w:ind w:left="720" w:hanging="360"/>
@@ -17292,7 +17389,7 @@
       <w:pPr>
         <w:numPr>
           <w:ilvl w:val="0"/>
-          <w:numId w:val="60"/>
+          <w:numId w:val="61"/>
         </w:numPr>
         <w:spacing w:after="0" w:afterAutospacing="0" w:before="240" w:lineRule="auto"/>
         <w:ind w:left="720" w:hanging="360"/>
@@ -17335,7 +17432,7 @@
       <w:pPr>
         <w:numPr>
           <w:ilvl w:val="0"/>
-          <w:numId w:val="60"/>
+          <w:numId w:val="61"/>
         </w:numPr>
         <w:spacing w:after="0" w:afterAutospacing="0" w:before="0" w:beforeAutospacing="0" w:lineRule="auto"/>
         <w:ind w:left="720" w:hanging="360"/>
@@ -17378,7 +17475,7 @@
       <w:pPr>
         <w:numPr>
           <w:ilvl w:val="0"/>
-          <w:numId w:val="60"/>
+          <w:numId w:val="61"/>
         </w:numPr>
         <w:spacing w:after="0" w:afterAutospacing="0" w:before="0" w:beforeAutospacing="0" w:lineRule="auto"/>
         <w:ind w:left="720" w:hanging="360"/>
@@ -17402,7 +17499,7 @@
       <w:pPr>
         <w:numPr>
           <w:ilvl w:val="0"/>
-          <w:numId w:val="60"/>
+          <w:numId w:val="61"/>
         </w:numPr>
         <w:spacing w:after="240" w:before="0" w:beforeAutospacing="0" w:lineRule="auto"/>
         <w:ind w:left="720" w:hanging="360"/>
@@ -17456,7 +17553,7 @@
       <w:pPr>
         <w:numPr>
           <w:ilvl w:val="0"/>
-          <w:numId w:val="71"/>
+          <w:numId w:val="72"/>
         </w:numPr>
         <w:spacing w:after="0" w:afterAutospacing="0" w:before="240" w:lineRule="auto"/>
         <w:ind w:left="720" w:hanging="360"/>
@@ -17499,7 +17596,7 @@
       <w:pPr>
         <w:numPr>
           <w:ilvl w:val="0"/>
-          <w:numId w:val="71"/>
+          <w:numId w:val="72"/>
         </w:numPr>
         <w:spacing w:after="0" w:afterAutospacing="0" w:before="0" w:beforeAutospacing="0" w:lineRule="auto"/>
         <w:ind w:left="720" w:hanging="360"/>
@@ -17542,7 +17639,7 @@
       <w:pPr>
         <w:numPr>
           <w:ilvl w:val="0"/>
-          <w:numId w:val="71"/>
+          <w:numId w:val="72"/>
         </w:numPr>
         <w:spacing w:after="0" w:afterAutospacing="0" w:before="0" w:beforeAutospacing="0" w:lineRule="auto"/>
         <w:ind w:left="720" w:hanging="360"/>
@@ -17585,7 +17682,7 @@
       <w:pPr>
         <w:numPr>
           <w:ilvl w:val="0"/>
-          <w:numId w:val="71"/>
+          <w:numId w:val="72"/>
         </w:numPr>
         <w:spacing w:after="240" w:before="0" w:beforeAutospacing="0" w:lineRule="auto"/>
         <w:ind w:left="720" w:hanging="360"/>
@@ -17639,7 +17736,7 @@
       <w:pPr>
         <w:numPr>
           <w:ilvl w:val="0"/>
-          <w:numId w:val="12"/>
+          <w:numId w:val="13"/>
         </w:numPr>
         <w:spacing w:after="0" w:afterAutospacing="0" w:before="240" w:lineRule="auto"/>
         <w:ind w:left="720" w:hanging="360"/>
@@ -17663,7 +17760,7 @@
       <w:pPr>
         <w:numPr>
           <w:ilvl w:val="0"/>
-          <w:numId w:val="12"/>
+          <w:numId w:val="13"/>
         </w:numPr>
         <w:spacing w:after="0" w:afterAutospacing="0" w:before="0" w:beforeAutospacing="0" w:lineRule="auto"/>
         <w:ind w:left="720" w:hanging="360"/>
@@ -17706,7 +17803,7 @@
       <w:pPr>
         <w:numPr>
           <w:ilvl w:val="0"/>
-          <w:numId w:val="12"/>
+          <w:numId w:val="13"/>
         </w:numPr>
         <w:spacing w:after="0" w:afterAutospacing="0" w:before="0" w:beforeAutospacing="0" w:lineRule="auto"/>
         <w:ind w:left="720" w:hanging="360"/>
@@ -17749,7 +17846,7 @@
       <w:pPr>
         <w:numPr>
           <w:ilvl w:val="0"/>
-          <w:numId w:val="12"/>
+          <w:numId w:val="13"/>
         </w:numPr>
         <w:spacing w:after="240" w:before="0" w:beforeAutospacing="0" w:lineRule="auto"/>
         <w:ind w:left="720" w:hanging="360"/>
@@ -17822,7 +17919,7 @@
       <w:pPr>
         <w:numPr>
           <w:ilvl w:val="0"/>
-          <w:numId w:val="86"/>
+          <w:numId w:val="87"/>
         </w:numPr>
         <w:spacing w:after="0" w:afterAutospacing="0" w:before="240" w:lineRule="auto"/>
         <w:ind w:left="720" w:hanging="360"/>
@@ -17846,7 +17943,7 @@
       <w:pPr>
         <w:numPr>
           <w:ilvl w:val="0"/>
-          <w:numId w:val="86"/>
+          <w:numId w:val="87"/>
         </w:numPr>
         <w:spacing w:after="0" w:afterAutospacing="0" w:before="0" w:beforeAutospacing="0" w:lineRule="auto"/>
         <w:ind w:left="720" w:hanging="360"/>
@@ -17870,7 +17967,7 @@
       <w:pPr>
         <w:numPr>
           <w:ilvl w:val="0"/>
-          <w:numId w:val="86"/>
+          <w:numId w:val="87"/>
         </w:numPr>
         <w:spacing w:after="240" w:before="0" w:beforeAutospacing="0" w:lineRule="auto"/>
         <w:ind w:left="720" w:hanging="360"/>
@@ -17924,7 +18021,7 @@
       <w:pPr>
         <w:numPr>
           <w:ilvl w:val="0"/>
-          <w:numId w:val="102"/>
+          <w:numId w:val="103"/>
         </w:numPr>
         <w:spacing w:after="0" w:afterAutospacing="0" w:before="240" w:lineRule="auto"/>
         <w:ind w:left="720" w:hanging="360"/>
@@ -17948,7 +18045,7 @@
       <w:pPr>
         <w:numPr>
           <w:ilvl w:val="0"/>
-          <w:numId w:val="102"/>
+          <w:numId w:val="103"/>
         </w:numPr>
         <w:spacing w:after="0" w:afterAutospacing="0" w:before="0" w:beforeAutospacing="0" w:lineRule="auto"/>
         <w:ind w:left="720" w:hanging="360"/>
@@ -17972,7 +18069,7 @@
       <w:pPr>
         <w:numPr>
           <w:ilvl w:val="0"/>
-          <w:numId w:val="102"/>
+          <w:numId w:val="103"/>
         </w:numPr>
         <w:spacing w:after="240" w:before="0" w:beforeAutospacing="0" w:lineRule="auto"/>
         <w:ind w:left="720" w:hanging="360"/>
@@ -18082,7 +18179,7 @@
       <w:pPr>
         <w:numPr>
           <w:ilvl w:val="0"/>
-          <w:numId w:val="107"/>
+          <w:numId w:val="108"/>
         </w:numPr>
         <w:spacing w:after="0" w:afterAutospacing="0" w:before="240" w:lineRule="auto"/>
         <w:ind w:left="720" w:hanging="360"/>
@@ -18106,7 +18203,7 @@
       <w:pPr>
         <w:numPr>
           <w:ilvl w:val="0"/>
-          <w:numId w:val="107"/>
+          <w:numId w:val="108"/>
         </w:numPr>
         <w:spacing w:after="0" w:afterAutospacing="0" w:before="0" w:beforeAutospacing="0" w:lineRule="auto"/>
         <w:ind w:left="720" w:hanging="360"/>
@@ -18130,7 +18227,7 @@
       <w:pPr>
         <w:numPr>
           <w:ilvl w:val="0"/>
-          <w:numId w:val="107"/>
+          <w:numId w:val="108"/>
         </w:numPr>
         <w:spacing w:after="0" w:afterAutospacing="0" w:before="0" w:beforeAutospacing="0" w:lineRule="auto"/>
         <w:ind w:left="720" w:hanging="360"/>
@@ -18173,7 +18270,7 @@
       <w:pPr>
         <w:numPr>
           <w:ilvl w:val="0"/>
-          <w:numId w:val="107"/>
+          <w:numId w:val="108"/>
         </w:numPr>
         <w:spacing w:after="240" w:before="0" w:beforeAutospacing="0" w:lineRule="auto"/>
         <w:ind w:left="720" w:hanging="360"/>
@@ -18227,7 +18324,7 @@
       <w:pPr>
         <w:numPr>
           <w:ilvl w:val="0"/>
-          <w:numId w:val="40"/>
+          <w:numId w:val="41"/>
         </w:numPr>
         <w:spacing w:after="0" w:afterAutospacing="0" w:before="240" w:lineRule="auto"/>
         <w:ind w:left="720" w:hanging="360"/>
@@ -18270,7 +18367,7 @@
       <w:pPr>
         <w:numPr>
           <w:ilvl w:val="0"/>
-          <w:numId w:val="40"/>
+          <w:numId w:val="41"/>
         </w:numPr>
         <w:spacing w:after="0" w:afterAutospacing="0" w:before="0" w:beforeAutospacing="0" w:lineRule="auto"/>
         <w:ind w:left="720" w:hanging="360"/>
@@ -18294,7 +18391,7 @@
       <w:pPr>
         <w:numPr>
           <w:ilvl w:val="0"/>
-          <w:numId w:val="40"/>
+          <w:numId w:val="41"/>
         </w:numPr>
         <w:spacing w:after="0" w:afterAutospacing="0" w:before="0" w:beforeAutospacing="0" w:lineRule="auto"/>
         <w:ind w:left="720" w:hanging="360"/>
@@ -18318,7 +18415,7 @@
       <w:pPr>
         <w:numPr>
           <w:ilvl w:val="0"/>
-          <w:numId w:val="40"/>
+          <w:numId w:val="41"/>
         </w:numPr>
         <w:spacing w:after="0" w:afterAutospacing="0" w:before="0" w:beforeAutospacing="0" w:lineRule="auto"/>
         <w:ind w:left="720" w:hanging="360"/>
@@ -18342,7 +18439,7 @@
       <w:pPr>
         <w:numPr>
           <w:ilvl w:val="0"/>
-          <w:numId w:val="40"/>
+          <w:numId w:val="41"/>
         </w:numPr>
         <w:spacing w:after="240" w:before="0" w:beforeAutospacing="0" w:lineRule="auto"/>
         <w:ind w:left="720" w:hanging="360"/>
@@ -18396,7 +18493,7 @@
       <w:pPr>
         <w:numPr>
           <w:ilvl w:val="0"/>
-          <w:numId w:val="63"/>
+          <w:numId w:val="64"/>
         </w:numPr>
         <w:spacing w:after="0" w:afterAutospacing="0" w:before="240" w:lineRule="auto"/>
         <w:ind w:left="720" w:hanging="360"/>
@@ -18420,7 +18517,7 @@
       <w:pPr>
         <w:numPr>
           <w:ilvl w:val="0"/>
-          <w:numId w:val="63"/>
+          <w:numId w:val="64"/>
         </w:numPr>
         <w:spacing w:after="0" w:afterAutospacing="0" w:before="0" w:beforeAutospacing="0" w:lineRule="auto"/>
         <w:ind w:left="720" w:hanging="360"/>
@@ -18454,7 +18551,7 @@
       <w:pPr>
         <w:numPr>
           <w:ilvl w:val="0"/>
-          <w:numId w:val="63"/>
+          <w:numId w:val="64"/>
         </w:numPr>
         <w:spacing w:after="0" w:afterAutospacing="0" w:before="0" w:beforeAutospacing="0" w:lineRule="auto"/>
         <w:ind w:left="720" w:hanging="360"/>
@@ -18497,7 +18594,7 @@
       <w:pPr>
         <w:numPr>
           <w:ilvl w:val="0"/>
-          <w:numId w:val="63"/>
+          <w:numId w:val="64"/>
         </w:numPr>
         <w:spacing w:after="0" w:afterAutospacing="0" w:before="0" w:beforeAutospacing="0" w:lineRule="auto"/>
         <w:ind w:left="720" w:hanging="360"/>
@@ -18540,7 +18637,7 @@
       <w:pPr>
         <w:numPr>
           <w:ilvl w:val="0"/>
-          <w:numId w:val="63"/>
+          <w:numId w:val="64"/>
         </w:numPr>
         <w:spacing w:after="240" w:before="0" w:beforeAutospacing="0" w:lineRule="auto"/>
         <w:ind w:left="720" w:hanging="360"/>
@@ -18613,7 +18710,7 @@
       <w:pPr>
         <w:numPr>
           <w:ilvl w:val="0"/>
-          <w:numId w:val="82"/>
+          <w:numId w:val="83"/>
         </w:numPr>
         <w:spacing w:after="0" w:afterAutospacing="0" w:before="240" w:lineRule="auto"/>
         <w:ind w:left="720" w:hanging="360"/>
@@ -18637,7 +18734,7 @@
       <w:pPr>
         <w:numPr>
           <w:ilvl w:val="0"/>
-          <w:numId w:val="82"/>
+          <w:numId w:val="83"/>
         </w:numPr>
         <w:spacing w:after="0" w:afterAutospacing="0" w:before="0" w:beforeAutospacing="0" w:lineRule="auto"/>
         <w:ind w:left="720" w:hanging="360"/>
@@ -18661,7 +18758,7 @@
       <w:pPr>
         <w:numPr>
           <w:ilvl w:val="0"/>
-          <w:numId w:val="82"/>
+          <w:numId w:val="83"/>
         </w:numPr>
         <w:spacing w:after="0" w:afterAutospacing="0" w:before="0" w:beforeAutospacing="0" w:lineRule="auto"/>
         <w:ind w:left="720" w:hanging="360"/>
@@ -18704,7 +18801,7 @@
       <w:pPr>
         <w:numPr>
           <w:ilvl w:val="0"/>
-          <w:numId w:val="82"/>
+          <w:numId w:val="83"/>
         </w:numPr>
         <w:spacing w:after="0" w:afterAutospacing="0" w:before="0" w:beforeAutospacing="0" w:lineRule="auto"/>
         <w:ind w:left="720" w:hanging="360"/>
@@ -18747,7 +18844,7 @@
       <w:pPr>
         <w:numPr>
           <w:ilvl w:val="0"/>
-          <w:numId w:val="82"/>
+          <w:numId w:val="83"/>
         </w:numPr>
         <w:spacing w:after="240" w:before="0" w:beforeAutospacing="0" w:lineRule="auto"/>
         <w:ind w:left="720" w:hanging="360"/>
@@ -18820,7 +18917,7 @@
       <w:pPr>
         <w:numPr>
           <w:ilvl w:val="0"/>
-          <w:numId w:val="66"/>
+          <w:numId w:val="67"/>
         </w:numPr>
         <w:spacing w:after="0" w:afterAutospacing="0" w:before="240" w:lineRule="auto"/>
         <w:ind w:left="720" w:hanging="360"/>
@@ -18844,7 +18941,7 @@
       <w:pPr>
         <w:numPr>
           <w:ilvl w:val="0"/>
-          <w:numId w:val="66"/>
+          <w:numId w:val="67"/>
         </w:numPr>
         <w:spacing w:after="240" w:before="0" w:beforeAutospacing="0" w:lineRule="auto"/>
         <w:ind w:left="720" w:hanging="360"/>
@@ -18908,7 +19005,7 @@
       <w:pPr>
         <w:numPr>
           <w:ilvl w:val="0"/>
-          <w:numId w:val="59"/>
+          <w:numId w:val="60"/>
         </w:numPr>
         <w:spacing w:after="0" w:afterAutospacing="0" w:before="240" w:lineRule="auto"/>
         <w:ind w:left="720" w:hanging="360"/>
@@ -18951,7 +19048,7 @@
       <w:pPr>
         <w:numPr>
           <w:ilvl w:val="0"/>
-          <w:numId w:val="59"/>
+          <w:numId w:val="60"/>
         </w:numPr>
         <w:spacing w:after="240" w:before="0" w:beforeAutospacing="0" w:lineRule="auto"/>
         <w:ind w:left="720" w:hanging="360"/>
@@ -19040,7 +19137,7 @@
       <w:pPr>
         <w:numPr>
           <w:ilvl w:val="0"/>
-          <w:numId w:val="43"/>
+          <w:numId w:val="44"/>
         </w:numPr>
         <w:spacing w:after="0" w:afterAutospacing="0" w:before="240" w:lineRule="auto"/>
         <w:ind w:left="720" w:hanging="360"/>
@@ -19064,7 +19161,7 @@
       <w:pPr>
         <w:numPr>
           <w:ilvl w:val="0"/>
-          <w:numId w:val="43"/>
+          <w:numId w:val="44"/>
         </w:numPr>
         <w:spacing w:after="0" w:afterAutospacing="0" w:before="0" w:beforeAutospacing="0" w:lineRule="auto"/>
         <w:ind w:left="720" w:hanging="360"/>
@@ -19127,7 +19224,7 @@
       <w:pPr>
         <w:numPr>
           <w:ilvl w:val="0"/>
-          <w:numId w:val="43"/>
+          <w:numId w:val="44"/>
         </w:numPr>
         <w:spacing w:after="0" w:afterAutospacing="0" w:before="0" w:beforeAutospacing="0" w:lineRule="auto"/>
         <w:ind w:left="720" w:hanging="360"/>
@@ -19151,7 +19248,7 @@
       <w:pPr>
         <w:numPr>
           <w:ilvl w:val="0"/>
-          <w:numId w:val="43"/>
+          <w:numId w:val="44"/>
         </w:numPr>
         <w:spacing w:after="0" w:afterAutospacing="0" w:before="0" w:beforeAutospacing="0" w:lineRule="auto"/>
         <w:ind w:left="720" w:hanging="360"/>
@@ -19194,7 +19291,7 @@
       <w:pPr>
         <w:numPr>
           <w:ilvl w:val="0"/>
-          <w:numId w:val="43"/>
+          <w:numId w:val="44"/>
         </w:numPr>
         <w:spacing w:after="240" w:before="0" w:beforeAutospacing="0" w:lineRule="auto"/>
         <w:ind w:left="720" w:hanging="360"/>
@@ -19267,7 +19364,7 @@
       <w:pPr>
         <w:numPr>
           <w:ilvl w:val="0"/>
-          <w:numId w:val="11"/>
+          <w:numId w:val="12"/>
         </w:numPr>
         <w:spacing w:after="0" w:afterAutospacing="0" w:before="240" w:lineRule="auto"/>
         <w:ind w:left="720" w:hanging="360"/>
@@ -19291,7 +19388,7 @@
       <w:pPr>
         <w:numPr>
           <w:ilvl w:val="0"/>
-          <w:numId w:val="11"/>
+          <w:numId w:val="12"/>
         </w:numPr>
         <w:spacing w:after="0" w:afterAutospacing="0" w:before="0" w:beforeAutospacing="0" w:lineRule="auto"/>
         <w:ind w:left="720" w:hanging="360"/>
@@ -19315,7 +19412,7 @@
       <w:pPr>
         <w:numPr>
           <w:ilvl w:val="0"/>
-          <w:numId w:val="11"/>
+          <w:numId w:val="12"/>
         </w:numPr>
         <w:spacing w:after="240" w:before="0" w:beforeAutospacing="0" w:lineRule="auto"/>
         <w:ind w:left="720" w:hanging="360"/>
@@ -19367,6 +19464,342 @@
       <w:pPr>
         <w:spacing w:after="240" w:before="240" w:lineRule="auto"/>
         <w:ind w:left="0" w:firstLine="0"/>
+        <w:rPr>
+          <w:rFonts w:ascii="Montserrat" w:cs="Montserrat" w:eastAsia="Montserrat" w:hAnsi="Montserrat"/>
+          <w:sz w:val="24"/>
+          <w:szCs w:val="24"/>
+        </w:rPr>
+      </w:pPr>
+      <w:r>
+        <w:br w:type="page"/>
+      </w:r>
+      <w:r>
+        <w:rPr>
+          <w:rtl w:val="0"/>
+        </w:rPr>
+      </w:r>
+    </w:p>
+    <w:p>
+      <w:pPr>
+        <w:spacing w:after="240" w:before="240" w:lineRule="auto"/>
+        <w:ind w:left="0" w:firstLine="0"/>
+        <w:rPr>
+          <w:rFonts w:ascii="Montserrat" w:cs="Montserrat" w:eastAsia="Montserrat" w:hAnsi="Montserrat"/>
+          <w:sz w:val="24"/>
+          <w:szCs w:val="24"/>
+        </w:rPr>
+      </w:pPr>
+      <w:r>
+        <w:rPr>
+          <w:rFonts w:ascii="Montserrat" w:cs="Montserrat" w:eastAsia="Montserrat" w:hAnsi="Montserrat"/>
+          <w:sz w:val="24"/>
+          <w:szCs w:val="24"/>
+          <w:rtl w:val="0"/>
+        </w:rPr>
+        <w:t xml:space="preserve">catatan : </w:t>
+      </w:r>
+    </w:p>
+    <w:p>
+      <w:pPr>
+        <w:numPr>
+          <w:ilvl w:val="0"/>
+          <w:numId w:val="117"/>
+        </w:numPr>
+        <w:spacing w:after="0" w:afterAutospacing="0" w:before="240" w:lineRule="auto"/>
+        <w:ind w:left="720" w:hanging="360"/>
+        <w:rPr>
+          <w:rFonts w:ascii="Montserrat" w:cs="Montserrat" w:eastAsia="Montserrat" w:hAnsi="Montserrat"/>
+          <w:sz w:val="24"/>
+          <w:szCs w:val="24"/>
+          <w:u w:val="none"/>
+        </w:rPr>
+      </w:pPr>
+      <w:r>
+        <w:rPr>
+          <w:rFonts w:ascii="Montserrat" w:cs="Montserrat" w:eastAsia="Montserrat" w:hAnsi="Montserrat"/>
+          <w:sz w:val="24"/>
+          <w:szCs w:val="24"/>
+          <w:rtl w:val="0"/>
+        </w:rPr>
+        <w:t xml:space="preserve">penamaan panel pada </w:t>
+      </w:r>
+      <w:r>
+        <w:rPr>
+          <w:rFonts w:ascii="Montserrat" w:cs="Montserrat" w:eastAsia="Montserrat" w:hAnsi="Montserrat"/>
+          <w:b w:val="1"/>
+          <w:bCs w:val="1"/>
+          <w:sz w:val="24"/>
+          <w:szCs w:val="24"/>
+          <w:rtl w:val="0"/>
+        </w:rPr>
+        <w:t xml:space="preserve">laporan</w:t>
+      </w:r>
+      <w:r>
+        <w:rPr>
+          <w:rFonts w:ascii="Montserrat" w:cs="Montserrat" w:eastAsia="Montserrat" w:hAnsi="Montserrat"/>
+          <w:sz w:val="24"/>
+          <w:szCs w:val="24"/>
+          <w:rtl w:val="0"/>
+        </w:rPr>
+        <w:t xml:space="preserve"> di setiap user waka harus sama </w:t>
+      </w:r>
+    </w:p>
+    <w:p>
+      <w:pPr>
+        <w:numPr>
+          <w:ilvl w:val="0"/>
+          <w:numId w:val="117"/>
+        </w:numPr>
+        <w:spacing w:after="0" w:afterAutospacing="0" w:before="0" w:beforeAutospacing="0" w:lineRule="auto"/>
+        <w:ind w:left="720" w:hanging="360"/>
+        <w:rPr>
+          <w:rFonts w:ascii="Montserrat" w:cs="Montserrat" w:eastAsia="Montserrat" w:hAnsi="Montserrat"/>
+          <w:sz w:val="24"/>
+          <w:szCs w:val="24"/>
+          <w:u w:val="none"/>
+        </w:rPr>
+      </w:pPr>
+      <w:r>
+        <w:rPr>
+          <w:rFonts w:ascii="Montserrat" w:cs="Montserrat" w:eastAsia="Montserrat" w:hAnsi="Montserrat"/>
+          <w:sz w:val="24"/>
+          <w:szCs w:val="24"/>
+          <w:rtl w:val="0"/>
+        </w:rPr>
+        <w:t xml:space="preserve">para waka ini bisa memasukan pilihan program dan pada dashboard waka masing masing waka dapat menginput program program yang nantinya akan dilaporkan ke kepala sekolah</w:t>
+      </w:r>
+    </w:p>
+    <w:p>
+      <w:pPr>
+        <w:numPr>
+          <w:ilvl w:val="0"/>
+          <w:numId w:val="117"/>
+        </w:numPr>
+        <w:spacing w:after="0" w:afterAutospacing="0" w:before="0" w:beforeAutospacing="0" w:lineRule="auto"/>
+        <w:ind w:left="720" w:hanging="360"/>
+        <w:rPr>
+          <w:rFonts w:ascii="Montserrat" w:cs="Montserrat" w:eastAsia="Montserrat" w:hAnsi="Montserrat"/>
+          <w:sz w:val="24"/>
+          <w:szCs w:val="24"/>
+          <w:u w:val="none"/>
+        </w:rPr>
+      </w:pPr>
+      <w:r>
+        <w:rPr>
+          <w:rFonts w:ascii="Montserrat" w:cs="Montserrat" w:eastAsia="Montserrat" w:hAnsi="Montserrat"/>
+          <w:sz w:val="24"/>
+          <w:szCs w:val="24"/>
+          <w:rtl w:val="0"/>
+        </w:rPr>
+        <w:t xml:space="preserve">tabel laporan waka secara default terdapat template yang sudah ibu kepala sekolah buat (ada d grup tefa pdf)</w:t>
+      </w:r>
+    </w:p>
+    <w:p>
+      <w:pPr>
+        <w:numPr>
+          <w:ilvl w:val="0"/>
+          <w:numId w:val="117"/>
+        </w:numPr>
+        <w:spacing w:after="240" w:before="0" w:beforeAutospacing="0" w:lineRule="auto"/>
+        <w:ind w:left="720" w:hanging="360"/>
+        <w:rPr>
+          <w:rFonts w:ascii="Montserrat" w:cs="Montserrat" w:eastAsia="Montserrat" w:hAnsi="Montserrat"/>
+          <w:sz w:val="24"/>
+          <w:szCs w:val="24"/>
+          <w:u w:val="none"/>
+        </w:rPr>
+      </w:pPr>
+      <w:r>
+        <w:rPr>
+          <w:rFonts w:ascii="Montserrat" w:cs="Montserrat" w:eastAsia="Montserrat" w:hAnsi="Montserrat"/>
+          <w:sz w:val="24"/>
+          <w:szCs w:val="24"/>
+          <w:rtl w:val="0"/>
+        </w:rPr>
+        <w:t xml:space="preserve">para waka input progress setiap program kerjanya dan mengupload hasil laporanya </w:t>
+      </w:r>
+    </w:p>
+    <w:p>
+      <w:pPr>
+        <w:spacing w:after="240" w:before="240" w:lineRule="auto"/>
+        <w:rPr>
+          <w:rFonts w:ascii="Montserrat" w:cs="Montserrat" w:eastAsia="Montserrat" w:hAnsi="Montserrat"/>
+          <w:sz w:val="24"/>
+          <w:szCs w:val="24"/>
+        </w:rPr>
+      </w:pPr>
+      <w:r>
+        <w:rPr>
+          <w:rtl w:val="0"/>
+        </w:rPr>
+      </w:r>
+    </w:p>
+    <w:p>
+      <w:pPr>
+        <w:spacing w:after="240" w:before="240" w:lineRule="auto"/>
+        <w:rPr>
+          <w:rFonts w:ascii="Montserrat" w:cs="Montserrat" w:eastAsia="Montserrat" w:hAnsi="Montserrat"/>
+          <w:sz w:val="24"/>
+          <w:szCs w:val="24"/>
+        </w:rPr>
+      </w:pPr>
+      <w:r>
+        <w:rPr>
+          <w:rtl w:val="0"/>
+        </w:rPr>
+      </w:r>
+    </w:p>
+    <w:p>
+      <w:pPr>
+        <w:spacing w:after="240" w:before="240" w:lineRule="auto"/>
+        <w:rPr>
+          <w:rFonts w:ascii="Montserrat" w:cs="Montserrat" w:eastAsia="Montserrat" w:hAnsi="Montserrat"/>
+          <w:sz w:val="24"/>
+          <w:szCs w:val="24"/>
+        </w:rPr>
+      </w:pPr>
+      <w:r>
+        <w:rPr>
+          <w:rFonts w:ascii="Montserrat" w:cs="Montserrat" w:eastAsia="Montserrat" w:hAnsi="Montserrat"/>
+          <w:sz w:val="24"/>
+          <w:szCs w:val="24"/>
+          <w:rtl w:val="0"/>
+        </w:rPr>
+        <w:t xml:space="preserve">program kesiswaan</w:t>
+      </w:r>
+    </w:p>
+    <w:p>
+      <w:pPr>
+        <w:numPr>
+          <w:ilvl w:val="0"/>
+          <w:numId w:val="8"/>
+        </w:numPr>
+        <w:spacing w:after="0" w:afterAutospacing="0" w:before="240" w:lineRule="auto"/>
+        <w:ind w:left="720" w:hanging="360"/>
+        <w:rPr>
+          <w:rFonts w:ascii="Montserrat" w:cs="Montserrat" w:eastAsia="Montserrat" w:hAnsi="Montserrat"/>
+          <w:sz w:val="24"/>
+          <w:szCs w:val="24"/>
+          <w:u w:val="none"/>
+        </w:rPr>
+      </w:pPr>
+      <w:r>
+        <w:rPr>
+          <w:rFonts w:ascii="Montserrat" w:cs="Montserrat" w:eastAsia="Montserrat" w:hAnsi="Montserrat"/>
+          <w:sz w:val="24"/>
+          <w:szCs w:val="24"/>
+          <w:rtl w:val="0"/>
+        </w:rPr>
+        <w:t xml:space="preserve">Program PSB</w:t>
+      </w:r>
+    </w:p>
+    <w:p>
+      <w:pPr>
+        <w:numPr>
+          <w:ilvl w:val="0"/>
+          <w:numId w:val="8"/>
+        </w:numPr>
+        <w:spacing w:after="0" w:afterAutospacing="0" w:before="0" w:beforeAutospacing="0" w:lineRule="auto"/>
+        <w:ind w:left="720" w:hanging="360"/>
+        <w:rPr>
+          <w:rFonts w:ascii="Montserrat" w:cs="Montserrat" w:eastAsia="Montserrat" w:hAnsi="Montserrat"/>
+          <w:sz w:val="24"/>
+          <w:szCs w:val="24"/>
+          <w:u w:val="none"/>
+        </w:rPr>
+      </w:pPr>
+      <w:r>
+        <w:rPr>
+          <w:rFonts w:ascii="Montserrat" w:cs="Montserrat" w:eastAsia="Montserrat" w:hAnsi="Montserrat"/>
+          <w:sz w:val="24"/>
+          <w:szCs w:val="24"/>
+          <w:rtl w:val="0"/>
+        </w:rPr>
+        <w:t xml:space="preserve">Program pembentukan karakter ketakwaan dan keimanan</w:t>
+      </w:r>
+    </w:p>
+    <w:p>
+      <w:pPr>
+        <w:numPr>
+          <w:ilvl w:val="0"/>
+          <w:numId w:val="8"/>
+        </w:numPr>
+        <w:spacing w:after="0" w:afterAutospacing="0" w:before="0" w:beforeAutospacing="0" w:lineRule="auto"/>
+        <w:ind w:left="720" w:hanging="360"/>
+        <w:rPr>
+          <w:rFonts w:ascii="Montserrat" w:cs="Montserrat" w:eastAsia="Montserrat" w:hAnsi="Montserrat"/>
+          <w:sz w:val="24"/>
+          <w:szCs w:val="24"/>
+          <w:u w:val="none"/>
+        </w:rPr>
+      </w:pPr>
+      <w:r>
+        <w:rPr>
+          <w:rFonts w:ascii="Montserrat" w:cs="Montserrat" w:eastAsia="Montserrat" w:hAnsi="Montserrat"/>
+          <w:sz w:val="24"/>
+          <w:szCs w:val="24"/>
+          <w:rtl w:val="0"/>
+        </w:rPr>
+        <w:t xml:space="preserve">Program pembentukan karakter kewargaan </w:t>
+      </w:r>
+    </w:p>
+    <w:p>
+      <w:pPr>
+        <w:numPr>
+          <w:ilvl w:val="0"/>
+          <w:numId w:val="8"/>
+        </w:numPr>
+        <w:spacing w:after="240" w:before="0" w:beforeAutospacing="0" w:lineRule="auto"/>
+        <w:ind w:left="720" w:hanging="360"/>
+        <w:rPr>
+          <w:rFonts w:ascii="Montserrat" w:cs="Montserrat" w:eastAsia="Montserrat" w:hAnsi="Montserrat"/>
+          <w:sz w:val="24"/>
+          <w:szCs w:val="24"/>
+        </w:rPr>
+      </w:pPr>
+      <w:r>
+        <w:rPr>
+          <w:rFonts w:ascii="Montserrat" w:cs="Montserrat" w:eastAsia="Montserrat" w:hAnsi="Montserrat"/>
+          <w:sz w:val="24"/>
+          <w:szCs w:val="24"/>
+          <w:rtl w:val="0"/>
+        </w:rPr>
+        <w:t xml:space="preserve">Program pembentukan budaya sekolah</w:t>
+      </w:r>
+    </w:p>
+    <w:p>
+      <w:pPr>
+        <w:spacing w:after="240" w:before="240" w:lineRule="auto"/>
+        <w:rPr>
+          <w:rFonts w:ascii="Montserrat" w:cs="Montserrat" w:eastAsia="Montserrat" w:hAnsi="Montserrat"/>
+          <w:sz w:val="24"/>
+          <w:szCs w:val="24"/>
+        </w:rPr>
+      </w:pPr>
+      <w:r>
+        <w:rPr>
+          <w:rtl w:val="0"/>
+        </w:rPr>
+      </w:r>
+    </w:p>
+    <w:p>
+      <w:pPr>
+        <w:spacing w:after="240" w:before="240" w:lineRule="auto"/>
+        <w:rPr>
+          <w:rFonts w:ascii="Montserrat" w:cs="Montserrat" w:eastAsia="Montserrat" w:hAnsi="Montserrat"/>
+          <w:sz w:val="24"/>
+          <w:szCs w:val="24"/>
+        </w:rPr>
+      </w:pPr>
+      <w:r>
+        <w:rPr>
+          <w:rtl w:val="0"/>
+        </w:rPr>
+      </w:r>
+    </w:p>
+    <w:p>
+      <w:pPr>
+        <w:spacing w:after="240" w:before="240" w:lineRule="auto"/>
         <w:rPr>
           <w:rFonts w:ascii="Montserrat" w:cs="Montserrat" w:eastAsia="Montserrat" w:hAnsi="Montserrat"/>
           <w:sz w:val="24"/>
@@ -19388,6 +19821,66 @@
 </w:document>
 </file>
 
+<file path=word/comments.xml><?xml version="1.0" encoding="utf-8"?>
+<w:comments xmlns:mc="http://schemas.openxmlformats.org/markup-compatibility/2006" xmlns:o="urn:schemas-microsoft-com:office:office" xmlns:r="http://schemas.openxmlformats.org/officeDocument/2006/relationships" xmlns:m="http://schemas.openxmlformats.org/officeDocument/2006/math" xmlns:v="urn:schemas-microsoft-com:vml" xmlns:wp="http://schemas.openxmlformats.org/drawingml/2006/wordprocessingDrawing" xmlns:w10="urn:schemas-microsoft-com:office:word" xmlns:w="http://schemas.openxmlformats.org/wordprocessingml/2006/main" xmlns:wne="http://schemas.microsoft.com/office/word/2006/wordml" xmlns:sl="http://schemas.openxmlformats.org/schemaLibrary/2006/main" xmlns:a="http://schemas.openxmlformats.org/drawingml/2006/main" xmlns:pic="http://schemas.openxmlformats.org/drawingml/2006/picture" xmlns:c="http://schemas.openxmlformats.org/drawingml/2006/chart" xmlns:lc="http://schemas.openxmlformats.org/drawingml/2006/lockedCanvas" xmlns:dgm="http://schemas.openxmlformats.org/drawingml/2006/diagram" xmlns:wps="http://schemas.microsoft.com/office/word/2010/wordprocessingShape" xmlns:wpg="http://schemas.microsoft.com/office/word/2010/wordprocessingGroup" xmlns:w14="http://schemas.microsoft.com/office/word/2010/wordml" xmlns:w15="http://schemas.microsoft.com/office/word/2012/wordml" xmlns:w16="http://schemas.microsoft.com/office/word/2018/wordml" xmlns:w16cex="http://schemas.microsoft.com/office/word/2018/wordml/cex" xmlns:w16cid="http://schemas.microsoft.com/office/word/2016/wordml/cid" xmlns="http://schemas.microsoft.com/office/tasks/2019/documenttasks" xmlns:cr="http://schemas.microsoft.com/office/comments/2020/reactions">
+  <w:comment w:author="Nia Adiyanti" w:id="0" w:date="2026-10-07T09:44:03Z">
+    <w:p>
+      <w:pPr>
+        <w:keepNext w:val="0"/>
+        <w:keepLines w:val="0"/>
+        <w:pageBreakBefore w:val="0"/>
+        <w:widowControl w:val="0"/>
+        <w:pBdr>
+          <w:top w:space="0" w:sz="0" w:val="nil"/>
+          <w:left w:space="0" w:sz="0" w:val="nil"/>
+          <w:bottom w:space="0" w:sz="0" w:val="nil"/>
+          <w:right w:space="0" w:sz="0" w:val="nil"/>
+          <w:between w:space="0" w:sz="0" w:val="nil"/>
+        </w:pBdr>
+        <w:shd w:fill="auto" w:val="clear"/>
+        <w:spacing w:after="0" w:before="0" w:line="240" w:lineRule="auto"/>
+        <w:ind w:left="0" w:right="0" w:firstLine="0"/>
+        <w:jc w:val="left"/>
+        <w:rPr>
+          <w:rFonts w:ascii="Arial" w:cs="Arial" w:eastAsia="Arial" w:hAnsi="Arial"/>
+          <w:b w:val="0"/>
+          <w:bCs w:val="0"/>
+          <w:i w:val="0"/>
+          <w:iCs w:val="0"/>
+          <w:smallCaps w:val="0"/>
+          <w:strike w:val="0"/>
+          <w:color w:val="000000"/>
+          <w:sz w:val="22"/>
+          <w:szCs w:val="22"/>
+          <w:u w:val="none"/>
+          <w:shd w:fill="auto" w:val="clear"/>
+          <w:vertAlign w:val="baseline"/>
+        </w:rPr>
+      </w:pPr>
+      <w:r>
+        <w:rPr>
+          <w:rFonts w:ascii="Arial" w:cs="Arial" w:eastAsia="Arial" w:hAnsi="Arial"/>
+          <w:b w:val="0"/>
+          <w:bCs w:val="0"/>
+          <w:i w:val="0"/>
+          <w:iCs w:val="0"/>
+          <w:smallCaps w:val="0"/>
+          <w:strike w:val="0"/>
+          <w:color w:val="000000"/>
+          <w:sz w:val="22"/>
+          <w:szCs w:val="22"/>
+          <w:u w:val="none"/>
+          <w:shd w:fill="auto" w:val="clear"/>
+          <w:vertAlign w:val="baseline"/>
+          <w:rtl w:val="0"/>
+        </w:rPr>
+        <w:t xml:space="preserve">ada template dari bu sinta</w:t>
+      </w:r>
+    </w:p>
+  </w:comment>
+</w:comments>
+</file>
+
 <file path=word/numbering.xml><?xml version="1.0" encoding="utf-8"?>
 <w:numbering xmlns:mc="http://schemas.openxmlformats.org/markup-compatibility/2006" xmlns:o="urn:schemas-microsoft-com:office:office" xmlns:r="http://schemas.openxmlformats.org/officeDocument/2006/relationships" xmlns:m="http://schemas.openxmlformats.org/officeDocument/2006/math" xmlns:v="urn:schemas-microsoft-com:vml" xmlns:wp="http://schemas.openxmlformats.org/drawingml/2006/wordprocessingDrawing" xmlns:w10="urn:schemas-microsoft-com:office:word" xmlns:w="http://schemas.openxmlformats.org/wordprocessingml/2006/main" xmlns:wne="http://schemas.microsoft.com/office/word/2006/wordml" xmlns:sl="http://schemas.openxmlformats.org/schemaLibrary/2006/main" xmlns:a="http://schemas.openxmlformats.org/drawingml/2006/main" xmlns:pic="http://schemas.openxmlformats.org/drawingml/2006/picture" xmlns:c="http://schemas.openxmlformats.org/drawingml/2006/chart" xmlns:lc="http://schemas.openxmlformats.org/drawingml/2006/lockedCanvas" xmlns:dgm="http://schemas.openxmlformats.org/drawingml/2006/diagram" xmlns:wps="http://schemas.microsoft.com/office/word/2010/wordprocessingShape" xmlns:wpg="http://schemas.microsoft.com/office/word/2010/wordprocessingGroup" xmlns:w14="http://schemas.microsoft.com/office/word/2010/wordml" xmlns:w15="http://schemas.microsoft.com/office/word/2012/wordml" xmlns:w16="http://schemas.microsoft.com/office/word/2018/wordml" xmlns:w16cex="http://schemas.microsoft.com/office/word/2018/wordml/cex" xmlns:w16cid="http://schemas.microsoft.com/office/word/2016/wordml/cid" xmlns="http://schemas.microsoft.com/office/tasks/2019/documenttasks" xmlns:cr="http://schemas.microsoft.com/office/comments/2020/reactions">
   <w:abstractNum w:abstractNumId="1">
@@ -20163,20 +20656,20 @@
   <w:abstractNum w:abstractNumId="8">
     <w:lvl w:ilvl="0">
       <w:start w:val="1"/>
+      <w:numFmt w:val="decimal"/>
+      <w:lvlText w:val="%1."/>
+      <w:lvlJc w:val="left"/>
+      <w:pPr>
+        <w:ind w:left="720" w:hanging="360"/>
+      </w:pPr>
+      <w:rPr>
+        <w:u w:val="none"/>
+      </w:rPr>
+    </w:lvl>
+    <w:lvl w:ilvl="1">
+      <w:start w:val="1"/>
       <w:numFmt w:val="lowerLetter"/>
-      <w:lvlText w:val="%1."/>
-      <w:lvlJc w:val="left"/>
-      <w:pPr>
-        <w:ind w:left="720" w:hanging="360"/>
-      </w:pPr>
-      <w:rPr>
-        <w:u w:val="none"/>
-      </w:rPr>
-    </w:lvl>
-    <w:lvl w:ilvl="1">
-      <w:start w:val="1"/>
-      <w:numFmt w:val="bullet"/>
-      <w:lvlText w:val="○"/>
+      <w:lvlText w:val="%2."/>
       <w:lvlJc w:val="left"/>
       <w:pPr>
         <w:ind w:left="1440" w:hanging="360"/>
@@ -20187,9 +20680,9 @@
     </w:lvl>
     <w:lvl w:ilvl="2">
       <w:start w:val="1"/>
-      <w:numFmt w:val="bullet"/>
-      <w:lvlText w:val="■"/>
-      <w:lvlJc w:val="left"/>
+      <w:numFmt w:val="lowerRoman"/>
+      <w:lvlText w:val="%3."/>
+      <w:lvlJc w:val="right"/>
       <w:pPr>
         <w:ind w:left="2160" w:hanging="360"/>
       </w:pPr>
@@ -20199,8 +20692,8 @@
     </w:lvl>
     <w:lvl w:ilvl="3">
       <w:start w:val="1"/>
-      <w:numFmt w:val="bullet"/>
-      <w:lvlText w:val="●"/>
+      <w:numFmt w:val="decimal"/>
+      <w:lvlText w:val="%4."/>
       <w:lvlJc w:val="left"/>
       <w:pPr>
         <w:ind w:left="2880" w:hanging="360"/>
@@ -20211,8 +20704,8 @@
     </w:lvl>
     <w:lvl w:ilvl="4">
       <w:start w:val="1"/>
-      <w:numFmt w:val="bullet"/>
-      <w:lvlText w:val="○"/>
+      <w:numFmt w:val="lowerLetter"/>
+      <w:lvlText w:val="%5."/>
       <w:lvlJc w:val="left"/>
       <w:pPr>
         <w:ind w:left="3600" w:hanging="360"/>
@@ -20223,9 +20716,9 @@
     </w:lvl>
     <w:lvl w:ilvl="5">
       <w:start w:val="1"/>
-      <w:numFmt w:val="bullet"/>
-      <w:lvlText w:val="■"/>
-      <w:lvlJc w:val="left"/>
+      <w:numFmt w:val="lowerRoman"/>
+      <w:lvlText w:val="%6."/>
+      <w:lvlJc w:val="right"/>
       <w:pPr>
         <w:ind w:left="4320" w:hanging="360"/>
       </w:pPr>
@@ -20235,8 +20728,8 @@
     </w:lvl>
     <w:lvl w:ilvl="6">
       <w:start w:val="1"/>
-      <w:numFmt w:val="bullet"/>
-      <w:lvlText w:val="●"/>
+      <w:numFmt w:val="decimal"/>
+      <w:lvlText w:val="%7."/>
       <w:lvlJc w:val="left"/>
       <w:pPr>
         <w:ind w:left="5040" w:hanging="360"/>
@@ -20247,8 +20740,8 @@
     </w:lvl>
     <w:lvl w:ilvl="7">
       <w:start w:val="1"/>
-      <w:numFmt w:val="bullet"/>
-      <w:lvlText w:val="○"/>
+      <w:numFmt w:val="lowerLetter"/>
+      <w:lvlText w:val="%8."/>
       <w:lvlJc w:val="left"/>
       <w:pPr>
         <w:ind w:left="5760" w:hanging="360"/>
@@ -20259,9 +20752,9 @@
     </w:lvl>
     <w:lvl w:ilvl="8">
       <w:start w:val="1"/>
-      <w:numFmt w:val="bullet"/>
-      <w:lvlText w:val="■"/>
-      <w:lvlJc w:val="left"/>
+      <w:numFmt w:val="lowerRoman"/>
+      <w:lvlText w:val="%9."/>
+      <w:lvlJc w:val="right"/>
       <w:pPr>
         <w:ind w:left="6480" w:hanging="360"/>
       </w:pPr>
@@ -20285,6 +20778,116 @@
     </w:lvl>
     <w:lvl w:ilvl="1">
       <w:start w:val="1"/>
+      <w:numFmt w:val="bullet"/>
+      <w:lvlText w:val="○"/>
+      <w:lvlJc w:val="left"/>
+      <w:pPr>
+        <w:ind w:left="1440" w:hanging="360"/>
+      </w:pPr>
+      <w:rPr>
+        <w:u w:val="none"/>
+      </w:rPr>
+    </w:lvl>
+    <w:lvl w:ilvl="2">
+      <w:start w:val="1"/>
+      <w:numFmt w:val="bullet"/>
+      <w:lvlText w:val="■"/>
+      <w:lvlJc w:val="left"/>
+      <w:pPr>
+        <w:ind w:left="2160" w:hanging="360"/>
+      </w:pPr>
+      <w:rPr>
+        <w:u w:val="none"/>
+      </w:rPr>
+    </w:lvl>
+    <w:lvl w:ilvl="3">
+      <w:start w:val="1"/>
+      <w:numFmt w:val="bullet"/>
+      <w:lvlText w:val="●"/>
+      <w:lvlJc w:val="left"/>
+      <w:pPr>
+        <w:ind w:left="2880" w:hanging="360"/>
+      </w:pPr>
+      <w:rPr>
+        <w:u w:val="none"/>
+      </w:rPr>
+    </w:lvl>
+    <w:lvl w:ilvl="4">
+      <w:start w:val="1"/>
+      <w:numFmt w:val="bullet"/>
+      <w:lvlText w:val="○"/>
+      <w:lvlJc w:val="left"/>
+      <w:pPr>
+        <w:ind w:left="3600" w:hanging="360"/>
+      </w:pPr>
+      <w:rPr>
+        <w:u w:val="none"/>
+      </w:rPr>
+    </w:lvl>
+    <w:lvl w:ilvl="5">
+      <w:start w:val="1"/>
+      <w:numFmt w:val="bullet"/>
+      <w:lvlText w:val="■"/>
+      <w:lvlJc w:val="left"/>
+      <w:pPr>
+        <w:ind w:left="4320" w:hanging="360"/>
+      </w:pPr>
+      <w:rPr>
+        <w:u w:val="none"/>
+      </w:rPr>
+    </w:lvl>
+    <w:lvl w:ilvl="6">
+      <w:start w:val="1"/>
+      <w:numFmt w:val="bullet"/>
+      <w:lvlText w:val="●"/>
+      <w:lvlJc w:val="left"/>
+      <w:pPr>
+        <w:ind w:left="5040" w:hanging="360"/>
+      </w:pPr>
+      <w:rPr>
+        <w:u w:val="none"/>
+      </w:rPr>
+    </w:lvl>
+    <w:lvl w:ilvl="7">
+      <w:start w:val="1"/>
+      <w:numFmt w:val="bullet"/>
+      <w:lvlText w:val="○"/>
+      <w:lvlJc w:val="left"/>
+      <w:pPr>
+        <w:ind w:left="5760" w:hanging="360"/>
+      </w:pPr>
+      <w:rPr>
+        <w:u w:val="none"/>
+      </w:rPr>
+    </w:lvl>
+    <w:lvl w:ilvl="8">
+      <w:start w:val="1"/>
+      <w:numFmt w:val="bullet"/>
+      <w:lvlText w:val="■"/>
+      <w:lvlJc w:val="left"/>
+      <w:pPr>
+        <w:ind w:left="6480" w:hanging="360"/>
+      </w:pPr>
+      <w:rPr>
+        <w:u w:val="none"/>
+      </w:rPr>
+    </w:lvl>
+  </w:abstractNum>
+  <w:abstractNum w:abstractNumId="10">
+    <w:lvl w:ilvl="0">
+      <w:start w:val="1"/>
+      <w:numFmt w:val="lowerLetter"/>
+      <w:lvlText w:val="%1."/>
+      <w:lvlJc w:val="left"/>
+      <w:pPr>
+        <w:ind w:left="720" w:hanging="360"/>
+      </w:pPr>
+      <w:rPr>
+        <w:u w:val="none"/>
+      </w:rPr>
+    </w:lvl>
+    <w:lvl w:ilvl="1">
+      <w:start w:val="1"/>
       <w:numFmt w:val="lowerRoman"/>
       <w:lvlText w:val="%2."/>
       <w:lvlJc w:val="right"/>
@@ -20380,7 +20983,7 @@
       </w:rPr>
     </w:lvl>
   </w:abstractNum>
-  <w:abstractNum w:abstractNumId="10">
+  <w:abstractNum w:abstractNumId="11">
     <w:lvl w:ilvl="0">
       <w:start w:val="1"/>
       <w:numFmt w:val="lowerLetter"/>
@@ -20490,7 +21093,7 @@
       </w:rPr>
     </w:lvl>
   </w:abstractNum>
-  <w:abstractNum w:abstractNumId="11">
+  <w:abstractNum w:abstractNumId="12">
     <w:lvl w:ilvl="0">
       <w:start w:val="1"/>
       <w:numFmt w:val="lowerLetter"/>
@@ -20600,116 +21203,6 @@
       </w:rPr>
     </w:lvl>
   </w:abstractNum>
-  <w:abstractNum w:abstractNumId="12">
-    <w:lvl w:ilvl="0">
-      <w:start w:val="1"/>
-      <w:numFmt w:val="lowerLetter"/>
-      <w:lvlText w:val="%1."/>
-      <w:lvlJc w:val="left"/>
-      <w:pPr>
-        <w:ind w:left="720" w:hanging="360"/>
-      </w:pPr>
-      <w:rPr>
-        <w:u w:val="none"/>
-      </w:rPr>
-    </w:lvl>
-    <w:lvl w:ilvl="1">
-      <w:start w:val="1"/>
-      <w:numFmt w:val="bullet"/>
-      <w:lvlText w:val="○"/>
-      <w:lvlJc w:val="left"/>
-      <w:pPr>
-        <w:ind w:left="1440" w:hanging="360"/>
-      </w:pPr>
-      <w:rPr>
-        <w:u w:val="none"/>
-      </w:rPr>
-    </w:lvl>
-    <w:lvl w:ilvl="2">
-      <w:start w:val="1"/>
-      <w:numFmt w:val="bullet"/>
-      <w:lvlText w:val="■"/>
-      <w:lvlJc w:val="left"/>
-      <w:pPr>
-        <w:ind w:left="2160" w:hanging="360"/>
-      </w:pPr>
-      <w:rPr>
-        <w:u w:val="none"/>
-      </w:rPr>
-    </w:lvl>
-    <w:lvl w:ilvl="3">
-      <w:start w:val="1"/>
-      <w:numFmt w:val="bullet"/>
-      <w:lvlText w:val="●"/>
-      <w:lvlJc w:val="left"/>
-      <w:pPr>
-        <w:ind w:left="2880" w:hanging="360"/>
-      </w:pPr>
-      <w:rPr>
-        <w:u w:val="none"/>
-      </w:rPr>
-    </w:lvl>
-    <w:lvl w:ilvl="4">
-      <w:start w:val="1"/>
-      <w:numFmt w:val="bullet"/>
-      <w:lvlText w:val="○"/>
-      <w:lvlJc w:val="left"/>
-      <w:pPr>
-        <w:ind w:left="3600" w:hanging="360"/>
-      </w:pPr>
-      <w:rPr>
-        <w:u w:val="none"/>
-      </w:rPr>
-    </w:lvl>
-    <w:lvl w:ilvl="5">
-      <w:start w:val="1"/>
-      <w:numFmt w:val="bullet"/>
-      <w:lvlText w:val="■"/>
-      <w:lvlJc w:val="left"/>
-      <w:pPr>
-        <w:ind w:left="4320" w:hanging="360"/>
-      </w:pPr>
-      <w:rPr>
-        <w:u w:val="none"/>
-      </w:rPr>
-    </w:lvl>
-    <w:lvl w:ilvl="6">
-      <w:start w:val="1"/>
-      <w:numFmt w:val="bullet"/>
-      <w:lvlText w:val="●"/>
-      <w:lvlJc w:val="left"/>
-      <w:pPr>
-        <w:ind w:left="5040" w:hanging="360"/>
-      </w:pPr>
-      <w:rPr>
-        <w:u w:val="none"/>
-      </w:rPr>
-    </w:lvl>
-    <w:lvl w:ilvl="7">
-      <w:start w:val="1"/>
-      <w:numFmt w:val="bullet"/>
-      <w:lvlText w:val="○"/>
-      <w:lvlJc w:val="left"/>
-      <w:pPr>
-        <w:ind w:left="5760" w:hanging="360"/>
-      </w:pPr>
-      <w:rPr>
-        <w:u w:val="none"/>
-      </w:rPr>
-    </w:lvl>
-    <w:lvl w:ilvl="8">
-      <w:start w:val="1"/>
-      <w:numFmt w:val="bullet"/>
-      <w:lvlText w:val="■"/>
-      <w:lvlJc w:val="left"/>
-      <w:pPr>
-        <w:ind w:left="6480" w:hanging="360"/>
-      </w:pPr>
-      <w:rPr>
-        <w:u w:val="none"/>
-      </w:rPr>
-    </w:lvl>
-  </w:abstractNum>
   <w:abstractNum w:abstractNumId="13">
     <w:lvl w:ilvl="0">
       <w:start w:val="1"/>
@@ -20835,6 +21328,116 @@
     </w:lvl>
     <w:lvl w:ilvl="1">
       <w:start w:val="1"/>
+      <w:numFmt w:val="bullet"/>
+      <w:lvlText w:val="○"/>
+      <w:lvlJc w:val="left"/>
+      <w:pPr>
+        <w:ind w:left="1440" w:hanging="360"/>
+      </w:pPr>
+      <w:rPr>
+        <w:u w:val="none"/>
+      </w:rPr>
+    </w:lvl>
+    <w:lvl w:ilvl="2">
+      <w:start w:val="1"/>
+      <w:numFmt w:val="bullet"/>
+      <w:lvlText w:val="■"/>
+      <w:lvlJc w:val="left"/>
+      <w:pPr>
+        <w:ind w:left="2160" w:hanging="360"/>
+      </w:pPr>
+      <w:rPr>
+        <w:u w:val="none"/>
+      </w:rPr>
+    </w:lvl>
+    <w:lvl w:ilvl="3">
+      <w:start w:val="1"/>
+      <w:numFmt w:val="bullet"/>
+      <w:lvlText w:val="●"/>
+      <w:lvlJc w:val="left"/>
+      <w:pPr>
+        <w:ind w:left="2880" w:hanging="360"/>
+      </w:pPr>
+      <w:rPr>
+        <w:u w:val="none"/>
+      </w:rPr>
+    </w:lvl>
+    <w:lvl w:ilvl="4">
+      <w:start w:val="1"/>
+      <w:numFmt w:val="bullet"/>
+      <w:lvlText w:val="○"/>
+      <w:lvlJc w:val="left"/>
+      <w:pPr>
+        <w:ind w:left="3600" w:hanging="360"/>
+      </w:pPr>
+      <w:rPr>
+        <w:u w:val="none"/>
+      </w:rPr>
+    </w:lvl>
+    <w:lvl w:ilvl="5">
+      <w:start w:val="1"/>
+      <w:numFmt w:val="bullet"/>
+      <w:lvlText w:val="■"/>
+      <w:lvlJc w:val="left"/>
+      <w:pPr>
+        <w:ind w:left="4320" w:hanging="360"/>
+      </w:pPr>
+      <w:rPr>
+        <w:u w:val="none"/>
+      </w:rPr>
+    </w:lvl>
+    <w:lvl w:ilvl="6">
+      <w:start w:val="1"/>
+      <w:numFmt w:val="bullet"/>
+      <w:lvlText w:val="●"/>
+      <w:lvlJc w:val="left"/>
+      <w:pPr>
+        <w:ind w:left="5040" w:hanging="360"/>
+      </w:pPr>
+      <w:rPr>
+        <w:u w:val="none"/>
+      </w:rPr>
+    </w:lvl>
+    <w:lvl w:ilvl="7">
+      <w:start w:val="1"/>
+      <w:numFmt w:val="bullet"/>
+      <w:lvlText w:val="○"/>
+      <w:lvlJc w:val="left"/>
+      <w:pPr>
+        <w:ind w:left="5760" w:hanging="360"/>
+      </w:pPr>
+      <w:rPr>
+        <w:u w:val="none"/>
+      </w:rPr>
+    </w:lvl>
+    <w:lvl w:ilvl="8">
+      <w:start w:val="1"/>
+      <w:numFmt w:val="bullet"/>
+      <w:lvlText w:val="■"/>
+      <w:lvlJc w:val="left"/>
+      <w:pPr>
+        <w:ind w:left="6480" w:hanging="360"/>
+      </w:pPr>
+      <w:rPr>
+        <w:u w:val="none"/>
+      </w:rPr>
+    </w:lvl>
+  </w:abstractNum>
+  <w:abstractNum w:abstractNumId="15">
+    <w:lvl w:ilvl="0">
+      <w:start w:val="1"/>
+      <w:numFmt w:val="lowerLetter"/>
+      <w:lvlText w:val="%1."/>
+      <w:lvlJc w:val="left"/>
+      <w:pPr>
+        <w:ind w:left="720" w:hanging="360"/>
+      </w:pPr>
+      <w:rPr>
+        <w:u w:val="none"/>
+      </w:rPr>
+    </w:lvl>
+    <w:lvl w:ilvl="1">
+      <w:start w:val="1"/>
       <w:numFmt w:val="lowerRoman"/>
       <w:lvlText w:val="%2."/>
       <w:lvlJc w:val="right"/>
@@ -20930,7 +21533,7 @@
       </w:rPr>
     </w:lvl>
   </w:abstractNum>
-  <w:abstractNum w:abstractNumId="15">
+  <w:abstractNum w:abstractNumId="16">
     <w:lvl w:ilvl="0">
       <w:start w:val="1"/>
       <w:numFmt w:val="lowerLetter"/>
@@ -21040,7 +21643,7 @@
       </w:rPr>
     </w:lvl>
   </w:abstractNum>
-  <w:abstractNum w:abstractNumId="16">
+  <w:abstractNum w:abstractNumId="17">
     <w:lvl w:ilvl="0">
       <w:start w:val="1"/>
       <w:numFmt w:val="lowerLetter"/>
@@ -21150,7 +21753,7 @@
       </w:rPr>
     </w:lvl>
   </w:abstractNum>
-  <w:abstractNum w:abstractNumId="17">
+  <w:abstractNum w:abstractNumId="18">
     <w:lvl w:ilvl="0">
       <w:start w:val="1"/>
       <w:numFmt w:val="lowerLetter"/>
@@ -21260,7 +21863,7 @@
       </w:rPr>
     </w:lvl>
   </w:abstractNum>
-  <w:abstractNum w:abstractNumId="18">
+  <w:abstractNum w:abstractNumId="19">
     <w:lvl w:ilvl="0">
       <w:start w:val="1"/>
       <w:numFmt w:val="lowerLetter"/>
@@ -21370,7 +21973,7 @@
       </w:rPr>
     </w:lvl>
   </w:abstractNum>
-  <w:abstractNum w:abstractNumId="19">
+  <w:abstractNum w:abstractNumId="20">
     <w:lvl w:ilvl="0">
       <w:start w:val="1"/>
       <w:numFmt w:val="lowerLetter"/>
@@ -21480,7 +22083,7 @@
       </w:rPr>
     </w:lvl>
   </w:abstractNum>
-  <w:abstractNum w:abstractNumId="20">
+  <w:abstractNum w:abstractNumId="21">
     <w:lvl w:ilvl="0">
       <w:start w:val="1"/>
       <w:numFmt w:val="lowerLetter"/>
@@ -21590,7 +22193,7 @@
       </w:rPr>
     </w:lvl>
   </w:abstractNum>
-  <w:abstractNum w:abstractNumId="21">
+  <w:abstractNum w:abstractNumId="22">
     <w:lvl w:ilvl="0">
       <w:start w:val="1"/>
       <w:numFmt w:val="lowerLetter"/>
@@ -21700,7 +22303,7 @@
       </w:rPr>
     </w:lvl>
   </w:abstractNum>
-  <w:abstractNum w:abstractNumId="22">
+  <w:abstractNum w:abstractNumId="23">
     <w:lvl w:ilvl="0">
       <w:start w:val="1"/>
       <w:numFmt w:val="lowerLetter"/>
@@ -21810,7 +22413,7 @@
       </w:rPr>
     </w:lvl>
   </w:abstractNum>
-  <w:abstractNum w:abstractNumId="23">
+  <w:abstractNum w:abstractNumId="24">
     <w:lvl w:ilvl="0">
       <w:start w:val="1"/>
       <w:numFmt w:val="lowerLetter"/>
@@ -21920,7 +22523,7 @@
       </w:rPr>
     </w:lvl>
   </w:abstractNum>
-  <w:abstractNum w:abstractNumId="24">
+  <w:abstractNum w:abstractNumId="25">
     <w:lvl w:ilvl="0">
       <w:start w:val="1"/>
       <w:numFmt w:val="lowerLetter"/>
@@ -22030,7 +22633,7 @@
       </w:rPr>
     </w:lvl>
   </w:abstractNum>
-  <w:abstractNum w:abstractNumId="25">
+  <w:abstractNum w:abstractNumId="26">
     <w:lvl w:ilvl="0">
       <w:start w:val="1"/>
       <w:numFmt w:val="lowerLetter"/>
@@ -22140,7 +22743,7 @@
       </w:rPr>
     </w:lvl>
   </w:abstractNum>
-  <w:abstractNum w:abstractNumId="26">
+  <w:abstractNum w:abstractNumId="27">
     <w:lvl w:ilvl="0">
       <w:start w:val="1"/>
       <w:numFmt w:val="lowerLetter"/>
@@ -22250,7 +22853,7 @@
       </w:rPr>
     </w:lvl>
   </w:abstractNum>
-  <w:abstractNum w:abstractNumId="27">
+  <w:abstractNum w:abstractNumId="28">
     <w:lvl w:ilvl="0">
       <w:start w:val="1"/>
       <w:numFmt w:val="lowerLetter"/>
@@ -22360,7 +22963,7 @@
       </w:rPr>
     </w:lvl>
   </w:abstractNum>
-  <w:abstractNum w:abstractNumId="28">
+  <w:abstractNum w:abstractNumId="29">
     <w:lvl w:ilvl="0">
       <w:start w:val="1"/>
       <w:numFmt w:val="lowerLetter"/>
@@ -22470,7 +23073,7 @@
       </w:rPr>
     </w:lvl>
   </w:abstractNum>
-  <w:abstractNum w:abstractNumId="29">
+  <w:abstractNum w:abstractNumId="30">
     <w:lvl w:ilvl="0">
       <w:start w:val="1"/>
       <w:numFmt w:val="lowerLetter"/>
@@ -22580,7 +23183,7 @@
       </w:rPr>
     </w:lvl>
   </w:abstractNum>
-  <w:abstractNum w:abstractNumId="30">
+  <w:abstractNum w:abstractNumId="31">
     <w:lvl w:ilvl="0">
       <w:start w:val="1"/>
       <w:numFmt w:val="lowerLetter"/>
@@ -22690,7 +23293,7 @@
       </w:rPr>
     </w:lvl>
   </w:abstractNum>
-  <w:abstractNum w:abstractNumId="31">
+  <w:abstractNum w:abstractNumId="32">
     <w:lvl w:ilvl="0">
       <w:start w:val="1"/>
       <w:numFmt w:val="lowerLetter"/>
@@ -22800,7 +23403,7 @@
       </w:rPr>
     </w:lvl>
   </w:abstractNum>
-  <w:abstractNum w:abstractNumId="32">
+  <w:abstractNum w:abstractNumId="33">
     <w:lvl w:ilvl="0">
       <w:start w:val="1"/>
       <w:numFmt w:val="lowerLetter"/>
@@ -22910,116 +23513,6 @@
       </w:rPr>
     </w:lvl>
   </w:abstractNum>
-  <w:abstractNum w:abstractNumId="33">
-    <w:lvl w:ilvl="0">
-      <w:start w:val="1"/>
-      <w:numFmt w:val="lowerLetter"/>
-      <w:lvlText w:val="%1."/>
-      <w:lvlJc w:val="left"/>
-      <w:pPr>
-        <w:ind w:left="720" w:hanging="360"/>
-      </w:pPr>
-      <w:rPr>
-        <w:u w:val="none"/>
-      </w:rPr>
-    </w:lvl>
-    <w:lvl w:ilvl="1">
-      <w:start w:val="1"/>
-      <w:numFmt w:val="bullet"/>
-      <w:lvlText w:val="○"/>
-      <w:lvlJc w:val="left"/>
-      <w:pPr>
-        <w:ind w:left="1440" w:hanging="360"/>
-      </w:pPr>
-      <w:rPr>
-        <w:u w:val="none"/>
-      </w:rPr>
-    </w:lvl>
-    <w:lvl w:ilvl="2">
-      <w:start w:val="1"/>
-      <w:numFmt w:val="bullet"/>
-      <w:lvlText w:val="■"/>
-      <w:lvlJc w:val="left"/>
-      <w:pPr>
-        <w:ind w:left="2160" w:hanging="360"/>
-      </w:pPr>
-      <w:rPr>
-        <w:u w:val="none"/>
-      </w:rPr>
-    </w:lvl>
-    <w:lvl w:ilvl="3">
-      <w:start w:val="1"/>
-      <w:numFmt w:val="bullet"/>
-      <w:lvlText w:val="●"/>
-      <w:lvlJc w:val="left"/>
-      <w:pPr>
-        <w:ind w:left="2880" w:hanging="360"/>
-      </w:pPr>
-      <w:rPr>
-        <w:u w:val="none"/>
-      </w:rPr>
-    </w:lvl>
-    <w:lvl w:ilvl="4">
-      <w:start w:val="1"/>
-      <w:numFmt w:val="bullet"/>
-      <w:lvlText w:val="○"/>
-      <w:lvlJc w:val="left"/>
-      <w:pPr>
-        <w:ind w:left="3600" w:hanging="360"/>
-      </w:pPr>
-      <w:rPr>
-        <w:u w:val="none"/>
-      </w:rPr>
-    </w:lvl>
-    <w:lvl w:ilvl="5">
-      <w:start w:val="1"/>
-      <w:numFmt w:val="bullet"/>
-      <w:lvlText w:val="■"/>
-      <w:lvlJc w:val="left"/>
-      <w:pPr>
-        <w:ind w:left="4320" w:hanging="360"/>
-      </w:pPr>
-      <w:rPr>
-        <w:u w:val="none"/>
-      </w:rPr>
-    </w:lvl>
-    <w:lvl w:ilvl="6">
-      <w:start w:val="1"/>
-      <w:numFmt w:val="bullet"/>
-      <w:lvlText w:val="●"/>
-      <w:lvlJc w:val="left"/>
-      <w:pPr>
-        <w:ind w:left="5040" w:hanging="360"/>
-      </w:pPr>
-      <w:rPr>
-        <w:u w:val="none"/>
-      </w:rPr>
-    </w:lvl>
-    <w:lvl w:ilvl="7">
-      <w:start w:val="1"/>
-      <w:numFmt w:val="bullet"/>
-      <w:lvlText w:val="○"/>
-      <w:lvlJc w:val="left"/>
-      <w:pPr>
-        <w:ind w:left="5760" w:hanging="360"/>
-      </w:pPr>
-      <w:rPr>
-        <w:u w:val="none"/>
-      </w:rPr>
-    </w:lvl>
-    <w:lvl w:ilvl="8">
-      <w:start w:val="1"/>
-      <w:numFmt w:val="bullet"/>
-      <w:lvlText w:val="■"/>
-      <w:lvlJc w:val="left"/>
-      <w:pPr>
-        <w:ind w:left="6480" w:hanging="360"/>
-      </w:pPr>
-      <w:rPr>
-        <w:u w:val="none"/>
-      </w:rPr>
-    </w:lvl>
-  </w:abstractNum>
   <w:abstractNum w:abstractNumId="34">
     <w:lvl w:ilvl="0">
       <w:start w:val="1"/>
@@ -23145,6 +23638,116 @@
     </w:lvl>
     <w:lvl w:ilvl="1">
       <w:start w:val="1"/>
+      <w:numFmt w:val="bullet"/>
+      <w:lvlText w:val="○"/>
+      <w:lvlJc w:val="left"/>
+      <w:pPr>
+        <w:ind w:left="1440" w:hanging="360"/>
+      </w:pPr>
+      <w:rPr>
+        <w:u w:val="none"/>
+      </w:rPr>
+    </w:lvl>
+    <w:lvl w:ilvl="2">
+      <w:start w:val="1"/>
+      <w:numFmt w:val="bullet"/>
+      <w:lvlText w:val="■"/>
+      <w:lvlJc w:val="left"/>
+      <w:pPr>
+        <w:ind w:left="2160" w:hanging="360"/>
+      </w:pPr>
+      <w:rPr>
+        <w:u w:val="none"/>
+      </w:rPr>
+    </w:lvl>
+    <w:lvl w:ilvl="3">
+      <w:start w:val="1"/>
+      <w:numFmt w:val="bullet"/>
+      <w:lvlText w:val="●"/>
+      <w:lvlJc w:val="left"/>
+      <w:pPr>
+        <w:ind w:left="2880" w:hanging="360"/>
+      </w:pPr>
+      <w:rPr>
+        <w:u w:val="none"/>
+      </w:rPr>
+    </w:lvl>
+    <w:lvl w:ilvl="4">
+      <w:start w:val="1"/>
+      <w:numFmt w:val="bullet"/>
+      <w:lvlText w:val="○"/>
+      <w:lvlJc w:val="left"/>
+      <w:pPr>
+        <w:ind w:left="3600" w:hanging="360"/>
+      </w:pPr>
+      <w:rPr>
+        <w:u w:val="none"/>
+      </w:rPr>
+    </w:lvl>
+    <w:lvl w:ilvl="5">
+      <w:start w:val="1"/>
+      <w:numFmt w:val="bullet"/>
+      <w:lvlText w:val="■"/>
+      <w:lvlJc w:val="left"/>
+      <w:pPr>
+        <w:ind w:left="4320" w:hanging="360"/>
+      </w:pPr>
+      <w:rPr>
+        <w:u w:val="none"/>
+      </w:rPr>
+    </w:lvl>
+    <w:lvl w:ilvl="6">
+      <w:start w:val="1"/>
+      <w:numFmt w:val="bullet"/>
+      <w:lvlText w:val="●"/>
+      <w:lvlJc w:val="left"/>
+      <w:pPr>
+        <w:ind w:left="5040" w:hanging="360"/>
+      </w:pPr>
+      <w:rPr>
+        <w:u w:val="none"/>
+      </w:rPr>
+    </w:lvl>
+    <w:lvl w:ilvl="7">
+      <w:start w:val="1"/>
+      <w:numFmt w:val="bullet"/>
+      <w:lvlText w:val="○"/>
+      <w:lvlJc w:val="left"/>
+      <w:pPr>
+        <w:ind w:left="5760" w:hanging="360"/>
+      </w:pPr>
+      <w:rPr>
+        <w:u w:val="none"/>
+      </w:rPr>
+    </w:lvl>
+    <w:lvl w:ilvl="8">
+      <w:start w:val="1"/>
+      <w:numFmt w:val="bullet"/>
+      <w:lvlText w:val="■"/>
+      <w:lvlJc w:val="left"/>
+      <w:pPr>
+        <w:ind w:left="6480" w:hanging="360"/>
+      </w:pPr>
+      <w:rPr>
+        <w:u w:val="none"/>
+      </w:rPr>
+    </w:lvl>
+  </w:abstractNum>
+  <w:abstractNum w:abstractNumId="36">
+    <w:lvl w:ilvl="0">
+      <w:start w:val="1"/>
+      <w:numFmt w:val="lowerLetter"/>
+      <w:lvlText w:val="%1."/>
+      <w:lvlJc w:val="left"/>
+      <w:pPr>
+        <w:ind w:left="720" w:hanging="360"/>
+      </w:pPr>
+      <w:rPr>
+        <w:u w:val="none"/>
+      </w:rPr>
+    </w:lvl>
+    <w:lvl w:ilvl="1">
+      <w:start w:val="1"/>
       <w:numFmt w:val="lowerRoman"/>
       <w:lvlText w:val="%2."/>
       <w:lvlJc w:val="right"/>
@@ -23240,7 +23843,7 @@
       </w:rPr>
     </w:lvl>
   </w:abstractNum>
-  <w:abstractNum w:abstractNumId="36">
+  <w:abstractNum w:abstractNumId="37">
     <w:lvl w:ilvl="0">
       <w:start w:val="1"/>
       <w:numFmt w:val="lowerLetter"/>
@@ -23350,7 +23953,7 @@
       </w:rPr>
     </w:lvl>
   </w:abstractNum>
-  <w:abstractNum w:abstractNumId="37">
+  <w:abstractNum w:abstractNumId="38">
     <w:lvl w:ilvl="0">
       <w:start w:val="1"/>
       <w:numFmt w:val="lowerLetter"/>
@@ -23460,7 +24063,7 @@
       </w:rPr>
     </w:lvl>
   </w:abstractNum>
-  <w:abstractNum w:abstractNumId="38">
+  <w:abstractNum w:abstractNumId="39">
     <w:lvl w:ilvl="0">
       <w:start w:val="1"/>
       <w:numFmt w:val="lowerLetter"/>
@@ -23570,7 +24173,7 @@
       </w:rPr>
     </w:lvl>
   </w:abstractNum>
-  <w:abstractNum w:abstractNumId="39">
+  <w:abstractNum w:abstractNumId="40">
     <w:lvl w:ilvl="0">
       <w:start w:val="1"/>
       <w:numFmt w:val="lowerLetter"/>
@@ -23680,7 +24283,7 @@
       </w:rPr>
     </w:lvl>
   </w:abstractNum>
-  <w:abstractNum w:abstractNumId="40">
+  <w:abstractNum w:abstractNumId="41">
     <w:lvl w:ilvl="0">
       <w:start w:val="1"/>
       <w:numFmt w:val="lowerLetter"/>
@@ -23790,7 +24393,7 @@
       </w:rPr>
     </w:lvl>
   </w:abstractNum>
-  <w:abstractNum w:abstractNumId="41">
+  <w:abstractNum w:abstractNumId="42">
     <w:lvl w:ilvl="0">
       <w:start w:val="1"/>
       <w:numFmt w:val="decimal"/>
@@ -23903,7 +24506,7 @@
       </w:rPr>
     </w:lvl>
   </w:abstractNum>
-  <w:abstractNum w:abstractNumId="42">
+  <w:abstractNum w:abstractNumId="43">
     <w:lvl w:ilvl="0">
       <w:start w:val="1"/>
       <w:numFmt w:val="lowerLetter"/>
@@ -24013,7 +24616,7 @@
       </w:rPr>
     </w:lvl>
   </w:abstractNum>
-  <w:abstractNum w:abstractNumId="43">
+  <w:abstractNum w:abstractNumId="44">
     <w:lvl w:ilvl="0">
       <w:start w:val="1"/>
       <w:numFmt w:val="lowerLetter"/>
@@ -24123,7 +24726,7 @@
       </w:rPr>
     </w:lvl>
   </w:abstractNum>
-  <w:abstractNum w:abstractNumId="44">
+  <w:abstractNum w:abstractNumId="45">
     <w:lvl w:ilvl="0">
       <w:start w:val="1"/>
       <w:numFmt w:val="lowerLetter"/>
@@ -24233,7 +24836,7 @@
       </w:rPr>
     </w:lvl>
   </w:abstractNum>
-  <w:abstractNum w:abstractNumId="45">
+  <w:abstractNum w:abstractNumId="46">
     <w:lvl w:ilvl="0">
       <w:start w:val="1"/>
       <w:numFmt w:val="lowerLetter"/>
@@ -24343,7 +24946,7 @@
       </w:rPr>
     </w:lvl>
   </w:abstractNum>
-  <w:abstractNum w:abstractNumId="46">
+  <w:abstractNum w:abstractNumId="47">
     <w:lvl w:ilvl="0">
       <w:start w:val="1"/>
       <w:numFmt w:val="lowerLetter"/>
@@ -24453,7 +25056,7 @@
       </w:rPr>
     </w:lvl>
   </w:abstractNum>
-  <w:abstractNum w:abstractNumId="47">
+  <w:abstractNum w:abstractNumId="48">
     <w:lvl w:ilvl="0">
       <w:start w:val="1"/>
       <w:numFmt w:val="lowerLetter"/>
@@ -24563,7 +25166,7 @@
       </w:rPr>
     </w:lvl>
   </w:abstractNum>
-  <w:abstractNum w:abstractNumId="48">
+  <w:abstractNum w:abstractNumId="49">
     <w:lvl w:ilvl="0">
       <w:start w:val="1"/>
       <w:numFmt w:val="lowerLetter"/>
@@ -24673,7 +25276,7 @@
       </w:rPr>
     </w:lvl>
   </w:abstractNum>
-  <w:abstractNum w:abstractNumId="49">
+  <w:abstractNum w:abstractNumId="50">
     <w:lvl w:ilvl="0">
       <w:start w:val="1"/>
       <w:numFmt w:val="lowerLetter"/>
@@ -24783,7 +25386,7 @@
       </w:rPr>
     </w:lvl>
   </w:abstractNum>
-  <w:abstractNum w:abstractNumId="50">
+  <w:abstractNum w:abstractNumId="51">
     <w:lvl w:ilvl="0">
       <w:start w:val="1"/>
       <w:numFmt w:val="lowerLetter"/>
@@ -24893,7 +25496,7 @@
       </w:rPr>
     </w:lvl>
   </w:abstractNum>
-  <w:abstractNum w:abstractNumId="51">
+  <w:abstractNum w:abstractNumId="52">
     <w:lvl w:ilvl="0">
       <w:start w:val="1"/>
       <w:numFmt w:val="lowerLetter"/>
@@ -25003,7 +25606,7 @@
       </w:rPr>
     </w:lvl>
   </w:abstractNum>
-  <w:abstractNum w:abstractNumId="52">
+  <w:abstractNum w:abstractNumId="53">
     <w:lvl w:ilvl="0">
       <w:start w:val="1"/>
       <w:numFmt w:val="lowerLetter"/>
@@ -25113,7 +25716,7 @@
       </w:rPr>
     </w:lvl>
   </w:abstractNum>
-  <w:abstractNum w:abstractNumId="53">
+  <w:abstractNum w:abstractNumId="54">
     <w:lvl w:ilvl="0">
       <w:start w:val="1"/>
       <w:numFmt w:val="lowerLetter"/>
@@ -25223,7 +25826,7 @@
       </w:rPr>
     </w:lvl>
   </w:abstractNum>
-  <w:abstractNum w:abstractNumId="54">
+  <w:abstractNum w:abstractNumId="55">
     <w:lvl w:ilvl="0">
       <w:start w:val="1"/>
       <w:numFmt w:val="lowerLetter"/>
@@ -25333,7 +25936,7 @@
       </w:rPr>
     </w:lvl>
   </w:abstractNum>
-  <w:abstractNum w:abstractNumId="55">
+  <w:abstractNum w:abstractNumId="56">
     <w:lvl w:ilvl="0">
       <w:start w:val="1"/>
       <w:numFmt w:val="lowerLetter"/>
@@ -25443,7 +26046,7 @@
       </w:rPr>
     </w:lvl>
   </w:abstractNum>
-  <w:abstractNum w:abstractNumId="56">
+  <w:abstractNum w:abstractNumId="57">
     <w:lvl w:ilvl="0">
       <w:start w:val="1"/>
       <w:numFmt w:val="lowerLetter"/>
@@ -25553,116 +26156,6 @@
       </w:rPr>
     </w:lvl>
   </w:abstractNum>
-  <w:abstractNum w:abstractNumId="57">
-    <w:lvl w:ilvl="0">
-      <w:start w:val="1"/>
-      <w:numFmt w:val="lowerLetter"/>
-      <w:lvlText w:val="%1."/>
-      <w:lvlJc w:val="left"/>
-      <w:pPr>
-        <w:ind w:left="720" w:hanging="360"/>
-      </w:pPr>
-      <w:rPr>
-        <w:u w:val="none"/>
-      </w:rPr>
-    </w:lvl>
-    <w:lvl w:ilvl="1">
-      <w:start w:val="1"/>
-      <w:numFmt w:val="bullet"/>
-      <w:lvlText w:val="○"/>
-      <w:lvlJc w:val="left"/>
-      <w:pPr>
-        <w:ind w:left="1440" w:hanging="360"/>
-      </w:pPr>
-      <w:rPr>
-        <w:u w:val="none"/>
-      </w:rPr>
-    </w:lvl>
-    <w:lvl w:ilvl="2">
-      <w:start w:val="1"/>
-      <w:numFmt w:val="bullet"/>
-      <w:lvlText w:val="■"/>
-      <w:lvlJc w:val="left"/>
-      <w:pPr>
-        <w:ind w:left="2160" w:hanging="360"/>
-      </w:pPr>
-      <w:rPr>
-        <w:u w:val="none"/>
-      </w:rPr>
-    </w:lvl>
-    <w:lvl w:ilvl="3">
-      <w:start w:val="1"/>
-      <w:numFmt w:val="bullet"/>
-      <w:lvlText w:val="●"/>
-      <w:lvlJc w:val="left"/>
-      <w:pPr>
-        <w:ind w:left="2880" w:hanging="360"/>
-      </w:pPr>
-      <w:rPr>
-        <w:u w:val="none"/>
-      </w:rPr>
-    </w:lvl>
-    <w:lvl w:ilvl="4">
-      <w:start w:val="1"/>
-      <w:numFmt w:val="bullet"/>
-      <w:lvlText w:val="○"/>
-      <w:lvlJc w:val="left"/>
-      <w:pPr>
-        <w:ind w:left="3600" w:hanging="360"/>
-      </w:pPr>
-      <w:rPr>
-        <w:u w:val="none"/>
-      </w:rPr>
-    </w:lvl>
-    <w:lvl w:ilvl="5">
-      <w:start w:val="1"/>
-      <w:numFmt w:val="bullet"/>
-      <w:lvlText w:val="■"/>
-      <w:lvlJc w:val="left"/>
-      <w:pPr>
-        <w:ind w:left="4320" w:hanging="360"/>
-      </w:pPr>
-      <w:rPr>
-        <w:u w:val="none"/>
-      </w:rPr>
-    </w:lvl>
-    <w:lvl w:ilvl="6">
-      <w:start w:val="1"/>
-      <w:numFmt w:val="bullet"/>
-      <w:lvlText w:val="●"/>
-      <w:lvlJc w:val="left"/>
-      <w:pPr>
-        <w:ind w:left="5040" w:hanging="360"/>
-      </w:pPr>
-      <w:rPr>
-        <w:u w:val="none"/>
-      </w:rPr>
-    </w:lvl>
-    <w:lvl w:ilvl="7">
-      <w:start w:val="1"/>
-      <w:numFmt w:val="bullet"/>
-      <w:lvlText w:val="○"/>
-      <w:lvlJc w:val="left"/>
-      <w:pPr>
-        <w:ind w:left="5760" w:hanging="360"/>
-      </w:pPr>
-      <w:rPr>
-        <w:u w:val="none"/>
-      </w:rPr>
-    </w:lvl>
-    <w:lvl w:ilvl="8">
-      <w:start w:val="1"/>
-      <w:numFmt w:val="bullet"/>
-      <w:lvlText w:val="■"/>
-      <w:lvlJc w:val="left"/>
-      <w:pPr>
-        <w:ind w:left="6480" w:hanging="360"/>
-      </w:pPr>
-      <w:rPr>
-        <w:u w:val="none"/>
-      </w:rPr>
-    </w:lvl>
-  </w:abstractNum>
   <w:abstractNum w:abstractNumId="58">
     <w:lvl w:ilvl="0">
       <w:start w:val="1"/>
@@ -26338,6 +26831,116 @@
     </w:lvl>
     <w:lvl w:ilvl="1">
       <w:start w:val="1"/>
+      <w:numFmt w:val="bullet"/>
+      <w:lvlText w:val="○"/>
+      <w:lvlJc w:val="left"/>
+      <w:pPr>
+        <w:ind w:left="1440" w:hanging="360"/>
+      </w:pPr>
+      <w:rPr>
+        <w:u w:val="none"/>
+      </w:rPr>
+    </w:lvl>
+    <w:lvl w:ilvl="2">
+      <w:start w:val="1"/>
+      <w:numFmt w:val="bullet"/>
+      <w:lvlText w:val="■"/>
+      <w:lvlJc w:val="left"/>
+      <w:pPr>
+        <w:ind w:left="2160" w:hanging="360"/>
+      </w:pPr>
+      <w:rPr>
+        <w:u w:val="none"/>
+      </w:rPr>
+    </w:lvl>
+    <w:lvl w:ilvl="3">
+      <w:start w:val="1"/>
+      <w:numFmt w:val="bullet"/>
+      <w:lvlText w:val="●"/>
+      <w:lvlJc w:val="left"/>
+      <w:pPr>
+        <w:ind w:left="2880" w:hanging="360"/>
+      </w:pPr>
+      <w:rPr>
+        <w:u w:val="none"/>
+      </w:rPr>
+    </w:lvl>
+    <w:lvl w:ilvl="4">
+      <w:start w:val="1"/>
+      <w:numFmt w:val="bullet"/>
+      <w:lvlText w:val="○"/>
+      <w:lvlJc w:val="left"/>
+      <w:pPr>
+        <w:ind w:left="3600" w:hanging="360"/>
+      </w:pPr>
+      <w:rPr>
+        <w:u w:val="none"/>
+      </w:rPr>
+    </w:lvl>
+    <w:lvl w:ilvl="5">
+      <w:start w:val="1"/>
+      <w:numFmt w:val="bullet"/>
+      <w:lvlText w:val="■"/>
+      <w:lvlJc w:val="left"/>
+      <w:pPr>
+        <w:ind w:left="4320" w:hanging="360"/>
+      </w:pPr>
+      <w:rPr>
+        <w:u w:val="none"/>
+      </w:rPr>
+    </w:lvl>
+    <w:lvl w:ilvl="6">
+      <w:start w:val="1"/>
+      <w:numFmt w:val="bullet"/>
+      <w:lvlText w:val="●"/>
+      <w:lvlJc w:val="left"/>
+      <w:pPr>
+        <w:ind w:left="5040" w:hanging="360"/>
+      </w:pPr>
+      <w:rPr>
+        <w:u w:val="none"/>
+      </w:rPr>
+    </w:lvl>
+    <w:lvl w:ilvl="7">
+      <w:start w:val="1"/>
+      <w:numFmt w:val="bullet"/>
+      <w:lvlText w:val="○"/>
+      <w:lvlJc w:val="left"/>
+      <w:pPr>
+        <w:ind w:left="5760" w:hanging="360"/>
+      </w:pPr>
+      <w:rPr>
+        <w:u w:val="none"/>
+      </w:rPr>
+    </w:lvl>
+    <w:lvl w:ilvl="8">
+      <w:start w:val="1"/>
+      <w:numFmt w:val="bullet"/>
+      <w:lvlText w:val="■"/>
+      <w:lvlJc w:val="left"/>
+      <w:pPr>
+        <w:ind w:left="6480" w:hanging="360"/>
+      </w:pPr>
+      <w:rPr>
+        <w:u w:val="none"/>
+      </w:rPr>
+    </w:lvl>
+  </w:abstractNum>
+  <w:abstractNum w:abstractNumId="65">
+    <w:lvl w:ilvl="0">
+      <w:start w:val="1"/>
+      <w:numFmt w:val="lowerLetter"/>
+      <w:lvlText w:val="%1."/>
+      <w:lvlJc w:val="left"/>
+      <w:pPr>
+        <w:ind w:left="720" w:hanging="360"/>
+      </w:pPr>
+      <w:rPr>
+        <w:u w:val="none"/>
+      </w:rPr>
+    </w:lvl>
+    <w:lvl w:ilvl="1">
+      <w:start w:val="1"/>
       <w:numFmt w:val="lowerRoman"/>
       <w:lvlText w:val="%2."/>
       <w:lvlJc w:val="right"/>
@@ -26433,116 +27036,6 @@
       </w:rPr>
     </w:lvl>
   </w:abstractNum>
-  <w:abstractNum w:abstractNumId="65">
-    <w:lvl w:ilvl="0">
-      <w:start w:val="1"/>
-      <w:numFmt w:val="lowerLetter"/>
-      <w:lvlText w:val="%1."/>
-      <w:lvlJc w:val="left"/>
-      <w:pPr>
-        <w:ind w:left="720" w:hanging="360"/>
-      </w:pPr>
-      <w:rPr>
-        <w:u w:val="none"/>
-      </w:rPr>
-    </w:lvl>
-    <w:lvl w:ilvl="1">
-      <w:start w:val="1"/>
-      <w:numFmt w:val="bullet"/>
-      <w:lvlText w:val="○"/>
-      <w:lvlJc w:val="left"/>
-      <w:pPr>
-        <w:ind w:left="1440" w:hanging="360"/>
-      </w:pPr>
-      <w:rPr>
-        <w:u w:val="none"/>
-      </w:rPr>
-    </w:lvl>
-    <w:lvl w:ilvl="2">
-      <w:start w:val="1"/>
-      <w:numFmt w:val="bullet"/>
-      <w:lvlText w:val="■"/>
-      <w:lvlJc w:val="left"/>
-      <w:pPr>
-        <w:ind w:left="2160" w:hanging="360"/>
-      </w:pPr>
-      <w:rPr>
-        <w:u w:val="none"/>
-      </w:rPr>
-    </w:lvl>
-    <w:lvl w:ilvl="3">
-      <w:start w:val="1"/>
-      <w:numFmt w:val="bullet"/>
-      <w:lvlText w:val="●"/>
-      <w:lvlJc w:val="left"/>
-      <w:pPr>
-        <w:ind w:left="2880" w:hanging="360"/>
-      </w:pPr>
-      <w:rPr>
-        <w:u w:val="none"/>
-      </w:rPr>
-    </w:lvl>
-    <w:lvl w:ilvl="4">
-      <w:start w:val="1"/>
-      <w:numFmt w:val="bullet"/>
-      <w:lvlText w:val="○"/>
-      <w:lvlJc w:val="left"/>
-      <w:pPr>
-        <w:ind w:left="3600" w:hanging="360"/>
-      </w:pPr>
-      <w:rPr>
-        <w:u w:val="none"/>
-      </w:rPr>
-    </w:lvl>
-    <w:lvl w:ilvl="5">
-      <w:start w:val="1"/>
-      <w:numFmt w:val="bullet"/>
-      <w:lvlText w:val="■"/>
-      <w:lvlJc w:val="left"/>
-      <w:pPr>
-        <w:ind w:left="4320" w:hanging="360"/>
-      </w:pPr>
-      <w:rPr>
-        <w:u w:val="none"/>
-      </w:rPr>
-    </w:lvl>
-    <w:lvl w:ilvl="6">
-      <w:start w:val="1"/>
-      <w:numFmt w:val="bullet"/>
-      <w:lvlText w:val="●"/>
-      <w:lvlJc w:val="left"/>
-      <w:pPr>
-        <w:ind w:left="5040" w:hanging="360"/>
-      </w:pPr>
-      <w:rPr>
-        <w:u w:val="none"/>
-      </w:rPr>
-    </w:lvl>
-    <w:lvl w:ilvl="7">
-      <w:start w:val="1"/>
-      <w:numFmt w:val="bullet"/>
-      <w:lvlText w:val="○"/>
-      <w:lvlJc w:val="left"/>
-      <w:pPr>
-        <w:ind w:left="5760" w:hanging="360"/>
-      </w:pPr>
-      <w:rPr>
-        <w:u w:val="none"/>
-      </w:rPr>
-    </w:lvl>
-    <w:lvl w:ilvl="8">
-      <w:start w:val="1"/>
-      <w:numFmt w:val="bullet"/>
-      <w:lvlText w:val="■"/>
-      <w:lvlJc w:val="left"/>
-      <w:pPr>
-        <w:ind w:left="6480" w:hanging="360"/>
-      </w:pPr>
-      <w:rPr>
-        <w:u w:val="none"/>
-      </w:rPr>
-    </w:lvl>
-  </w:abstractNum>
   <w:abstractNum w:abstractNumId="66">
     <w:lvl w:ilvl="0">
       <w:start w:val="1"/>
@@ -26668,6 +27161,116 @@
     </w:lvl>
     <w:lvl w:ilvl="1">
       <w:start w:val="1"/>
+      <w:numFmt w:val="bullet"/>
+      <w:lvlText w:val="○"/>
+      <w:lvlJc w:val="left"/>
+      <w:pPr>
+        <w:ind w:left="1440" w:hanging="360"/>
+      </w:pPr>
+      <w:rPr>
+        <w:u w:val="none"/>
+      </w:rPr>
+    </w:lvl>
+    <w:lvl w:ilvl="2">
+      <w:start w:val="1"/>
+      <w:numFmt w:val="bullet"/>
+      <w:lvlText w:val="■"/>
+      <w:lvlJc w:val="left"/>
+      <w:pPr>
+        <w:ind w:left="2160" w:hanging="360"/>
+      </w:pPr>
+      <w:rPr>
+        <w:u w:val="none"/>
+      </w:rPr>
+    </w:lvl>
+    <w:lvl w:ilvl="3">
+      <w:start w:val="1"/>
+      <w:numFmt w:val="bullet"/>
+      <w:lvlText w:val="●"/>
+      <w:lvlJc w:val="left"/>
+      <w:pPr>
+        <w:ind w:left="2880" w:hanging="360"/>
+      </w:pPr>
+      <w:rPr>
+        <w:u w:val="none"/>
+      </w:rPr>
+    </w:lvl>
+    <w:lvl w:ilvl="4">
+      <w:start w:val="1"/>
+      <w:numFmt w:val="bullet"/>
+      <w:lvlText w:val="○"/>
+      <w:lvlJc w:val="left"/>
+      <w:pPr>
+        <w:ind w:left="3600" w:hanging="360"/>
+      </w:pPr>
+      <w:rPr>
+        <w:u w:val="none"/>
+      </w:rPr>
+    </w:lvl>
+    <w:lvl w:ilvl="5">
+      <w:start w:val="1"/>
+      <w:numFmt w:val="bullet"/>
+      <w:lvlText w:val="■"/>
+      <w:lvlJc w:val="left"/>
+      <w:pPr>
+        <w:ind w:left="4320" w:hanging="360"/>
+      </w:pPr>
+      <w:rPr>
+        <w:u w:val="none"/>
+      </w:rPr>
+    </w:lvl>
+    <w:lvl w:ilvl="6">
+      <w:start w:val="1"/>
+      <w:numFmt w:val="bullet"/>
+      <w:lvlText w:val="●"/>
+      <w:lvlJc w:val="left"/>
+      <w:pPr>
+        <w:ind w:left="5040" w:hanging="360"/>
+      </w:pPr>
+      <w:rPr>
+        <w:u w:val="none"/>
+      </w:rPr>
+    </w:lvl>
+    <w:lvl w:ilvl="7">
+      <w:start w:val="1"/>
+      <w:numFmt w:val="bullet"/>
+      <w:lvlText w:val="○"/>
+      <w:lvlJc w:val="left"/>
+      <w:pPr>
+        <w:ind w:left="5760" w:hanging="360"/>
+      </w:pPr>
+      <w:rPr>
+        <w:u w:val="none"/>
+      </w:rPr>
+    </w:lvl>
+    <w:lvl w:ilvl="8">
+      <w:start w:val="1"/>
+      <w:numFmt w:val="bullet"/>
+      <w:lvlText w:val="■"/>
+      <w:lvlJc w:val="left"/>
+      <w:pPr>
+        <w:ind w:left="6480" w:hanging="360"/>
+      </w:pPr>
+      <w:rPr>
+        <w:u w:val="none"/>
+      </w:rPr>
+    </w:lvl>
+  </w:abstractNum>
+  <w:abstractNum w:abstractNumId="68">
+    <w:lvl w:ilvl="0">
+      <w:start w:val="1"/>
+      <w:numFmt w:val="lowerLetter"/>
+      <w:lvlText w:val="%1."/>
+      <w:lvlJc w:val="left"/>
+      <w:pPr>
+        <w:ind w:left="720" w:hanging="360"/>
+      </w:pPr>
+      <w:rPr>
+        <w:u w:val="none"/>
+      </w:rPr>
+    </w:lvl>
+    <w:lvl w:ilvl="1">
+      <w:start w:val="1"/>
       <w:numFmt w:val="lowerRoman"/>
       <w:lvlText w:val="%2."/>
       <w:lvlJc w:val="right"/>
@@ -26763,116 +27366,6 @@
       </w:rPr>
     </w:lvl>
   </w:abstractNum>
-  <w:abstractNum w:abstractNumId="68">
-    <w:lvl w:ilvl="0">
-      <w:start w:val="1"/>
-      <w:numFmt w:val="lowerLetter"/>
-      <w:lvlText w:val="%1."/>
-      <w:lvlJc w:val="left"/>
-      <w:pPr>
-        <w:ind w:left="720" w:hanging="360"/>
-      </w:pPr>
-      <w:rPr>
-        <w:u w:val="none"/>
-      </w:rPr>
-    </w:lvl>
-    <w:lvl w:ilvl="1">
-      <w:start w:val="1"/>
-      <w:numFmt w:val="bullet"/>
-      <w:lvlText w:val="○"/>
-      <w:lvlJc w:val="left"/>
-      <w:pPr>
-        <w:ind w:left="1440" w:hanging="360"/>
-      </w:pPr>
-      <w:rPr>
-        <w:u w:val="none"/>
-      </w:rPr>
-    </w:lvl>
-    <w:lvl w:ilvl="2">
-      <w:start w:val="1"/>
-      <w:numFmt w:val="bullet"/>
-      <w:lvlText w:val="■"/>
-      <w:lvlJc w:val="left"/>
-      <w:pPr>
-        <w:ind w:left="2160" w:hanging="360"/>
-      </w:pPr>
-      <w:rPr>
-        <w:u w:val="none"/>
-      </w:rPr>
-    </w:lvl>
-    <w:lvl w:ilvl="3">
-      <w:start w:val="1"/>
-      <w:numFmt w:val="bullet"/>
-      <w:lvlText w:val="●"/>
-      <w:lvlJc w:val="left"/>
-      <w:pPr>
-        <w:ind w:left="2880" w:hanging="360"/>
-      </w:pPr>
-      <w:rPr>
-        <w:u w:val="none"/>
-      </w:rPr>
-    </w:lvl>
-    <w:lvl w:ilvl="4">
-      <w:start w:val="1"/>
-      <w:numFmt w:val="bullet"/>
-      <w:lvlText w:val="○"/>
-      <w:lvlJc w:val="left"/>
-      <w:pPr>
-        <w:ind w:left="3600" w:hanging="360"/>
-      </w:pPr>
-      <w:rPr>
-        <w:u w:val="none"/>
-      </w:rPr>
-    </w:lvl>
-    <w:lvl w:ilvl="5">
-      <w:start w:val="1"/>
-      <w:numFmt w:val="bullet"/>
-      <w:lvlText w:val="■"/>
-      <w:lvlJc w:val="left"/>
-      <w:pPr>
-        <w:ind w:left="4320" w:hanging="360"/>
-      </w:pPr>
-      <w:rPr>
-        <w:u w:val="none"/>
-      </w:rPr>
-    </w:lvl>
-    <w:lvl w:ilvl="6">
-      <w:start w:val="1"/>
-      <w:numFmt w:val="bullet"/>
-      <w:lvlText w:val="●"/>
-      <w:lvlJc w:val="left"/>
-      <w:pPr>
-        <w:ind w:left="5040" w:hanging="360"/>
-      </w:pPr>
-      <w:rPr>
-        <w:u w:val="none"/>
-      </w:rPr>
-    </w:lvl>
-    <w:lvl w:ilvl="7">
-      <w:start w:val="1"/>
-      <w:numFmt w:val="bullet"/>
-      <w:lvlText w:val="○"/>
-      <w:lvlJc w:val="left"/>
-      <w:pPr>
-        <w:ind w:left="5760" w:hanging="360"/>
-      </w:pPr>
-      <w:rPr>
-        <w:u w:val="none"/>
-      </w:rPr>
-    </w:lvl>
-    <w:lvl w:ilvl="8">
-      <w:start w:val="1"/>
-      <w:numFmt w:val="bullet"/>
-      <w:lvlText w:val="■"/>
-      <w:lvlJc w:val="left"/>
-      <w:pPr>
-        <w:ind w:left="6480" w:hanging="360"/>
-      </w:pPr>
-      <w:rPr>
-        <w:u w:val="none"/>
-      </w:rPr>
-    </w:lvl>
-  </w:abstractNum>
   <w:abstractNum w:abstractNumId="69">
     <w:lvl w:ilvl="0">
       <w:start w:val="1"/>
@@ -26998,6 +27491,116 @@
     </w:lvl>
     <w:lvl w:ilvl="1">
       <w:start w:val="1"/>
+      <w:numFmt w:val="bullet"/>
+      <w:lvlText w:val="○"/>
+      <w:lvlJc w:val="left"/>
+      <w:pPr>
+        <w:ind w:left="1440" w:hanging="360"/>
+      </w:pPr>
+      <w:rPr>
+        <w:u w:val="none"/>
+      </w:rPr>
+    </w:lvl>
+    <w:lvl w:ilvl="2">
+      <w:start w:val="1"/>
+      <w:numFmt w:val="bullet"/>
+      <w:lvlText w:val="■"/>
+      <w:lvlJc w:val="left"/>
+      <w:pPr>
+        <w:ind w:left="2160" w:hanging="360"/>
+      </w:pPr>
+      <w:rPr>
+        <w:u w:val="none"/>
+      </w:rPr>
+    </w:lvl>
+    <w:lvl w:ilvl="3">
+      <w:start w:val="1"/>
+      <w:numFmt w:val="bullet"/>
+      <w:lvlText w:val="●"/>
+      <w:lvlJc w:val="left"/>
+      <w:pPr>
+        <w:ind w:left="2880" w:hanging="360"/>
+      </w:pPr>
+      <w:rPr>
+        <w:u w:val="none"/>
+      </w:rPr>
+    </w:lvl>
+    <w:lvl w:ilvl="4">
+      <w:start w:val="1"/>
+      <w:numFmt w:val="bullet"/>
+      <w:lvlText w:val="○"/>
+      <w:lvlJc w:val="left"/>
+      <w:pPr>
+        <w:ind w:left="3600" w:hanging="360"/>
+      </w:pPr>
+      <w:rPr>
+        <w:u w:val="none"/>
+      </w:rPr>
+    </w:lvl>
+    <w:lvl w:ilvl="5">
+      <w:start w:val="1"/>
+      <w:numFmt w:val="bullet"/>
+      <w:lvlText w:val="■"/>
+      <w:lvlJc w:val="left"/>
+      <w:pPr>
+        <w:ind w:left="4320" w:hanging="360"/>
+      </w:pPr>
+      <w:rPr>
+        <w:u w:val="none"/>
+      </w:rPr>
+    </w:lvl>
+    <w:lvl w:ilvl="6">
+      <w:start w:val="1"/>
+      <w:numFmt w:val="bullet"/>
+      <w:lvlText w:val="●"/>
+      <w:lvlJc w:val="left"/>
+      <w:pPr>
+        <w:ind w:left="5040" w:hanging="360"/>
+      </w:pPr>
+      <w:rPr>
+        <w:u w:val="none"/>
+      </w:rPr>
+    </w:lvl>
+    <w:lvl w:ilvl="7">
+      <w:start w:val="1"/>
+      <w:numFmt w:val="bullet"/>
+      <w:lvlText w:val="○"/>
+      <w:lvlJc w:val="left"/>
+      <w:pPr>
+        <w:ind w:left="5760" w:hanging="360"/>
+      </w:pPr>
+      <w:rPr>
+        <w:u w:val="none"/>
+      </w:rPr>
+    </w:lvl>
+    <w:lvl w:ilvl="8">
+      <w:start w:val="1"/>
+      <w:numFmt w:val="bullet"/>
+      <w:lvlText w:val="■"/>
+      <w:lvlJc w:val="left"/>
+      <w:pPr>
+        <w:ind w:left="6480" w:hanging="360"/>
+      </w:pPr>
+      <w:rPr>
+        <w:u w:val="none"/>
+      </w:rPr>
+    </w:lvl>
+  </w:abstractNum>
+  <w:abstractNum w:abstractNumId="71">
+    <w:lvl w:ilvl="0">
+      <w:start w:val="1"/>
+      <w:numFmt w:val="lowerLetter"/>
+      <w:lvlText w:val="%1."/>
+      <w:lvlJc w:val="left"/>
+      <w:pPr>
+        <w:ind w:left="720" w:hanging="360"/>
+      </w:pPr>
+      <w:rPr>
+        <w:u w:val="none"/>
+      </w:rPr>
+    </w:lvl>
+    <w:lvl w:ilvl="1">
+      <w:start w:val="1"/>
       <w:numFmt w:val="lowerRoman"/>
       <w:lvlText w:val="%2."/>
       <w:lvlJc w:val="right"/>
@@ -27093,116 +27696,6 @@
       </w:rPr>
     </w:lvl>
   </w:abstractNum>
-  <w:abstractNum w:abstractNumId="71">
-    <w:lvl w:ilvl="0">
-      <w:start w:val="1"/>
-      <w:numFmt w:val="lowerLetter"/>
-      <w:lvlText w:val="%1."/>
-      <w:lvlJc w:val="left"/>
-      <w:pPr>
-        <w:ind w:left="720" w:hanging="360"/>
-      </w:pPr>
-      <w:rPr>
-        <w:u w:val="none"/>
-      </w:rPr>
-    </w:lvl>
-    <w:lvl w:ilvl="1">
-      <w:start w:val="1"/>
-      <w:numFmt w:val="bullet"/>
-      <w:lvlText w:val="○"/>
-      <w:lvlJc w:val="left"/>
-      <w:pPr>
-        <w:ind w:left="1440" w:hanging="360"/>
-      </w:pPr>
-      <w:rPr>
-        <w:u w:val="none"/>
-      </w:rPr>
-    </w:lvl>
-    <w:lvl w:ilvl="2">
-      <w:start w:val="1"/>
-      <w:numFmt w:val="bullet"/>
-      <w:lvlText w:val="■"/>
-      <w:lvlJc w:val="left"/>
-      <w:pPr>
-        <w:ind w:left="2160" w:hanging="360"/>
-      </w:pPr>
-      <w:rPr>
-        <w:u w:val="none"/>
-      </w:rPr>
-    </w:lvl>
-    <w:lvl w:ilvl="3">
-      <w:start w:val="1"/>
-      <w:numFmt w:val="bullet"/>
-      <w:lvlText w:val="●"/>
-      <w:lvlJc w:val="left"/>
-      <w:pPr>
-        <w:ind w:left="2880" w:hanging="360"/>
-      </w:pPr>
-      <w:rPr>
-        <w:u w:val="none"/>
-      </w:rPr>
-    </w:lvl>
-    <w:lvl w:ilvl="4">
-      <w:start w:val="1"/>
-      <w:numFmt w:val="bullet"/>
-      <w:lvlText w:val="○"/>
-      <w:lvlJc w:val="left"/>
-      <w:pPr>
-        <w:ind w:left="3600" w:hanging="360"/>
-      </w:pPr>
-      <w:rPr>
-        <w:u w:val="none"/>
-      </w:rPr>
-    </w:lvl>
-    <w:lvl w:ilvl="5">
-      <w:start w:val="1"/>
-      <w:numFmt w:val="bullet"/>
-      <w:lvlText w:val="■"/>
-      <w:lvlJc w:val="left"/>
-      <w:pPr>
-        <w:ind w:left="4320" w:hanging="360"/>
-      </w:pPr>
-      <w:rPr>
-        <w:u w:val="none"/>
-      </w:rPr>
-    </w:lvl>
-    <w:lvl w:ilvl="6">
-      <w:start w:val="1"/>
-      <w:numFmt w:val="bullet"/>
-      <w:lvlText w:val="●"/>
-      <w:lvlJc w:val="left"/>
-      <w:pPr>
-        <w:ind w:left="5040" w:hanging="360"/>
-      </w:pPr>
-      <w:rPr>
-        <w:u w:val="none"/>
-      </w:rPr>
-    </w:lvl>
-    <w:lvl w:ilvl="7">
-      <w:start w:val="1"/>
-      <w:numFmt w:val="bullet"/>
-      <w:lvlText w:val="○"/>
-      <w:lvlJc w:val="left"/>
-      <w:pPr>
-        <w:ind w:left="5760" w:hanging="360"/>
-      </w:pPr>
-      <w:rPr>
-        <w:u w:val="none"/>
-      </w:rPr>
-    </w:lvl>
-    <w:lvl w:ilvl="8">
-      <w:start w:val="1"/>
-      <w:numFmt w:val="bullet"/>
-      <w:lvlText w:val="■"/>
-      <w:lvlJc w:val="left"/>
-      <w:pPr>
-        <w:ind w:left="6480" w:hanging="360"/>
-      </w:pPr>
-      <w:rPr>
-        <w:u w:val="none"/>
-      </w:rPr>
-    </w:lvl>
-  </w:abstractNum>
   <w:abstractNum w:abstractNumId="72">
     <w:lvl w:ilvl="0">
       <w:start w:val="1"/>
@@ -27438,6 +27931,116 @@
     </w:lvl>
     <w:lvl w:ilvl="1">
       <w:start w:val="1"/>
+      <w:numFmt w:val="bullet"/>
+      <w:lvlText w:val="○"/>
+      <w:lvlJc w:val="left"/>
+      <w:pPr>
+        <w:ind w:left="1440" w:hanging="360"/>
+      </w:pPr>
+      <w:rPr>
+        <w:u w:val="none"/>
+      </w:rPr>
+    </w:lvl>
+    <w:lvl w:ilvl="2">
+      <w:start w:val="1"/>
+      <w:numFmt w:val="bullet"/>
+      <w:lvlText w:val="■"/>
+      <w:lvlJc w:val="left"/>
+      <w:pPr>
+        <w:ind w:left="2160" w:hanging="360"/>
+      </w:pPr>
+      <w:rPr>
+        <w:u w:val="none"/>
+      </w:rPr>
+    </w:lvl>
+    <w:lvl w:ilvl="3">
+      <w:start w:val="1"/>
+      <w:numFmt w:val="bullet"/>
+      <w:lvlText w:val="●"/>
+      <w:lvlJc w:val="left"/>
+      <w:pPr>
+        <w:ind w:left="2880" w:hanging="360"/>
+      </w:pPr>
+      <w:rPr>
+        <w:u w:val="none"/>
+      </w:rPr>
+    </w:lvl>
+    <w:lvl w:ilvl="4">
+      <w:start w:val="1"/>
+      <w:numFmt w:val="bullet"/>
+      <w:lvlText w:val="○"/>
+      <w:lvlJc w:val="left"/>
+      <w:pPr>
+        <w:ind w:left="3600" w:hanging="360"/>
+      </w:pPr>
+      <w:rPr>
+        <w:u w:val="none"/>
+      </w:rPr>
+    </w:lvl>
+    <w:lvl w:ilvl="5">
+      <w:start w:val="1"/>
+      <w:numFmt w:val="bullet"/>
+      <w:lvlText w:val="■"/>
+      <w:lvlJc w:val="left"/>
+      <w:pPr>
+        <w:ind w:left="4320" w:hanging="360"/>
+      </w:pPr>
+      <w:rPr>
+        <w:u w:val="none"/>
+      </w:rPr>
+    </w:lvl>
+    <w:lvl w:ilvl="6">
+      <w:start w:val="1"/>
+      <w:numFmt w:val="bullet"/>
+      <w:lvlText w:val="●"/>
+      <w:lvlJc w:val="left"/>
+      <w:pPr>
+        <w:ind w:left="5040" w:hanging="360"/>
+      </w:pPr>
+      <w:rPr>
+        <w:u w:val="none"/>
+      </w:rPr>
+    </w:lvl>
+    <w:lvl w:ilvl="7">
+      <w:start w:val="1"/>
+      <w:numFmt w:val="bullet"/>
+      <w:lvlText w:val="○"/>
+      <w:lvlJc w:val="left"/>
+      <w:pPr>
+        <w:ind w:left="5760" w:hanging="360"/>
+      </w:pPr>
+      <w:rPr>
+        <w:u w:val="none"/>
+      </w:rPr>
+    </w:lvl>
+    <w:lvl w:ilvl="8">
+      <w:start w:val="1"/>
+      <w:numFmt w:val="bullet"/>
+      <w:lvlText w:val="■"/>
+      <w:lvlJc w:val="left"/>
+      <w:pPr>
+        <w:ind w:left="6480" w:hanging="360"/>
+      </w:pPr>
+      <w:rPr>
+        <w:u w:val="none"/>
+      </w:rPr>
+    </w:lvl>
+  </w:abstractNum>
+  <w:abstractNum w:abstractNumId="75">
+    <w:lvl w:ilvl="0">
+      <w:start w:val="1"/>
+      <w:numFmt w:val="lowerLetter"/>
+      <w:lvlText w:val="%1."/>
+      <w:lvlJc w:val="left"/>
+      <w:pPr>
+        <w:ind w:left="720" w:hanging="360"/>
+      </w:pPr>
+      <w:rPr>
+        <w:u w:val="none"/>
+      </w:rPr>
+    </w:lvl>
+    <w:lvl w:ilvl="1">
+      <w:start w:val="1"/>
       <w:numFmt w:val="lowerRoman"/>
       <w:lvlText w:val="%2."/>
       <w:lvlJc w:val="right"/>
@@ -27533,7 +28136,7 @@
       </w:rPr>
     </w:lvl>
   </w:abstractNum>
-  <w:abstractNum w:abstractNumId="75">
+  <w:abstractNum w:abstractNumId="76">
     <w:lvl w:ilvl="0">
       <w:start w:val="1"/>
       <w:numFmt w:val="lowerLetter"/>
@@ -27643,7 +28246,7 @@
       </w:rPr>
     </w:lvl>
   </w:abstractNum>
-  <w:abstractNum w:abstractNumId="76">
+  <w:abstractNum w:abstractNumId="77">
     <w:lvl w:ilvl="0">
       <w:start w:val="1"/>
       <w:numFmt w:val="lowerLetter"/>
@@ -27753,7 +28356,7 @@
       </w:rPr>
     </w:lvl>
   </w:abstractNum>
-  <w:abstractNum w:abstractNumId="77">
+  <w:abstractNum w:abstractNumId="78">
     <w:lvl w:ilvl="0">
       <w:start w:val="1"/>
       <w:numFmt w:val="lowerLetter"/>
@@ -27863,7 +28466,7 @@
       </w:rPr>
     </w:lvl>
   </w:abstractNum>
-  <w:abstractNum w:abstractNumId="78">
+  <w:abstractNum w:abstractNumId="79">
     <w:lvl w:ilvl="0">
       <w:start w:val="1"/>
       <w:numFmt w:val="decimal"/>
@@ -27973,7 +28576,7 @@
       </w:rPr>
     </w:lvl>
   </w:abstractNum>
-  <w:abstractNum w:abstractNumId="79">
+  <w:abstractNum w:abstractNumId="80">
     <w:lvl w:ilvl="0">
       <w:start w:val="1"/>
       <w:numFmt w:val="lowerLetter"/>
@@ -28083,7 +28686,7 @@
       </w:rPr>
     </w:lvl>
   </w:abstractNum>
-  <w:abstractNum w:abstractNumId="80">
+  <w:abstractNum w:abstractNumId="81">
     <w:lvl w:ilvl="0">
       <w:start w:val="1"/>
       <w:numFmt w:val="lowerLetter"/>
@@ -28193,116 +28796,6 @@
       </w:rPr>
     </w:lvl>
   </w:abstractNum>
-  <w:abstractNum w:abstractNumId="81">
-    <w:lvl w:ilvl="0">
-      <w:start w:val="1"/>
-      <w:numFmt w:val="lowerLetter"/>
-      <w:lvlText w:val="%1."/>
-      <w:lvlJc w:val="left"/>
-      <w:pPr>
-        <w:ind w:left="720" w:hanging="360"/>
-      </w:pPr>
-      <w:rPr>
-        <w:u w:val="none"/>
-      </w:rPr>
-    </w:lvl>
-    <w:lvl w:ilvl="1">
-      <w:start w:val="1"/>
-      <w:numFmt w:val="bullet"/>
-      <w:lvlText w:val="○"/>
-      <w:lvlJc w:val="left"/>
-      <w:pPr>
-        <w:ind w:left="1440" w:hanging="360"/>
-      </w:pPr>
-      <w:rPr>
-        <w:u w:val="none"/>
-      </w:rPr>
-    </w:lvl>
-    <w:lvl w:ilvl="2">
-      <w:start w:val="1"/>
-      <w:numFmt w:val="bullet"/>
-      <w:lvlText w:val="■"/>
-      <w:lvlJc w:val="left"/>
-      <w:pPr>
-        <w:ind w:left="2160" w:hanging="360"/>
-      </w:pPr>
-      <w:rPr>
-        <w:u w:val="none"/>
-      </w:rPr>
-    </w:lvl>
-    <w:lvl w:ilvl="3">
-      <w:start w:val="1"/>
-      <w:numFmt w:val="bullet"/>
-      <w:lvlText w:val="●"/>
-      <w:lvlJc w:val="left"/>
-      <w:pPr>
-        <w:ind w:left="2880" w:hanging="360"/>
-      </w:pPr>
-      <w:rPr>
-        <w:u w:val="none"/>
-      </w:rPr>
-    </w:lvl>
-    <w:lvl w:ilvl="4">
-      <w:start w:val="1"/>
-      <w:numFmt w:val="bullet"/>
-      <w:lvlText w:val="○"/>
-      <w:lvlJc w:val="left"/>
-      <w:pPr>
-        <w:ind w:left="3600" w:hanging="360"/>
-      </w:pPr>
-      <w:rPr>
-        <w:u w:val="none"/>
-      </w:rPr>
-    </w:lvl>
-    <w:lvl w:ilvl="5">
-      <w:start w:val="1"/>
-      <w:numFmt w:val="bullet"/>
-      <w:lvlText w:val="■"/>
-      <w:lvlJc w:val="left"/>
-      <w:pPr>
-        <w:ind w:left="4320" w:hanging="360"/>
-      </w:pPr>
-      <w:rPr>
-        <w:u w:val="none"/>
-      </w:rPr>
-    </w:lvl>
-    <w:lvl w:ilvl="6">
-      <w:start w:val="1"/>
-      <w:numFmt w:val="bullet"/>
-      <w:lvlText w:val="●"/>
-      <w:lvlJc w:val="left"/>
-      <w:pPr>
-        <w:ind w:left="5040" w:hanging="360"/>
-      </w:pPr>
-      <w:rPr>
-        <w:u w:val="none"/>
-      </w:rPr>
-    </w:lvl>
-    <w:lvl w:ilvl="7">
-      <w:start w:val="1"/>
-      <w:numFmt w:val="bullet"/>
-      <w:lvlText w:val="○"/>
-      <w:lvlJc w:val="left"/>
-      <w:pPr>
-        <w:ind w:left="5760" w:hanging="360"/>
-      </w:pPr>
-      <w:rPr>
-        <w:u w:val="none"/>
-      </w:rPr>
-    </w:lvl>
-    <w:lvl w:ilvl="8">
-      <w:start w:val="1"/>
-      <w:numFmt w:val="bullet"/>
-      <w:lvlText w:val="■"/>
-      <w:lvlJc w:val="left"/>
-      <w:pPr>
-        <w:ind w:left="6480" w:hanging="360"/>
-      </w:pPr>
-      <w:rPr>
-        <w:u w:val="none"/>
-      </w:rPr>
-    </w:lvl>
-  </w:abstractNum>
   <w:abstractNum w:abstractNumId="82">
     <w:lvl w:ilvl="0">
       <w:start w:val="1"/>
@@ -28428,6 +28921,116 @@
     </w:lvl>
     <w:lvl w:ilvl="1">
       <w:start w:val="1"/>
+      <w:numFmt w:val="bullet"/>
+      <w:lvlText w:val="○"/>
+      <w:lvlJc w:val="left"/>
+      <w:pPr>
+        <w:ind w:left="1440" w:hanging="360"/>
+      </w:pPr>
+      <w:rPr>
+        <w:u w:val="none"/>
+      </w:rPr>
+    </w:lvl>
+    <w:lvl w:ilvl="2">
+      <w:start w:val="1"/>
+      <w:numFmt w:val="bullet"/>
+      <w:lvlText w:val="■"/>
+      <w:lvlJc w:val="left"/>
+      <w:pPr>
+        <w:ind w:left="2160" w:hanging="360"/>
+      </w:pPr>
+      <w:rPr>
+        <w:u w:val="none"/>
+      </w:rPr>
+    </w:lvl>
+    <w:lvl w:ilvl="3">
+      <w:start w:val="1"/>
+      <w:numFmt w:val="bullet"/>
+      <w:lvlText w:val="●"/>
+      <w:lvlJc w:val="left"/>
+      <w:pPr>
+        <w:ind w:left="2880" w:hanging="360"/>
+      </w:pPr>
+      <w:rPr>
+        <w:u w:val="none"/>
+      </w:rPr>
+    </w:lvl>
+    <w:lvl w:ilvl="4">
+      <w:start w:val="1"/>
+      <w:numFmt w:val="bullet"/>
+      <w:lvlText w:val="○"/>
+      <w:lvlJc w:val="left"/>
+      <w:pPr>
+        <w:ind w:left="3600" w:hanging="360"/>
+      </w:pPr>
+      <w:rPr>
+        <w:u w:val="none"/>
+      </w:rPr>
+    </w:lvl>
+    <w:lvl w:ilvl="5">
+      <w:start w:val="1"/>
+      <w:numFmt w:val="bullet"/>
+      <w:lvlText w:val="■"/>
+      <w:lvlJc w:val="left"/>
+      <w:pPr>
+        <w:ind w:left="4320" w:hanging="360"/>
+      </w:pPr>
+      <w:rPr>
+        <w:u w:val="none"/>
+      </w:rPr>
+    </w:lvl>
+    <w:lvl w:ilvl="6">
+      <w:start w:val="1"/>
+      <w:numFmt w:val="bullet"/>
+      <w:lvlText w:val="●"/>
+      <w:lvlJc w:val="left"/>
+      <w:pPr>
+        <w:ind w:left="5040" w:hanging="360"/>
+      </w:pPr>
+      <w:rPr>
+        <w:u w:val="none"/>
+      </w:rPr>
+    </w:lvl>
+    <w:lvl w:ilvl="7">
+      <w:start w:val="1"/>
+      <w:numFmt w:val="bullet"/>
+      <w:lvlText w:val="○"/>
+      <w:lvlJc w:val="left"/>
+      <w:pPr>
+        <w:ind w:left="5760" w:hanging="360"/>
+      </w:pPr>
+      <w:rPr>
+        <w:u w:val="none"/>
+      </w:rPr>
+    </w:lvl>
+    <w:lvl w:ilvl="8">
+      <w:start w:val="1"/>
+      <w:numFmt w:val="bullet"/>
+      <w:lvlText w:val="■"/>
+      <w:lvlJc w:val="left"/>
+      <w:pPr>
+        <w:ind w:left="6480" w:hanging="360"/>
+      </w:pPr>
+      <w:rPr>
+        <w:u w:val="none"/>
+      </w:rPr>
+    </w:lvl>
+  </w:abstractNum>
+  <w:abstractNum w:abstractNumId="84">
+    <w:lvl w:ilvl="0">
+      <w:start w:val="1"/>
+      <w:numFmt w:val="lowerLetter"/>
+      <w:lvlText w:val="%1."/>
+      <w:lvlJc w:val="left"/>
+      <w:pPr>
+        <w:ind w:left="720" w:hanging="360"/>
+      </w:pPr>
+      <w:rPr>
+        <w:u w:val="none"/>
+      </w:rPr>
+    </w:lvl>
+    <w:lvl w:ilvl="1">
+      <w:start w:val="1"/>
       <w:numFmt w:val="lowerRoman"/>
       <w:lvlText w:val="%2."/>
       <w:lvlJc w:val="right"/>
@@ -28523,7 +29126,7 @@
       </w:rPr>
     </w:lvl>
   </w:abstractNum>
-  <w:abstractNum w:abstractNumId="84">
+  <w:abstractNum w:abstractNumId="85">
     <w:lvl w:ilvl="0">
       <w:start w:val="1"/>
       <w:numFmt w:val="lowerLetter"/>
@@ -28633,7 +29236,7 @@
       </w:rPr>
     </w:lvl>
   </w:abstractNum>
-  <w:abstractNum w:abstractNumId="85">
+  <w:abstractNum w:abstractNumId="86">
     <w:lvl w:ilvl="0">
       <w:start w:val="1"/>
       <w:numFmt w:val="lowerLetter"/>
@@ -28743,116 +29346,6 @@
       </w:rPr>
     </w:lvl>
   </w:abstractNum>
-  <w:abstractNum w:abstractNumId="86">
-    <w:lvl w:ilvl="0">
-      <w:start w:val="1"/>
-      <w:numFmt w:val="lowerLetter"/>
-      <w:lvlText w:val="%1."/>
-      <w:lvlJc w:val="left"/>
-      <w:pPr>
-        <w:ind w:left="720" w:hanging="360"/>
-      </w:pPr>
-      <w:rPr>
-        <w:u w:val="none"/>
-      </w:rPr>
-    </w:lvl>
-    <w:lvl w:ilvl="1">
-      <w:start w:val="1"/>
-      <w:numFmt w:val="bullet"/>
-      <w:lvlText w:val="○"/>
-      <w:lvlJc w:val="left"/>
-      <w:pPr>
-        <w:ind w:left="1440" w:hanging="360"/>
-      </w:pPr>
-      <w:rPr>
-        <w:u w:val="none"/>
-      </w:rPr>
-    </w:lvl>
-    <w:lvl w:ilvl="2">
-      <w:start w:val="1"/>
-      <w:numFmt w:val="bullet"/>
-      <w:lvlText w:val="■"/>
-      <w:lvlJc w:val="left"/>
-      <w:pPr>
-        <w:ind w:left="2160" w:hanging="360"/>
-      </w:pPr>
-      <w:rPr>
-        <w:u w:val="none"/>
-      </w:rPr>
-    </w:lvl>
-    <w:lvl w:ilvl="3">
-      <w:start w:val="1"/>
-      <w:numFmt w:val="bullet"/>
-      <w:lvlText w:val="●"/>
-      <w:lvlJc w:val="left"/>
-      <w:pPr>
-        <w:ind w:left="2880" w:hanging="360"/>
-      </w:pPr>
-      <w:rPr>
-        <w:u w:val="none"/>
-      </w:rPr>
-    </w:lvl>
-    <w:lvl w:ilvl="4">
-      <w:start w:val="1"/>
-      <w:numFmt w:val="bullet"/>
-      <w:lvlText w:val="○"/>
-      <w:lvlJc w:val="left"/>
-      <w:pPr>
-        <w:ind w:left="3600" w:hanging="360"/>
-      </w:pPr>
-      <w:rPr>
-        <w:u w:val="none"/>
-      </w:rPr>
-    </w:lvl>
-    <w:lvl w:ilvl="5">
-      <w:start w:val="1"/>
-      <w:numFmt w:val="bullet"/>
-      <w:lvlText w:val="■"/>
-      <w:lvlJc w:val="left"/>
-      <w:pPr>
-        <w:ind w:left="4320" w:hanging="360"/>
-      </w:pPr>
-      <w:rPr>
-        <w:u w:val="none"/>
-      </w:rPr>
-    </w:lvl>
-    <w:lvl w:ilvl="6">
-      <w:start w:val="1"/>
-      <w:numFmt w:val="bullet"/>
-      <w:lvlText w:val="●"/>
-      <w:lvlJc w:val="left"/>
-      <w:pPr>
-        <w:ind w:left="5040" w:hanging="360"/>
-      </w:pPr>
-      <w:rPr>
-        <w:u w:val="none"/>
-      </w:rPr>
-    </w:lvl>
-    <w:lvl w:ilvl="7">
-      <w:start w:val="1"/>
-      <w:numFmt w:val="bullet"/>
-      <w:lvlText w:val="○"/>
-      <w:lvlJc w:val="left"/>
-      <w:pPr>
-        <w:ind w:left="5760" w:hanging="360"/>
-      </w:pPr>
-      <w:rPr>
-        <w:u w:val="none"/>
-      </w:rPr>
-    </w:lvl>
-    <w:lvl w:ilvl="8">
-      <w:start w:val="1"/>
-      <w:numFmt w:val="bullet"/>
-      <w:lvlText w:val="■"/>
-      <w:lvlJc w:val="left"/>
-      <w:pPr>
-        <w:ind w:left="6480" w:hanging="360"/>
-      </w:pPr>
-      <w:rPr>
-        <w:u w:val="none"/>
-      </w:rPr>
-    </w:lvl>
-  </w:abstractNum>
   <w:abstractNum w:abstractNumId="87">
     <w:lvl w:ilvl="0">
       <w:start w:val="1"/>
@@ -29198,6 +29691,116 @@
     </w:lvl>
     <w:lvl w:ilvl="1">
       <w:start w:val="1"/>
+      <w:numFmt w:val="bullet"/>
+      <w:lvlText w:val="○"/>
+      <w:lvlJc w:val="left"/>
+      <w:pPr>
+        <w:ind w:left="1440" w:hanging="360"/>
+      </w:pPr>
+      <w:rPr>
+        <w:u w:val="none"/>
+      </w:rPr>
+    </w:lvl>
+    <w:lvl w:ilvl="2">
+      <w:start w:val="1"/>
+      <w:numFmt w:val="bullet"/>
+      <w:lvlText w:val="■"/>
+      <w:lvlJc w:val="left"/>
+      <w:pPr>
+        <w:ind w:left="2160" w:hanging="360"/>
+      </w:pPr>
+      <w:rPr>
+        <w:u w:val="none"/>
+      </w:rPr>
+    </w:lvl>
+    <w:lvl w:ilvl="3">
+      <w:start w:val="1"/>
+      <w:numFmt w:val="bullet"/>
+      <w:lvlText w:val="●"/>
+      <w:lvlJc w:val="left"/>
+      <w:pPr>
+        <w:ind w:left="2880" w:hanging="360"/>
+      </w:pPr>
+      <w:rPr>
+        <w:u w:val="none"/>
+      </w:rPr>
+    </w:lvl>
+    <w:lvl w:ilvl="4">
+      <w:start w:val="1"/>
+      <w:numFmt w:val="bullet"/>
+      <w:lvlText w:val="○"/>
+      <w:lvlJc w:val="left"/>
+      <w:pPr>
+        <w:ind w:left="3600" w:hanging="360"/>
+      </w:pPr>
+      <w:rPr>
+        <w:u w:val="none"/>
+      </w:rPr>
+    </w:lvl>
+    <w:lvl w:ilvl="5">
+      <w:start w:val="1"/>
+      <w:numFmt w:val="bullet"/>
+      <w:lvlText w:val="■"/>
+      <w:lvlJc w:val="left"/>
+      <w:pPr>
+        <w:ind w:left="4320" w:hanging="360"/>
+      </w:pPr>
+      <w:rPr>
+        <w:u w:val="none"/>
+      </w:rPr>
+    </w:lvl>
+    <w:lvl w:ilvl="6">
+      <w:start w:val="1"/>
+      <w:numFmt w:val="bullet"/>
+      <w:lvlText w:val="●"/>
+      <w:lvlJc w:val="left"/>
+      <w:pPr>
+        <w:ind w:left="5040" w:hanging="360"/>
+      </w:pPr>
+      <w:rPr>
+        <w:u w:val="none"/>
+      </w:rPr>
+    </w:lvl>
+    <w:lvl w:ilvl="7">
+      <w:start w:val="1"/>
+      <w:numFmt w:val="bullet"/>
+      <w:lvlText w:val="○"/>
+      <w:lvlJc w:val="left"/>
+      <w:pPr>
+        <w:ind w:left="5760" w:hanging="360"/>
+      </w:pPr>
+      <w:rPr>
+        <w:u w:val="none"/>
+      </w:rPr>
+    </w:lvl>
+    <w:lvl w:ilvl="8">
+      <w:start w:val="1"/>
+      <w:numFmt w:val="bullet"/>
+      <w:lvlText w:val="■"/>
+      <w:lvlJc w:val="left"/>
+      <w:pPr>
+        <w:ind w:left="6480" w:hanging="360"/>
+      </w:pPr>
+      <w:rPr>
+        <w:u w:val="none"/>
+      </w:rPr>
+    </w:lvl>
+  </w:abstractNum>
+  <w:abstractNum w:abstractNumId="91">
+    <w:lvl w:ilvl="0">
+      <w:start w:val="1"/>
+      <w:numFmt w:val="lowerLetter"/>
+      <w:lvlText w:val="%1."/>
+      <w:lvlJc w:val="left"/>
+      <w:pPr>
+        <w:ind w:left="720" w:hanging="360"/>
+      </w:pPr>
+      <w:rPr>
+        <w:u w:val="none"/>
+      </w:rPr>
+    </w:lvl>
+    <w:lvl w:ilvl="1">
+      <w:start w:val="1"/>
       <w:numFmt w:val="lowerRoman"/>
       <w:lvlText w:val="%2."/>
       <w:lvlJc w:val="right"/>
@@ -29293,7 +29896,7 @@
       </w:rPr>
     </w:lvl>
   </w:abstractNum>
-  <w:abstractNum w:abstractNumId="91">
+  <w:abstractNum w:abstractNumId="92">
     <w:lvl w:ilvl="0">
       <w:start w:val="1"/>
       <w:numFmt w:val="lowerLetter"/>
@@ -29403,7 +30006,7 @@
       </w:rPr>
     </w:lvl>
   </w:abstractNum>
-  <w:abstractNum w:abstractNumId="92">
+  <w:abstractNum w:abstractNumId="93">
     <w:lvl w:ilvl="0">
       <w:start w:val="1"/>
       <w:numFmt w:val="lowerLetter"/>
@@ -29513,7 +30116,7 @@
       </w:rPr>
     </w:lvl>
   </w:abstractNum>
-  <w:abstractNum w:abstractNumId="93">
+  <w:abstractNum w:abstractNumId="94">
     <w:lvl w:ilvl="0">
       <w:start w:val="1"/>
       <w:numFmt w:val="lowerLetter"/>
@@ -29623,7 +30226,7 @@
       </w:rPr>
     </w:lvl>
   </w:abstractNum>
-  <w:abstractNum w:abstractNumId="94">
+  <w:abstractNum w:abstractNumId="95">
     <w:lvl w:ilvl="0">
       <w:start w:val="1"/>
       <w:numFmt w:val="lowerLetter"/>
@@ -29733,7 +30336,7 @@
       </w:rPr>
     </w:lvl>
   </w:abstractNum>
-  <w:abstractNum w:abstractNumId="95">
+  <w:abstractNum w:abstractNumId="96">
     <w:lvl w:ilvl="0">
       <w:start w:val="1"/>
       <w:numFmt w:val="lowerLetter"/>
@@ -29843,7 +30446,7 @@
       </w:rPr>
     </w:lvl>
   </w:abstractNum>
-  <w:abstractNum w:abstractNumId="96">
+  <w:abstractNum w:abstractNumId="97">
     <w:lvl w:ilvl="0">
       <w:start w:val="1"/>
       <w:numFmt w:val="lowerLetter"/>
@@ -29953,116 +30556,6 @@
       </w:rPr>
     </w:lvl>
   </w:abstractNum>
-  <w:abstractNum w:abstractNumId="97">
-    <w:lvl w:ilvl="0">
-      <w:start w:val="1"/>
-      <w:numFmt w:val="lowerLetter"/>
-      <w:lvlText w:val="%1."/>
-      <w:lvlJc w:val="left"/>
-      <w:pPr>
-        <w:ind w:left="720" w:hanging="360"/>
-      </w:pPr>
-      <w:rPr>
-        <w:u w:val="none"/>
-      </w:rPr>
-    </w:lvl>
-    <w:lvl w:ilvl="1">
-      <w:start w:val="1"/>
-      <w:numFmt w:val="bullet"/>
-      <w:lvlText w:val="○"/>
-      <w:lvlJc w:val="left"/>
-      <w:pPr>
-        <w:ind w:left="1440" w:hanging="360"/>
-      </w:pPr>
-      <w:rPr>
-        <w:u w:val="none"/>
-      </w:rPr>
-    </w:lvl>
-    <w:lvl w:ilvl="2">
-      <w:start w:val="1"/>
-      <w:numFmt w:val="bullet"/>
-      <w:lvlText w:val="■"/>
-      <w:lvlJc w:val="left"/>
-      <w:pPr>
-        <w:ind w:left="2160" w:hanging="360"/>
-      </w:pPr>
-      <w:rPr>
-        <w:u w:val="none"/>
-      </w:rPr>
-    </w:lvl>
-    <w:lvl w:ilvl="3">
-      <w:start w:val="1"/>
-      <w:numFmt w:val="bullet"/>
-      <w:lvlText w:val="●"/>
-      <w:lvlJc w:val="left"/>
-      <w:pPr>
-        <w:ind w:left="2880" w:hanging="360"/>
-      </w:pPr>
-      <w:rPr>
-        <w:u w:val="none"/>
-      </w:rPr>
-    </w:lvl>
-    <w:lvl w:ilvl="4">
-      <w:start w:val="1"/>
-      <w:numFmt w:val="bullet"/>
-      <w:lvlText w:val="○"/>
-      <w:lvlJc w:val="left"/>
-      <w:pPr>
-        <w:ind w:left="3600" w:hanging="360"/>
-      </w:pPr>
-      <w:rPr>
-        <w:u w:val="none"/>
-      </w:rPr>
-    </w:lvl>
-    <w:lvl w:ilvl="5">
-      <w:start w:val="1"/>
-      <w:numFmt w:val="bullet"/>
-      <w:lvlText w:val="■"/>
-      <w:lvlJc w:val="left"/>
-      <w:pPr>
-        <w:ind w:left="4320" w:hanging="360"/>
-      </w:pPr>
-      <w:rPr>
-        <w:u w:val="none"/>
-      </w:rPr>
-    </w:lvl>
-    <w:lvl w:ilvl="6">
-      <w:start w:val="1"/>
-      <w:numFmt w:val="bullet"/>
-      <w:lvlText w:val="●"/>
-      <w:lvlJc w:val="left"/>
-      <w:pPr>
-        <w:ind w:left="5040" w:hanging="360"/>
-      </w:pPr>
-      <w:rPr>
-        <w:u w:val="none"/>
-      </w:rPr>
-    </w:lvl>
-    <w:lvl w:ilvl="7">
-      <w:start w:val="1"/>
-      <w:numFmt w:val="bullet"/>
-      <w:lvlText w:val="○"/>
-      <w:lvlJc w:val="left"/>
-      <w:pPr>
-        <w:ind w:left="5760" w:hanging="360"/>
-      </w:pPr>
-      <w:rPr>
-        <w:u w:val="none"/>
-      </w:rPr>
-    </w:lvl>
-    <w:lvl w:ilvl="8">
-      <w:start w:val="1"/>
-      <w:numFmt w:val="bullet"/>
-      <w:lvlText w:val="■"/>
-      <w:lvlJc w:val="left"/>
-      <w:pPr>
-        <w:ind w:left="6480" w:hanging="360"/>
-      </w:pPr>
-      <w:rPr>
-        <w:u w:val="none"/>
-      </w:rPr>
-    </w:lvl>
-  </w:abstractNum>
   <w:abstractNum w:abstractNumId="98">
     <w:lvl w:ilvl="0">
       <w:start w:val="1"/>
@@ -30188,6 +30681,116 @@
     </w:lvl>
     <w:lvl w:ilvl="1">
       <w:start w:val="1"/>
+      <w:numFmt w:val="bullet"/>
+      <w:lvlText w:val="○"/>
+      <w:lvlJc w:val="left"/>
+      <w:pPr>
+        <w:ind w:left="1440" w:hanging="360"/>
+      </w:pPr>
+      <w:rPr>
+        <w:u w:val="none"/>
+      </w:rPr>
+    </w:lvl>
+    <w:lvl w:ilvl="2">
+      <w:start w:val="1"/>
+      <w:numFmt w:val="bullet"/>
+      <w:lvlText w:val="■"/>
+      <w:lvlJc w:val="left"/>
+      <w:pPr>
+        <w:ind w:left="2160" w:hanging="360"/>
+      </w:pPr>
+      <w:rPr>
+        <w:u w:val="none"/>
+      </w:rPr>
+    </w:lvl>
+    <w:lvl w:ilvl="3">
+      <w:start w:val="1"/>
+      <w:numFmt w:val="bullet"/>
+      <w:lvlText w:val="●"/>
+      <w:lvlJc w:val="left"/>
+      <w:pPr>
+        <w:ind w:left="2880" w:hanging="360"/>
+      </w:pPr>
+      <w:rPr>
+        <w:u w:val="none"/>
+      </w:rPr>
+    </w:lvl>
+    <w:lvl w:ilvl="4">
+      <w:start w:val="1"/>
+      <w:numFmt w:val="bullet"/>
+      <w:lvlText w:val="○"/>
+      <w:lvlJc w:val="left"/>
+      <w:pPr>
+        <w:ind w:left="3600" w:hanging="360"/>
+      </w:pPr>
+      <w:rPr>
+        <w:u w:val="none"/>
+      </w:rPr>
+    </w:lvl>
+    <w:lvl w:ilvl="5">
+      <w:start w:val="1"/>
+      <w:numFmt w:val="bullet"/>
+      <w:lvlText w:val="■"/>
+      <w:lvlJc w:val="left"/>
+      <w:pPr>
+        <w:ind w:left="4320" w:hanging="360"/>
+      </w:pPr>
+      <w:rPr>
+        <w:u w:val="none"/>
+      </w:rPr>
+    </w:lvl>
+    <w:lvl w:ilvl="6">
+      <w:start w:val="1"/>
+      <w:numFmt w:val="bullet"/>
+      <w:lvlText w:val="●"/>
+      <w:lvlJc w:val="left"/>
+      <w:pPr>
+        <w:ind w:left="5040" w:hanging="360"/>
+      </w:pPr>
+      <w:rPr>
+        <w:u w:val="none"/>
+      </w:rPr>
+    </w:lvl>
+    <w:lvl w:ilvl="7">
+      <w:start w:val="1"/>
+      <w:numFmt w:val="bullet"/>
+      <w:lvlText w:val="○"/>
+      <w:lvlJc w:val="left"/>
+      <w:pPr>
+        <w:ind w:left="5760" w:hanging="360"/>
+      </w:pPr>
+      <w:rPr>
+        <w:u w:val="none"/>
+      </w:rPr>
+    </w:lvl>
+    <w:lvl w:ilvl="8">
+      <w:start w:val="1"/>
+      <w:numFmt w:val="bullet"/>
+      <w:lvlText w:val="■"/>
+      <w:lvlJc w:val="left"/>
+      <w:pPr>
+        <w:ind w:left="6480" w:hanging="360"/>
+      </w:pPr>
+      <w:rPr>
+        <w:u w:val="none"/>
+      </w:rPr>
+    </w:lvl>
+  </w:abstractNum>
+  <w:abstractNum w:abstractNumId="100">
+    <w:lvl w:ilvl="0">
+      <w:start w:val="1"/>
+      <w:numFmt w:val="lowerLetter"/>
+      <w:lvlText w:val="%1."/>
+      <w:lvlJc w:val="left"/>
+      <w:pPr>
+        <w:ind w:left="720" w:hanging="360"/>
+      </w:pPr>
+      <w:rPr>
+        <w:u w:val="none"/>
+      </w:rPr>
+    </w:lvl>
+    <w:lvl w:ilvl="1">
+      <w:start w:val="1"/>
       <w:numFmt w:val="lowerRoman"/>
       <w:lvlText w:val="%2."/>
       <w:lvlJc w:val="right"/>
@@ -30283,7 +30886,7 @@
       </w:rPr>
     </w:lvl>
   </w:abstractNum>
-  <w:abstractNum w:abstractNumId="100">
+  <w:abstractNum w:abstractNumId="101">
     <w:lvl w:ilvl="0">
       <w:start w:val="1"/>
       <w:numFmt w:val="lowerLetter"/>
@@ -30393,116 +30996,6 @@
       </w:rPr>
     </w:lvl>
   </w:abstractNum>
-  <w:abstractNum w:abstractNumId="101">
-    <w:lvl w:ilvl="0">
-      <w:start w:val="1"/>
-      <w:numFmt w:val="lowerLetter"/>
-      <w:lvlText w:val="%1."/>
-      <w:lvlJc w:val="left"/>
-      <w:pPr>
-        <w:ind w:left="720" w:hanging="360"/>
-      </w:pPr>
-      <w:rPr>
-        <w:u w:val="none"/>
-      </w:rPr>
-    </w:lvl>
-    <w:lvl w:ilvl="1">
-      <w:start w:val="1"/>
-      <w:numFmt w:val="bullet"/>
-      <w:lvlText w:val="○"/>
-      <w:lvlJc w:val="left"/>
-      <w:pPr>
-        <w:ind w:left="1440" w:hanging="360"/>
-      </w:pPr>
-      <w:rPr>
-        <w:u w:val="none"/>
-      </w:rPr>
-    </w:lvl>
-    <w:lvl w:ilvl="2">
-      <w:start w:val="1"/>
-      <w:numFmt w:val="bullet"/>
-      <w:lvlText w:val="■"/>
-      <w:lvlJc w:val="left"/>
-      <w:pPr>
-        <w:ind w:left="2160" w:hanging="360"/>
-      </w:pPr>
-      <w:rPr>
-        <w:u w:val="none"/>
-      </w:rPr>
-    </w:lvl>
-    <w:lvl w:ilvl="3">
-      <w:start w:val="1"/>
-      <w:numFmt w:val="bullet"/>
-      <w:lvlText w:val="●"/>
-      <w:lvlJc w:val="left"/>
-      <w:pPr>
-        <w:ind w:left="2880" w:hanging="360"/>
-      </w:pPr>
-      <w:rPr>
-        <w:u w:val="none"/>
-      </w:rPr>
-    </w:lvl>
-    <w:lvl w:ilvl="4">
-      <w:start w:val="1"/>
-      <w:numFmt w:val="bullet"/>
-      <w:lvlText w:val="○"/>
-      <w:lvlJc w:val="left"/>
-      <w:pPr>
-        <w:ind w:left="3600" w:hanging="360"/>
-      </w:pPr>
-      <w:rPr>
-        <w:u w:val="none"/>
-      </w:rPr>
-    </w:lvl>
-    <w:lvl w:ilvl="5">
-      <w:start w:val="1"/>
-      <w:numFmt w:val="bullet"/>
-      <w:lvlText w:val="■"/>
-      <w:lvlJc w:val="left"/>
-      <w:pPr>
-        <w:ind w:left="4320" w:hanging="360"/>
-      </w:pPr>
-      <w:rPr>
-        <w:u w:val="none"/>
-      </w:rPr>
-    </w:lvl>
-    <w:lvl w:ilvl="6">
-      <w:start w:val="1"/>
-      <w:numFmt w:val="bullet"/>
-      <w:lvlText w:val="●"/>
-      <w:lvlJc w:val="left"/>
-      <w:pPr>
-        <w:ind w:left="5040" w:hanging="360"/>
-      </w:pPr>
-      <w:rPr>
-        <w:u w:val="none"/>
-      </w:rPr>
-    </w:lvl>
-    <w:lvl w:ilvl="7">
-      <w:start w:val="1"/>
-      <w:numFmt w:val="bullet"/>
-      <w:lvlText w:val="○"/>
-      <w:lvlJc w:val="left"/>
-      <w:pPr>
-        <w:ind w:left="5760" w:hanging="360"/>
-      </w:pPr>
-      <w:rPr>
-        <w:u w:val="none"/>
-      </w:rPr>
-    </w:lvl>
-    <w:lvl w:ilvl="8">
-      <w:start w:val="1"/>
-      <w:numFmt w:val="bullet"/>
-      <w:lvlText w:val="■"/>
-      <w:lvlJc w:val="left"/>
-      <w:pPr>
-        <w:ind w:left="6480" w:hanging="360"/>
-      </w:pPr>
-      <w:rPr>
-        <w:u w:val="none"/>
-      </w:rPr>
-    </w:lvl>
-  </w:abstractNum>
   <w:abstractNum w:abstractNumId="102">
     <w:lvl w:ilvl="0">
       <w:start w:val="1"/>
@@ -30840,6 +31333,116 @@
       <w:lvlText w:val="%1."/>
       <w:lvlJc w:val="left"/>
       <w:pPr>
+        <w:ind w:left="720" w:hanging="360"/>
+      </w:pPr>
+      <w:rPr>
+        <w:u w:val="none"/>
+      </w:rPr>
+    </w:lvl>
+    <w:lvl w:ilvl="1">
+      <w:start w:val="1"/>
+      <w:numFmt w:val="bullet"/>
+      <w:lvlText w:val="○"/>
+      <w:lvlJc w:val="left"/>
+      <w:pPr>
+        <w:ind w:left="1440" w:hanging="360"/>
+      </w:pPr>
+      <w:rPr>
+        <w:u w:val="none"/>
+      </w:rPr>
+    </w:lvl>
+    <w:lvl w:ilvl="2">
+      <w:start w:val="1"/>
+      <w:numFmt w:val="bullet"/>
+      <w:lvlText w:val="■"/>
+      <w:lvlJc w:val="left"/>
+      <w:pPr>
+        <w:ind w:left="2160" w:hanging="360"/>
+      </w:pPr>
+      <w:rPr>
+        <w:u w:val="none"/>
+      </w:rPr>
+    </w:lvl>
+    <w:lvl w:ilvl="3">
+      <w:start w:val="1"/>
+      <w:numFmt w:val="bullet"/>
+      <w:lvlText w:val="●"/>
+      <w:lvlJc w:val="left"/>
+      <w:pPr>
+        <w:ind w:left="2880" w:hanging="360"/>
+      </w:pPr>
+      <w:rPr>
+        <w:u w:val="none"/>
+      </w:rPr>
+    </w:lvl>
+    <w:lvl w:ilvl="4">
+      <w:start w:val="1"/>
+      <w:numFmt w:val="bullet"/>
+      <w:lvlText w:val="○"/>
+      <w:lvlJc w:val="left"/>
+      <w:pPr>
+        <w:ind w:left="3600" w:hanging="360"/>
+      </w:pPr>
+      <w:rPr>
+        <w:u w:val="none"/>
+      </w:rPr>
+    </w:lvl>
+    <w:lvl w:ilvl="5">
+      <w:start w:val="1"/>
+      <w:numFmt w:val="bullet"/>
+      <w:lvlText w:val="■"/>
+      <w:lvlJc w:val="left"/>
+      <w:pPr>
+        <w:ind w:left="4320" w:hanging="360"/>
+      </w:pPr>
+      <w:rPr>
+        <w:u w:val="none"/>
+      </w:rPr>
+    </w:lvl>
+    <w:lvl w:ilvl="6">
+      <w:start w:val="1"/>
+      <w:numFmt w:val="bullet"/>
+      <w:lvlText w:val="●"/>
+      <w:lvlJc w:val="left"/>
+      <w:pPr>
+        <w:ind w:left="5040" w:hanging="360"/>
+      </w:pPr>
+      <w:rPr>
+        <w:u w:val="none"/>
+      </w:rPr>
+    </w:lvl>
+    <w:lvl w:ilvl="7">
+      <w:start w:val="1"/>
+      <w:numFmt w:val="bullet"/>
+      <w:lvlText w:val="○"/>
+      <w:lvlJc w:val="left"/>
+      <w:pPr>
+        <w:ind w:left="5760" w:hanging="360"/>
+      </w:pPr>
+      <w:rPr>
+        <w:u w:val="none"/>
+      </w:rPr>
+    </w:lvl>
+    <w:lvl w:ilvl="8">
+      <w:start w:val="1"/>
+      <w:numFmt w:val="bullet"/>
+      <w:lvlText w:val="■"/>
+      <w:lvlJc w:val="left"/>
+      <w:pPr>
+        <w:ind w:left="6480" w:hanging="360"/>
+      </w:pPr>
+      <w:rPr>
+        <w:u w:val="none"/>
+      </w:rPr>
+    </w:lvl>
+  </w:abstractNum>
+  <w:abstractNum w:abstractNumId="106">
+    <w:lvl w:ilvl="0">
+      <w:start w:val="1"/>
+      <w:numFmt w:val="lowerLetter"/>
+      <w:lvlText w:val="%1."/>
+      <w:lvlJc w:val="left"/>
+      <w:pPr>
         <w:ind w:left="1440" w:hanging="360"/>
       </w:pPr>
       <w:rPr>
@@ -30943,116 +31546,6 @@
       </w:rPr>
     </w:lvl>
   </w:abstractNum>
-  <w:abstractNum w:abstractNumId="106">
-    <w:lvl w:ilvl="0">
-      <w:start w:val="1"/>
-      <w:numFmt w:val="lowerLetter"/>
-      <w:lvlText w:val="%1."/>
-      <w:lvlJc w:val="left"/>
-      <w:pPr>
-        <w:ind w:left="720" w:hanging="360"/>
-      </w:pPr>
-      <w:rPr>
-        <w:u w:val="none"/>
-      </w:rPr>
-    </w:lvl>
-    <w:lvl w:ilvl="1">
-      <w:start w:val="1"/>
-      <w:numFmt w:val="bullet"/>
-      <w:lvlText w:val="○"/>
-      <w:lvlJc w:val="left"/>
-      <w:pPr>
-        <w:ind w:left="1440" w:hanging="360"/>
-      </w:pPr>
-      <w:rPr>
-        <w:u w:val="none"/>
-      </w:rPr>
-    </w:lvl>
-    <w:lvl w:ilvl="2">
-      <w:start w:val="1"/>
-      <w:numFmt w:val="bullet"/>
-      <w:lvlText w:val="■"/>
-      <w:lvlJc w:val="left"/>
-      <w:pPr>
-        <w:ind w:left="2160" w:hanging="360"/>
-      </w:pPr>
-      <w:rPr>
-        <w:u w:val="none"/>
-      </w:rPr>
-    </w:lvl>
-    <w:lvl w:ilvl="3">
-      <w:start w:val="1"/>
-      <w:numFmt w:val="bullet"/>
-      <w:lvlText w:val="●"/>
-      <w:lvlJc w:val="left"/>
-      <w:pPr>
-        <w:ind w:left="2880" w:hanging="360"/>
-      </w:pPr>
-      <w:rPr>
-        <w:u w:val="none"/>
-      </w:rPr>
-    </w:lvl>
-    <w:lvl w:ilvl="4">
-      <w:start w:val="1"/>
-      <w:numFmt w:val="bullet"/>
-      <w:lvlText w:val="○"/>
-      <w:lvlJc w:val="left"/>
-      <w:pPr>
-        <w:ind w:left="3600" w:hanging="360"/>
-      </w:pPr>
-      <w:rPr>
-        <w:u w:val="none"/>
-      </w:rPr>
-    </w:lvl>
-    <w:lvl w:ilvl="5">
-      <w:start w:val="1"/>
-      <w:numFmt w:val="bullet"/>
-      <w:lvlText w:val="■"/>
-      <w:lvlJc w:val="left"/>
-      <w:pPr>
-        <w:ind w:left="4320" w:hanging="360"/>
-      </w:pPr>
-      <w:rPr>
-        <w:u w:val="none"/>
-      </w:rPr>
-    </w:lvl>
-    <w:lvl w:ilvl="6">
-      <w:start w:val="1"/>
-      <w:numFmt w:val="bullet"/>
-      <w:lvlText w:val="●"/>
-      <w:lvlJc w:val="left"/>
-      <w:pPr>
-        <w:ind w:left="5040" w:hanging="360"/>
-      </w:pPr>
-      <w:rPr>
-        <w:u w:val="none"/>
-      </w:rPr>
-    </w:lvl>
-    <w:lvl w:ilvl="7">
-      <w:start w:val="1"/>
-      <w:numFmt w:val="bullet"/>
-      <w:lvlText w:val="○"/>
-      <w:lvlJc w:val="left"/>
-      <w:pPr>
-        <w:ind w:left="5760" w:hanging="360"/>
-      </w:pPr>
-      <w:rPr>
-        <w:u w:val="none"/>
-      </w:rPr>
-    </w:lvl>
-    <w:lvl w:ilvl="8">
-      <w:start w:val="1"/>
-      <w:numFmt w:val="bullet"/>
-      <w:lvlText w:val="■"/>
-      <w:lvlJc w:val="left"/>
-      <w:pPr>
-        <w:ind w:left="6480" w:hanging="360"/>
-      </w:pPr>
-      <w:rPr>
-        <w:u w:val="none"/>
-      </w:rPr>
-    </w:lvl>
-  </w:abstractNum>
   <w:abstractNum w:abstractNumId="107">
     <w:lvl w:ilvl="0">
       <w:start w:val="1"/>
@@ -31288,6 +31781,116 @@
     </w:lvl>
     <w:lvl w:ilvl="1">
       <w:start w:val="1"/>
+      <w:numFmt w:val="bullet"/>
+      <w:lvlText w:val="○"/>
+      <w:lvlJc w:val="left"/>
+      <w:pPr>
+        <w:ind w:left="1440" w:hanging="360"/>
+      </w:pPr>
+      <w:rPr>
+        <w:u w:val="none"/>
+      </w:rPr>
+    </w:lvl>
+    <w:lvl w:ilvl="2">
+      <w:start w:val="1"/>
+      <w:numFmt w:val="bullet"/>
+      <w:lvlText w:val="■"/>
+      <w:lvlJc w:val="left"/>
+      <w:pPr>
+        <w:ind w:left="2160" w:hanging="360"/>
+      </w:pPr>
+      <w:rPr>
+        <w:u w:val="none"/>
+      </w:rPr>
+    </w:lvl>
+    <w:lvl w:ilvl="3">
+      <w:start w:val="1"/>
+      <w:numFmt w:val="bullet"/>
+      <w:lvlText w:val="●"/>
+      <w:lvlJc w:val="left"/>
+      <w:pPr>
+        <w:ind w:left="2880" w:hanging="360"/>
+      </w:pPr>
+      <w:rPr>
+        <w:u w:val="none"/>
+      </w:rPr>
+    </w:lvl>
+    <w:lvl w:ilvl="4">
+      <w:start w:val="1"/>
+      <w:numFmt w:val="bullet"/>
+      <w:lvlText w:val="○"/>
+      <w:lvlJc w:val="left"/>
+      <w:pPr>
+        <w:ind w:left="3600" w:hanging="360"/>
+      </w:pPr>
+      <w:rPr>
+        <w:u w:val="none"/>
+      </w:rPr>
+    </w:lvl>
+    <w:lvl w:ilvl="5">
+      <w:start w:val="1"/>
+      <w:numFmt w:val="bullet"/>
+      <w:lvlText w:val="■"/>
+      <w:lvlJc w:val="left"/>
+      <w:pPr>
+        <w:ind w:left="4320" w:hanging="360"/>
+      </w:pPr>
+      <w:rPr>
+        <w:u w:val="none"/>
+      </w:rPr>
+    </w:lvl>
+    <w:lvl w:ilvl="6">
+      <w:start w:val="1"/>
+      <w:numFmt w:val="bullet"/>
+      <w:lvlText w:val="●"/>
+      <w:lvlJc w:val="left"/>
+      <w:pPr>
+        <w:ind w:left="5040" w:hanging="360"/>
+      </w:pPr>
+      <w:rPr>
+        <w:u w:val="none"/>
+      </w:rPr>
+    </w:lvl>
+    <w:lvl w:ilvl="7">
+      <w:start w:val="1"/>
+      <w:numFmt w:val="bullet"/>
+      <w:lvlText w:val="○"/>
+      <w:lvlJc w:val="left"/>
+      <w:pPr>
+        <w:ind w:left="5760" w:hanging="360"/>
+      </w:pPr>
+      <w:rPr>
+        <w:u w:val="none"/>
+      </w:rPr>
+    </w:lvl>
+    <w:lvl w:ilvl="8">
+      <w:start w:val="1"/>
+      <w:numFmt w:val="bullet"/>
+      <w:lvlText w:val="■"/>
+      <w:lvlJc w:val="left"/>
+      <w:pPr>
+        <w:ind w:left="6480" w:hanging="360"/>
+      </w:pPr>
+      <w:rPr>
+        <w:u w:val="none"/>
+      </w:rPr>
+    </w:lvl>
+  </w:abstractNum>
+  <w:abstractNum w:abstractNumId="110">
+    <w:lvl w:ilvl="0">
+      <w:start w:val="1"/>
+      <w:numFmt w:val="lowerLetter"/>
+      <w:lvlText w:val="%1."/>
+      <w:lvlJc w:val="left"/>
+      <w:pPr>
+        <w:ind w:left="720" w:hanging="360"/>
+      </w:pPr>
+      <w:rPr>
+        <w:u w:val="none"/>
+      </w:rPr>
+    </w:lvl>
+    <w:lvl w:ilvl="1">
+      <w:start w:val="1"/>
       <w:numFmt w:val="lowerRoman"/>
       <w:lvlText w:val="%2."/>
       <w:lvlJc w:val="right"/>
@@ -31383,7 +31986,7 @@
       </w:rPr>
     </w:lvl>
   </w:abstractNum>
-  <w:abstractNum w:abstractNumId="110">
+  <w:abstractNum w:abstractNumId="111">
     <w:lvl w:ilvl="0">
       <w:start w:val="1"/>
       <w:numFmt w:val="lowerLetter"/>
@@ -31493,7 +32096,7 @@
       </w:rPr>
     </w:lvl>
   </w:abstractNum>
-  <w:abstractNum w:abstractNumId="111">
+  <w:abstractNum w:abstractNumId="112">
     <w:lvl w:ilvl="0">
       <w:start w:val="1"/>
       <w:numFmt w:val="lowerLetter"/>
@@ -31603,7 +32206,7 @@
       </w:rPr>
     </w:lvl>
   </w:abstractNum>
-  <w:abstractNum w:abstractNumId="112">
+  <w:abstractNum w:abstractNumId="113">
     <w:lvl w:ilvl="0">
       <w:start w:val="1"/>
       <w:numFmt w:val="lowerLetter"/>
@@ -31713,116 +32316,6 @@
       </w:rPr>
     </w:lvl>
   </w:abstractNum>
-  <w:abstractNum w:abstractNumId="113">
-    <w:lvl w:ilvl="0">
-      <w:start w:val="1"/>
-      <w:numFmt w:val="lowerLetter"/>
-      <w:lvlText w:val="%1."/>
-      <w:lvlJc w:val="left"/>
-      <w:pPr>
-        <w:ind w:left="720" w:hanging="360"/>
-      </w:pPr>
-      <w:rPr>
-        <w:u w:val="none"/>
-      </w:rPr>
-    </w:lvl>
-    <w:lvl w:ilvl="1">
-      <w:start w:val="1"/>
-      <w:numFmt w:val="bullet"/>
-      <w:lvlText w:val="○"/>
-      <w:lvlJc w:val="left"/>
-      <w:pPr>
-        <w:ind w:left="1440" w:hanging="360"/>
-      </w:pPr>
-      <w:rPr>
-        <w:u w:val="none"/>
-      </w:rPr>
-    </w:lvl>
-    <w:lvl w:ilvl="2">
-      <w:start w:val="1"/>
-      <w:numFmt w:val="bullet"/>
-      <w:lvlText w:val="■"/>
-      <w:lvlJc w:val="left"/>
-      <w:pPr>
-        <w:ind w:left="2160" w:hanging="360"/>
-      </w:pPr>
-      <w:rPr>
-        <w:u w:val="none"/>
-      </w:rPr>
-    </w:lvl>
-    <w:lvl w:ilvl="3">
-      <w:start w:val="1"/>
-      <w:numFmt w:val="bullet"/>
-      <w:lvlText w:val="●"/>
-      <w:lvlJc w:val="left"/>
-      <w:pPr>
-        <w:ind w:left="2880" w:hanging="360"/>
-      </w:pPr>
-      <w:rPr>
-        <w:u w:val="none"/>
-      </w:rPr>
-    </w:lvl>
-    <w:lvl w:ilvl="4">
-      <w:start w:val="1"/>
-      <w:numFmt w:val="bullet"/>
-      <w:lvlText w:val="○"/>
-      <w:lvlJc w:val="left"/>
-      <w:pPr>
-        <w:ind w:left="3600" w:hanging="360"/>
-      </w:pPr>
-      <w:rPr>
-        <w:u w:val="none"/>
-      </w:rPr>
-    </w:lvl>
-    <w:lvl w:ilvl="5">
-      <w:start w:val="1"/>
-      <w:numFmt w:val="bullet"/>
-      <w:lvlText w:val="■"/>
-      <w:lvlJc w:val="left"/>
-      <w:pPr>
-        <w:ind w:left="4320" w:hanging="360"/>
-      </w:pPr>
-      <w:rPr>
-        <w:u w:val="none"/>
-      </w:rPr>
-    </w:lvl>
-    <w:lvl w:ilvl="6">
-      <w:start w:val="1"/>
-      <w:numFmt w:val="bullet"/>
-      <w:lvlText w:val="●"/>
-      <w:lvlJc w:val="left"/>
-      <w:pPr>
-        <w:ind w:left="5040" w:hanging="360"/>
-      </w:pPr>
-      <w:rPr>
-        <w:u w:val="none"/>
-      </w:rPr>
-    </w:lvl>
-    <w:lvl w:ilvl="7">
-      <w:start w:val="1"/>
-      <w:numFmt w:val="bullet"/>
-      <w:lvlText w:val="○"/>
-      <w:lvlJc w:val="left"/>
-      <w:pPr>
-        <w:ind w:left="5760" w:hanging="360"/>
-      </w:pPr>
-      <w:rPr>
-        <w:u w:val="none"/>
-      </w:rPr>
-    </w:lvl>
-    <w:lvl w:ilvl="8">
-      <w:start w:val="1"/>
-      <w:numFmt w:val="bullet"/>
-      <w:lvlText w:val="■"/>
-      <w:lvlJc w:val="left"/>
-      <w:pPr>
-        <w:ind w:left="6480" w:hanging="360"/>
-      </w:pPr>
-      <w:rPr>
-        <w:u w:val="none"/>
-      </w:rPr>
-    </w:lvl>
-  </w:abstractNum>
   <w:abstractNum w:abstractNumId="114">
     <w:lvl w:ilvl="0">
       <w:start w:val="1"/>
@@ -32156,6 +32649,226 @@
   <w:abstractNum w:abstractNumId="117">
     <w:lvl w:ilvl="0">
       <w:start w:val="1"/>
+      <w:numFmt w:val="decimal"/>
+      <w:lvlText w:val="%1."/>
+      <w:lvlJc w:val="left"/>
+      <w:pPr>
+        <w:ind w:left="720" w:hanging="360"/>
+      </w:pPr>
+      <w:rPr>
+        <w:u w:val="none"/>
+      </w:rPr>
+    </w:lvl>
+    <w:lvl w:ilvl="1">
+      <w:start w:val="1"/>
+      <w:numFmt w:val="lowerLetter"/>
+      <w:lvlText w:val="%2."/>
+      <w:lvlJc w:val="left"/>
+      <w:pPr>
+        <w:ind w:left="1440" w:hanging="360"/>
+      </w:pPr>
+      <w:rPr>
+        <w:u w:val="none"/>
+      </w:rPr>
+    </w:lvl>
+    <w:lvl w:ilvl="2">
+      <w:start w:val="1"/>
+      <w:numFmt w:val="lowerRoman"/>
+      <w:lvlText w:val="%3."/>
+      <w:lvlJc w:val="right"/>
+      <w:pPr>
+        <w:ind w:left="2160" w:hanging="360"/>
+      </w:pPr>
+      <w:rPr>
+        <w:u w:val="none"/>
+      </w:rPr>
+    </w:lvl>
+    <w:lvl w:ilvl="3">
+      <w:start w:val="1"/>
+      <w:numFmt w:val="decimal"/>
+      <w:lvlText w:val="%4."/>
+      <w:lvlJc w:val="left"/>
+      <w:pPr>
+        <w:ind w:left="2880" w:hanging="360"/>
+      </w:pPr>
+      <w:rPr>
+        <w:u w:val="none"/>
+      </w:rPr>
+    </w:lvl>
+    <w:lvl w:ilvl="4">
+      <w:start w:val="1"/>
+      <w:numFmt w:val="lowerLetter"/>
+      <w:lvlText w:val="%5."/>
+      <w:lvlJc w:val="left"/>
+      <w:pPr>
+        <w:ind w:left="3600" w:hanging="360"/>
+      </w:pPr>
+      <w:rPr>
+        <w:u w:val="none"/>
+      </w:rPr>
+    </w:lvl>
+    <w:lvl w:ilvl="5">
+      <w:start w:val="1"/>
+      <w:numFmt w:val="lowerRoman"/>
+      <w:lvlText w:val="%6."/>
+      <w:lvlJc w:val="right"/>
+      <w:pPr>
+        <w:ind w:left="4320" w:hanging="360"/>
+      </w:pPr>
+      <w:rPr>
+        <w:u w:val="none"/>
+      </w:rPr>
+    </w:lvl>
+    <w:lvl w:ilvl="6">
+      <w:start w:val="1"/>
+      <w:numFmt w:val="decimal"/>
+      <w:lvlText w:val="%7."/>
+      <w:lvlJc w:val="left"/>
+      <w:pPr>
+        <w:ind w:left="5040" w:hanging="360"/>
+      </w:pPr>
+      <w:rPr>
+        <w:u w:val="none"/>
+      </w:rPr>
+    </w:lvl>
+    <w:lvl w:ilvl="7">
+      <w:start w:val="1"/>
+      <w:numFmt w:val="lowerLetter"/>
+      <w:lvlText w:val="%8."/>
+      <w:lvlJc w:val="left"/>
+      <w:pPr>
+        <w:ind w:left="5760" w:hanging="360"/>
+      </w:pPr>
+      <w:rPr>
+        <w:u w:val="none"/>
+      </w:rPr>
+    </w:lvl>
+    <w:lvl w:ilvl="8">
+      <w:start w:val="1"/>
+      <w:numFmt w:val="lowerRoman"/>
+      <w:lvlText w:val="%9."/>
+      <w:lvlJc w:val="right"/>
+      <w:pPr>
+        <w:ind w:left="6480" w:hanging="360"/>
+      </w:pPr>
+      <w:rPr>
+        <w:u w:val="none"/>
+      </w:rPr>
+    </w:lvl>
+  </w:abstractNum>
+  <w:abstractNum w:abstractNumId="118">
+    <w:lvl w:ilvl="0">
+      <w:start w:val="1"/>
+      <w:numFmt w:val="lowerLetter"/>
+      <w:lvlText w:val="%1."/>
+      <w:lvlJc w:val="left"/>
+      <w:pPr>
+        <w:ind w:left="720" w:hanging="360"/>
+      </w:pPr>
+      <w:rPr>
+        <w:u w:val="none"/>
+      </w:rPr>
+    </w:lvl>
+    <w:lvl w:ilvl="1">
+      <w:start w:val="1"/>
+      <w:numFmt w:val="bullet"/>
+      <w:lvlText w:val="○"/>
+      <w:lvlJc w:val="left"/>
+      <w:pPr>
+        <w:ind w:left="1440" w:hanging="360"/>
+      </w:pPr>
+      <w:rPr>
+        <w:u w:val="none"/>
+      </w:rPr>
+    </w:lvl>
+    <w:lvl w:ilvl="2">
+      <w:start w:val="1"/>
+      <w:numFmt w:val="bullet"/>
+      <w:lvlText w:val="■"/>
+      <w:lvlJc w:val="left"/>
+      <w:pPr>
+        <w:ind w:left="2160" w:hanging="360"/>
+      </w:pPr>
+      <w:rPr>
+        <w:u w:val="none"/>
+      </w:rPr>
+    </w:lvl>
+    <w:lvl w:ilvl="3">
+      <w:start w:val="1"/>
+      <w:numFmt w:val="bullet"/>
+      <w:lvlText w:val="●"/>
+      <w:lvlJc w:val="left"/>
+      <w:pPr>
+        <w:ind w:left="2880" w:hanging="360"/>
+      </w:pPr>
+      <w:rPr>
+        <w:u w:val="none"/>
+      </w:rPr>
+    </w:lvl>
+    <w:lvl w:ilvl="4">
+      <w:start w:val="1"/>
+      <w:numFmt w:val="bullet"/>
+      <w:lvlText w:val="○"/>
+      <w:lvlJc w:val="left"/>
+      <w:pPr>
+        <w:ind w:left="3600" w:hanging="360"/>
+      </w:pPr>
+      <w:rPr>
+        <w:u w:val="none"/>
+      </w:rPr>
+    </w:lvl>
+    <w:lvl w:ilvl="5">
+      <w:start w:val="1"/>
+      <w:numFmt w:val="bullet"/>
+      <w:lvlText w:val="■"/>
+      <w:lvlJc w:val="left"/>
+      <w:pPr>
+        <w:ind w:left="4320" w:hanging="360"/>
+      </w:pPr>
+      <w:rPr>
+        <w:u w:val="none"/>
+      </w:rPr>
+    </w:lvl>
+    <w:lvl w:ilvl="6">
+      <w:start w:val="1"/>
+      <w:numFmt w:val="bullet"/>
+      <w:lvlText w:val="●"/>
+      <w:lvlJc w:val="left"/>
+      <w:pPr>
+        <w:ind w:left="5040" w:hanging="360"/>
+      </w:pPr>
+      <w:rPr>
+        <w:u w:val="none"/>
+      </w:rPr>
+    </w:lvl>
+    <w:lvl w:ilvl="7">
+      <w:start w:val="1"/>
+      <w:numFmt w:val="bullet"/>
+      <w:lvlText w:val="○"/>
+      <w:lvlJc w:val="left"/>
+      <w:pPr>
+        <w:ind w:left="5760" w:hanging="360"/>
+      </w:pPr>
+      <w:rPr>
+        <w:u w:val="none"/>
+      </w:rPr>
+    </w:lvl>
+    <w:lvl w:ilvl="8">
+      <w:start w:val="1"/>
+      <w:numFmt w:val="bullet"/>
+      <w:lvlText w:val="■"/>
+      <w:lvlJc w:val="left"/>
+      <w:pPr>
+        <w:ind w:left="6480" w:hanging="360"/>
+      </w:pPr>
+      <w:rPr>
+        <w:u w:val="none"/>
+      </w:rPr>
+    </w:lvl>
+  </w:abstractNum>
+  <w:abstractNum w:abstractNumId="119">
+    <w:lvl w:ilvl="0">
+      <w:start w:val="1"/>
       <w:numFmt w:val="lowerLetter"/>
       <w:lvlText w:val="%1."/>
       <w:lvlJc w:val="left"/>
@@ -32263,7 +32976,7 @@
       </w:rPr>
     </w:lvl>
   </w:abstractNum>
-  <w:abstractNum w:abstractNumId="118">
+  <w:abstractNum w:abstractNumId="120">
     <w:lvl w:ilvl="0">
       <w:start w:val="1"/>
       <w:numFmt w:val="lowerLetter"/>
@@ -32373,7 +33086,7 @@
       </w:rPr>
     </w:lvl>
   </w:abstractNum>
-  <w:abstractNum w:abstractNumId="119">
+  <w:abstractNum w:abstractNumId="121">
     <w:lvl w:ilvl="0">
       <w:start w:val="1"/>
       <w:numFmt w:val="lowerLetter"/>
@@ -32839,6 +33552,12 @@
   </w:num>
   <w:num w:numId="119">
     <w:abstractNumId w:val="119"/>
+  </w:num>
+  <w:num w:numId="120">
+    <w:abstractNumId w:val="120"/>
+  </w:num>
+  <w:num w:numId="121">
+    <w:abstractNumId w:val="121"/>
   </w:num>
 </w:numbering>
 </file>
